--- a/a7/packages/A7 Unit 3 - Exponents and Scientific Notation/Teacher Editions/A7 3.03  Teacher Edition.docx
+++ b/a7/packages/A7 Unit 3 - Exponents and Scientific Notation/Teacher Editions/A7 3.03  Teacher Edition.docx
@@ -149,105 +149,7 @@
           <w:color w:val="1A1A1A"/>
           <w:sz w:val="30"/>
         </w:rPr>
-        <w:t>Read This First</w:t>
-      </w:r>
-    </w:p>
-    <w:p>
-      <w:pPr>
-        <w:spacing w:before="0" w:after="120"/>
-      </w:pPr>
-      <w:r>
-        <w:rPr>
-          <w:b w:val="0"/>
-          <w:i w:val="0"/>
-          <w:color w:val="1A1A1A"/>
-          <w:sz w:val="21"/>
-        </w:rPr>
-        <w:t>This lesson rebuilds Math Nation 3.3 (SE pp. 112–117), the book's 'apply more than one law' day. The book's three collaborative pieces — Winston/Yvette, Caroline/Jamir, and the roundtable in teams of three — are here as Notes II, Example 1 and the whiteboard round. Nothing mathematical in the book's lesson pages needed repair.</w:t>
-      </w:r>
-    </w:p>
-    <w:p>
-      <w:pPr>
-        <w:spacing w:before="0" w:after="120"/>
-      </w:pPr>
-      <w:r>
-        <w:rPr>
-          <w:b w:val="0"/>
-          <w:i w:val="0"/>
-          <w:color w:val="1A1A1A"/>
-          <w:sz w:val="21"/>
-        </w:rPr>
-        <w:t>One repair on the Additional bank: the book's Homework L3 #7 key prints (¾)</w:t>
-      </w:r>
-      <w:r>
-        <w:rPr>
-          <w:b w:val="0"/>
-          <w:i w:val="0"/>
-          <w:color w:val="1A1A1A"/>
-          <w:sz w:val="21"/>
-          <w:vertAlign w:val="superscript"/>
-        </w:rPr>
-        <w:t>6</w:t>
-      </w:r>
-      <w:r>
-        <w:rPr>
-          <w:b w:val="0"/>
-          <w:i w:val="0"/>
-          <w:color w:val="1A1A1A"/>
-          <w:sz w:val="21"/>
-        </w:rPr>
-        <w:t xml:space="preserve"> = 729/4,046; the denominator is 4</w:t>
-      </w:r>
-      <w:r>
-        <w:rPr>
-          <w:b w:val="0"/>
-          <w:i w:val="0"/>
-          <w:color w:val="1A1A1A"/>
-          <w:sz w:val="21"/>
-          <w:vertAlign w:val="superscript"/>
-        </w:rPr>
-        <w:t>6</w:t>
-      </w:r>
-      <w:r>
-        <w:rPr>
-          <w:b w:val="0"/>
-          <w:i w:val="0"/>
-          <w:color w:val="1A1A1A"/>
-          <w:sz w:val="21"/>
-        </w:rPr>
-        <w:t xml:space="preserve"> = 4,096.</w:t>
-      </w:r>
-    </w:p>
-    <w:p>
-      <w:pPr>
-        <w:spacing w:before="0" w:after="120"/>
-      </w:pPr>
-      <w:r>
-        <w:rPr>
-          <w:b w:val="0"/>
-          <w:i w:val="0"/>
-          <w:color w:val="1A1A1A"/>
-          <w:sz w:val="21"/>
-        </w:rPr>
-        <w:t>Notes I is a seven-row reference table. Under ruling 11 the student's notes are the only durable record of the unit, so this table is copied in full and the teacher's edition says so.</w:t>
-      </w:r>
-    </w:p>
-    <w:p>
-      <w:pPr>
-        <w:keepNext/>
-        <w:spacing w:before="280" w:after="120"/>
-        <w:pBdr>
-          <w:bottom w:val="single" w:sz="8" w:space="2" w:color="1A1A1A"/>
-        </w:pBdr>
-      </w:pPr>
-      <w:r>
-        <w:rPr>
-          <w:b/>
-          <w:i w:val="0"/>
-          <w:color w:val="1A1A1A"/>
-          <w:sz w:val="30"/>
-        </w:rPr>
-        <w:t>Standard and Targets</w:t>
+        <w:t>The Period</w:t>
       </w:r>
     </w:p>
     <w:p>
@@ -284,7 +186,7 @@
           <w:color w:val="1A1A1A"/>
           <w:sz w:val="21"/>
         </w:rPr>
-        <w:t xml:space="preserve">Clarification  </w:t>
+        <w:t xml:space="preserve">Must  </w:t>
       </w:r>
       <w:r>
         <w:rPr>
@@ -293,7 +195,7 @@
           <w:color w:val="1A1A1A"/>
           <w:sz w:val="21"/>
         </w:rPr>
-        <w:t>Two or three laws in one expression, still with whole-number exponents and rational bases. Combined-law work with negative exponents is 3.06–3.07.</w:t>
+        <w:t>Two or three laws in one expression, whole-number exponents and rational bases; generate an equivalent expression and evaluate it.</w:t>
       </w:r>
     </w:p>
     <w:p>
@@ -307,7 +209,7 @@
           <w:color w:val="1A1A1A"/>
           <w:sz w:val="21"/>
         </w:rPr>
-        <w:t xml:space="preserve">Boundary  </w:t>
+        <w:t xml:space="preserve">Must not  </w:t>
       </w:r>
       <w:r>
         <w:rPr>
@@ -316,7 +218,7 @@
           <w:color w:val="1A1A1A"/>
           <w:sz w:val="21"/>
         </w:rPr>
-        <w:t>The laws never cross addition or subtraction; Notes III says so and the warm-up's order-of-operations item sets it up.</w:t>
+        <w:t>No negative exponents yet. The laws never cross addition or subtraction, and order of operations stays at six steps or fewer.</w:t>
       </w:r>
     </w:p>
     <w:p>
@@ -330,7 +232,7 @@
           <w:color w:val="1A1A1A"/>
           <w:sz w:val="21"/>
         </w:rPr>
-        <w:t xml:space="preserve">Learning target  </w:t>
+        <w:t xml:space="preserve">Target  </w:t>
       </w:r>
       <w:r>
         <w:rPr>
@@ -353,7 +255,16 @@
           <w:color w:val="1A1A1A"/>
           <w:sz w:val="21"/>
         </w:rPr>
-        <w:t xml:space="preserve">Essential question  </w:t>
+        <w:t xml:space="preserve">MTR  </w:t>
+      </w:r>
+      <w:r>
+        <w:rPr>
+          <w:b/>
+          <w:i w:val="0"/>
+          <w:color w:val="1A1A1A"/>
+          <w:sz w:val="21"/>
+        </w:rPr>
+        <w:t>MTR.2.1</w:t>
       </w:r>
       <w:r>
         <w:rPr>
@@ -362,13 +273,8 @@
           <w:color w:val="1A1A1A"/>
           <w:sz w:val="21"/>
         </w:rPr>
-        <w:t>How can the laws of exponents be used to generate equivalent numeric expressions?</w:t>
+        <w:t xml:space="preserve"> — Notes II and board 9   ·   </w:t>
       </w:r>
-    </w:p>
-    <w:p>
-      <w:pPr>
-        <w:spacing w:before="0" w:after="100"/>
-      </w:pPr>
       <w:r>
         <w:rPr>
           <w:b/>
@@ -376,7 +282,7 @@
           <w:color w:val="1A1A1A"/>
           <w:sz w:val="21"/>
         </w:rPr>
-        <w:t xml:space="preserve">Building on  </w:t>
+        <w:t>MTR.3.1</w:t>
       </w:r>
       <w:r>
         <w:rPr>
@@ -385,13 +291,8 @@
           <w:color w:val="1A1A1A"/>
           <w:sz w:val="21"/>
         </w:rPr>
-        <w:t>Lessons 3.01–3.02 — the seven laws; MA.7.NSO.2.1 — order of operations with rational numbers.</w:t>
+        <w:t xml:space="preserve"> — Boards 1 through 4   ·   </w:t>
       </w:r>
-    </w:p>
-    <w:p>
-      <w:pPr>
-        <w:spacing w:before="0" w:after="100"/>
-      </w:pPr>
       <w:r>
         <w:rPr>
           <w:b/>
@@ -399,7 +300,7 @@
           <w:color w:val="1A1A1A"/>
           <w:sz w:val="21"/>
         </w:rPr>
-        <w:t xml:space="preserve">Working toward  </w:t>
+        <w:t>MTR.6.1</w:t>
       </w:r>
       <w:r>
         <w:rPr>
@@ -408,98 +309,7 @@
           <w:color w:val="1A1A1A"/>
           <w:sz w:val="21"/>
         </w:rPr>
-        <w:t>MA.8.NSO.1.3 — the same combined work with integer exponents (3.06–3.07); MA.8.AR.1.1 — with variable bases (Thread A).</w:t>
-      </w:r>
-    </w:p>
-    <w:p>
-      <w:pPr>
-        <w:spacing w:before="0" w:after="100"/>
-      </w:pPr>
-      <w:r>
-        <w:rPr>
-          <w:b/>
-          <w:i w:val="0"/>
-          <w:color w:val="1A1A1A"/>
-          <w:sz w:val="21"/>
-        </w:rPr>
-        <w:t xml:space="preserve">Where this sits in the course  </w:t>
-      </w:r>
-      <w:r>
-        <w:rPr>
-          <w:b w:val="0"/>
-          <w:i w:val="0"/>
-          <w:color w:val="1A1A1A"/>
-          <w:sz w:val="21"/>
-        </w:rPr>
-        <w:t>Last of the three MA.7.NSO.1.1 lessons; 3.04 introduces negative exponents (MA.8.NSO.1.3).</w:t>
-      </w:r>
-    </w:p>
-    <w:p>
-      <w:pPr>
-        <w:keepNext/>
-        <w:spacing w:before="280" w:after="120"/>
-        <w:pBdr>
-          <w:bottom w:val="single" w:sz="8" w:space="2" w:color="1A1A1A"/>
-        </w:pBdr>
-      </w:pPr>
-      <w:r>
-        <w:rPr>
-          <w:b/>
-          <w:i w:val="0"/>
-          <w:color w:val="1A1A1A"/>
-          <w:sz w:val="30"/>
-        </w:rPr>
-        <w:t>Lesson at a Glance</w:t>
-      </w:r>
-    </w:p>
-    <w:p>
-      <w:pPr>
-        <w:spacing w:before="0" w:after="120"/>
-      </w:pPr>
-      <w:r>
-        <w:rPr>
-          <w:b w:val="0"/>
-          <w:i w:val="0"/>
-          <w:color w:val="1A1A1A"/>
-          <w:sz w:val="21"/>
-        </w:rPr>
-        <w:t xml:space="preserve">Windy Hill periods run </w:t>
-      </w:r>
-      <w:r>
-        <w:rPr>
-          <w:b/>
-          <w:i w:val="0"/>
-          <w:color w:val="1A1A1A"/>
-          <w:sz w:val="21"/>
-        </w:rPr>
-        <w:t>53 minutes</w:t>
-      </w:r>
-      <w:r>
-        <w:rPr>
-          <w:b w:val="0"/>
-          <w:i w:val="0"/>
-          <w:color w:val="1A1A1A"/>
-          <w:sz w:val="21"/>
-        </w:rPr>
-        <w:t xml:space="preserve">. The whiteboard round takes the remainder after the taught blocks — </w:t>
-      </w:r>
-      <w:r>
-        <w:rPr>
-          <w:b/>
-          <w:i w:val="0"/>
-          <w:color w:val="1A1A1A"/>
-          <w:sz w:val="21"/>
-        </w:rPr>
-        <w:t>20 minutes</w:t>
-      </w:r>
-      <w:r>
-        <w:rPr>
-          <w:b w:val="0"/>
-          <w:i w:val="0"/>
-          <w:color w:val="1A1A1A"/>
-          <w:sz w:val="21"/>
-        </w:rPr>
-        <w:t xml:space="preserve"> in this lesson — and IXL takes the last 5. Slide numbers below are read from the deck when this edition is built.</w:t>
+        <w:t xml:space="preserve"> — Board 5</w:t>
       </w:r>
     </w:p>
     <w:tbl>
@@ -1398,7 +1208,105 @@
                 <w:color w:val="1A1A1A"/>
                 <w:sz w:val="20"/>
               </w:rPr>
-              <w:t>20 min</w:t>
+              <w:t>14 min</w:t>
+            </w:r>
+          </w:p>
+        </w:tc>
+      </w:tr>
+      <w:tr>
+        <w:trPr>
+          <w:cantSplit/>
+        </w:trPr>
+        <w:tc>
+          <w:tcPr>
+            <w:tcW w:type="dxa" w:w="6660"/>
+            <w:tcMar>
+              <w:top w:w="60" w:type="dxa"/>
+              <w:left w:w="100" w:type="dxa"/>
+              <w:bottom w:w="60" w:type="dxa"/>
+              <w:right w:w="100" w:type="dxa"/>
+            </w:tcMar>
+            <w:tcBorders>
+              <w:top w:val="single" w:sz="6" w:color="1A1A1A"/>
+              <w:left w:val="single" w:sz="6" w:color="1A1A1A"/>
+              <w:bottom w:val="single" w:sz="6" w:color="1A1A1A"/>
+              <w:right w:val="single" w:sz="6" w:color="1A1A1A"/>
+            </w:tcBorders>
+          </w:tcPr>
+          <w:p>
+            <w:pPr>
+              <w:spacing w:after="0"/>
+            </w:pPr>
+            <w:r>
+              <w:rPr>
+                <w:b w:val="0"/>
+                <w:i w:val="0"/>
+                <w:color w:val="1A1A1A"/>
+                <w:sz w:val="20"/>
+              </w:rPr>
+              <w:t>Independent Set</w:t>
+            </w:r>
+          </w:p>
+        </w:tc>
+        <w:tc>
+          <w:tcPr>
+            <w:tcW w:type="dxa" w:w="1200"/>
+            <w:tcMar>
+              <w:top w:w="60" w:type="dxa"/>
+              <w:left w:w="100" w:type="dxa"/>
+              <w:bottom w:w="60" w:type="dxa"/>
+              <w:right w:w="100" w:type="dxa"/>
+            </w:tcMar>
+            <w:tcBorders>
+              <w:top w:val="single" w:sz="6" w:color="1A1A1A"/>
+              <w:left w:val="single" w:sz="6" w:color="1A1A1A"/>
+              <w:bottom w:val="single" w:sz="6" w:color="1A1A1A"/>
+              <w:right w:val="single" w:sz="6" w:color="1A1A1A"/>
+            </w:tcBorders>
+          </w:tcPr>
+          <w:p>
+            <w:pPr>
+              <w:spacing w:after="0"/>
+            </w:pPr>
+            <w:r>
+              <w:rPr>
+                <w:b w:val="0"/>
+                <w:i w:val="0"/>
+                <w:color w:val="1A1A1A"/>
+                <w:sz w:val="20"/>
+              </w:rPr>
+              <w:t>33</w:t>
+            </w:r>
+          </w:p>
+        </w:tc>
+        <w:tc>
+          <w:tcPr>
+            <w:tcW w:type="dxa" w:w="1500"/>
+            <w:tcMar>
+              <w:top w:w="60" w:type="dxa"/>
+              <w:left w:w="100" w:type="dxa"/>
+              <w:bottom w:w="60" w:type="dxa"/>
+              <w:right w:w="100" w:type="dxa"/>
+            </w:tcMar>
+            <w:tcBorders>
+              <w:top w:val="single" w:sz="6" w:color="1A1A1A"/>
+              <w:left w:val="single" w:sz="6" w:color="1A1A1A"/>
+              <w:bottom w:val="single" w:sz="6" w:color="1A1A1A"/>
+              <w:right w:val="single" w:sz="6" w:color="1A1A1A"/>
+            </w:tcBorders>
+          </w:tcPr>
+          <w:p>
+            <w:pPr>
+              <w:spacing w:after="0"/>
+            </w:pPr>
+            <w:r>
+              <w:rPr>
+                <w:b w:val="0"/>
+                <w:i w:val="0"/>
+                <w:color w:val="1A1A1A"/>
+                <w:sz w:val="20"/>
+              </w:rPr>
+              <w:t>6 min</w:t>
             </w:r>
           </w:p>
         </w:tc>
@@ -1465,7 +1373,7 @@
                 <w:color w:val="1A1A1A"/>
                 <w:sz w:val="20"/>
               </w:rPr>
-              <w:t>33</w:t>
+              <w:t>34</w:t>
             </w:r>
           </w:p>
         </w:tc>
@@ -1603,225 +1511,22 @@
     </w:p>
     <w:p>
       <w:pPr>
-        <w:spacing w:before="0" w:after="100"/>
+        <w:keepNext/>
+        <w:spacing w:before="200" w:after="60"/>
       </w:pPr>
       <w:r>
         <w:rPr>
           <w:b/>
           <w:i w:val="0"/>
           <w:color w:val="1A1A1A"/>
-          <w:sz w:val="21"/>
+          <w:sz w:val="23"/>
         </w:rPr>
-        <w:t xml:space="preserve">Materials  </w:t>
-      </w:r>
-      <w:r>
-        <w:rPr>
-          <w:b w:val="0"/>
-          <w:i w:val="0"/>
-          <w:color w:val="1A1A1A"/>
-          <w:sz w:val="21"/>
-        </w:rPr>
-        <w:t>Whiteboards and markers. Calculators are allowed on everything; the decimal values in the bank (5.0625, 2,293.45007, 9,605.9601) are calculator work once the single power is found.</w:t>
+        <w:t>Say these three things out loud today</w:t>
       </w:r>
     </w:p>
     <w:p>
       <w:pPr>
-        <w:spacing w:before="0" w:after="100"/>
-      </w:pPr>
-      <w:r>
-        <w:rPr>
-          <w:b/>
-          <w:i w:val="0"/>
-          <w:color w:val="1A1A1A"/>
-          <w:sz w:val="21"/>
-        </w:rPr>
-        <w:t xml:space="preserve">Where the lesson lives  </w:t>
-      </w:r>
-      <w:r>
-        <w:rPr>
-          <w:b w:val="0"/>
-          <w:i w:val="0"/>
-          <w:color w:val="1A1A1A"/>
-          <w:sz w:val="21"/>
-        </w:rPr>
-        <w:t>Notes II — two plans, one value. If students leave with 'the order is mine to choose and the value does not change', the lesson worked. Whiteboard 5 packs four named errors into one expression and is the round's best diagnostic.</w:t>
-      </w:r>
-    </w:p>
-    <w:p>
-      <w:pPr>
-        <w:spacing w:before="0" w:after="120"/>
-      </w:pPr>
-      <w:r>
-        <w:rPr>
-          <w:b/>
-          <w:i w:val="0"/>
-          <w:color w:val="1A1A1A"/>
-          <w:sz w:val="21"/>
-        </w:rPr>
-        <w:t>No partner or group work anywhere in this lesson.</w:t>
-      </w:r>
-      <w:r>
-        <w:rPr>
-          <w:b w:val="0"/>
-          <w:i w:val="0"/>
-          <w:color w:val="1A1A1A"/>
-          <w:sz w:val="21"/>
-        </w:rPr>
-        <w:t xml:space="preserve"> Every Math Nation exploration this lesson draws on was written for pairs; here the same tables are worked from the front and on individual boards.</w:t>
-      </w:r>
-    </w:p>
-    <w:p>
-      <w:pPr>
-        <w:keepNext/>
-        <w:spacing w:before="280" w:after="120"/>
-        <w:pBdr>
-          <w:bottom w:val="single" w:sz="8" w:space="2" w:color="1A1A1A"/>
-        </w:pBdr>
-      </w:pPr>
-      <w:r>
-        <w:rPr>
-          <w:b/>
-          <w:i w:val="0"/>
-          <w:color w:val="1A1A1A"/>
-          <w:sz w:val="30"/>
-        </w:rPr>
-        <w:t>Vocabulary</w:t>
-      </w:r>
-    </w:p>
-    <w:p>
-      <w:pPr>
-        <w:spacing w:before="0" w:after="80"/>
-        <w:ind w:left="360" w:hanging="360"/>
-      </w:pPr>
-      <w:r>
-        <w:rPr>
-          <w:b/>
-          <w:i w:val="0"/>
-          <w:color w:val="0B5394"/>
-          <w:sz w:val="21"/>
-        </w:rPr>
-        <w:t>equivalent expressions</w:t>
-      </w:r>
-      <w:r>
-        <w:rPr>
-          <w:b w:val="0"/>
-          <w:i w:val="0"/>
-          <w:color w:val="1A1A1A"/>
-          <w:sz w:val="21"/>
-        </w:rPr>
-        <w:t xml:space="preserve">  —  </w:t>
-      </w:r>
-      <w:r>
-        <w:rPr>
-          <w:b w:val="0"/>
-          <w:i w:val="0"/>
-          <w:color w:val="1A1A1A"/>
-          <w:sz w:val="21"/>
-        </w:rPr>
-        <w:t>two expressions with the same value for every choice of numbers; the laws of exponents turn one into the other</w:t>
-      </w:r>
-    </w:p>
-    <w:p>
-      <w:pPr>
-        <w:spacing w:before="0" w:after="80"/>
-        <w:ind w:left="360" w:hanging="360"/>
-      </w:pPr>
-      <w:r>
-        <w:rPr>
-          <w:b/>
-          <w:i w:val="0"/>
-          <w:color w:val="0B5394"/>
-          <w:sz w:val="21"/>
-        </w:rPr>
-        <w:t>evaluate</w:t>
-      </w:r>
-      <w:r>
-        <w:rPr>
-          <w:b w:val="0"/>
-          <w:i w:val="0"/>
-          <w:color w:val="1A1A1A"/>
-          <w:sz w:val="21"/>
-        </w:rPr>
-        <w:t xml:space="preserve">  —  </w:t>
-      </w:r>
-      <w:r>
-        <w:rPr>
-          <w:b w:val="0"/>
-          <w:i w:val="0"/>
-          <w:color w:val="1A1A1A"/>
-          <w:sz w:val="21"/>
-        </w:rPr>
-        <w:t>find the single value of an expression</w:t>
-      </w:r>
-    </w:p>
-    <w:p>
-      <w:pPr>
-        <w:spacing w:before="0" w:after="80"/>
-        <w:ind w:left="360" w:hanging="360"/>
-      </w:pPr>
-      <w:r>
-        <w:rPr>
-          <w:b/>
-          <w:i w:val="0"/>
-          <w:color w:val="0B5394"/>
-          <w:sz w:val="21"/>
-        </w:rPr>
-        <w:t>plan</w:t>
-      </w:r>
-      <w:r>
-        <w:rPr>
-          <w:b w:val="0"/>
-          <w:i w:val="0"/>
-          <w:color w:val="1A1A1A"/>
-          <w:sz w:val="21"/>
-        </w:rPr>
-        <w:t xml:space="preserve">  —  </w:t>
-      </w:r>
-      <w:r>
-        <w:rPr>
-          <w:b w:val="0"/>
-          <w:i w:val="0"/>
-          <w:color w:val="1A1A1A"/>
-          <w:sz w:val="21"/>
-        </w:rPr>
-        <w:t>the order in which you will apply the laws; any correct order gives the same value</w:t>
-      </w:r>
-    </w:p>
-    <w:p>
-      <w:pPr>
-        <w:keepNext/>
-        <w:spacing w:before="280" w:after="120"/>
-        <w:pBdr>
-          <w:bottom w:val="single" w:sz="8" w:space="2" w:color="1A1A1A"/>
-        </w:pBdr>
-      </w:pPr>
-      <w:r>
-        <w:rPr>
-          <w:b/>
-          <w:i w:val="0"/>
-          <w:color w:val="1A1A1A"/>
-          <w:sz w:val="30"/>
-        </w:rPr>
-        <w:t>Warm-Up — spaced retrieval</w:t>
-      </w:r>
-    </w:p>
-    <w:p>
-      <w:pPr>
-        <w:spacing w:before="0" w:after="120"/>
-      </w:pPr>
-      <w:r>
-        <w:rPr>
-          <w:b w:val="0"/>
-          <w:i w:val="0"/>
-          <w:color w:val="1A1A1A"/>
-          <w:sz w:val="21"/>
-        </w:rPr>
-        <w:t>Four questions, two minutes silent, then the reveal. No reteach longer than one sentence per question.</w:t>
-      </w:r>
-    </w:p>
-    <w:p>
-      <w:pPr>
-        <w:spacing w:before="0" w:after="80"/>
+        <w:spacing w:before="20" w:after="80"/>
         <w:ind w:left="360" w:hanging="360"/>
       </w:pPr>
       <w:r>
@@ -1840,88 +1545,12 @@
           <w:color w:val="1A1A1A"/>
           <w:sz w:val="21"/>
         </w:rPr>
-        <w:t xml:space="preserve">Find the value:  </w:t>
-      </w:r>
-      <w:r>
-        <w:drawing>
-          <wp:inline xmlns:a="http://schemas.openxmlformats.org/drawingml/2006/main" xmlns:pic="http://schemas.openxmlformats.org/drawingml/2006/picture">
-            <wp:extent cx="167640" cy="256032"/>
-            <wp:docPr id="1" name="Picture 1"/>
-            <wp:cNvGraphicFramePr>
-              <a:graphicFrameLocks noChangeAspect="1"/>
-            </wp:cNvGraphicFramePr>
-            <a:graphic>
-              <a:graphicData uri="http://schemas.openxmlformats.org/drawingml/2006/picture">
-                <pic:pic>
-                  <pic:nvPicPr>
-                    <pic:cNvPr id="0" name="e1399e0d24c0caff.png"/>
-                    <pic:cNvPicPr/>
-                  </pic:nvPicPr>
-                  <pic:blipFill>
-                    <a:blip r:embed="rId9"/>
-                    <a:stretch>
-                      <a:fillRect/>
-                    </a:stretch>
-                  </pic:blipFill>
-                  <pic:spPr>
-                    <a:xfrm>
-                      <a:off x="0" y="0"/>
-                      <a:ext cx="167640" cy="256032"/>
-                    </a:xfrm>
-                    <a:prstGeom prst="rect"/>
-                  </pic:spPr>
-                </pic:pic>
-              </a:graphicData>
-            </a:graphic>
-          </wp:inline>
-        </w:drawing>
-      </w:r>
-      <w:r>
-        <w:rPr>
-          <w:b w:val="0"/>
-          <w:i w:val="0"/>
-          <w:color w:val="1A1A1A"/>
-          <w:sz w:val="21"/>
-        </w:rPr>
-        <w:t xml:space="preserve">    </w:t>
-      </w:r>
-      <w:r>
-        <w:rPr>
-          <w:b/>
-          <w:i/>
-          <w:color w:val="9E1B32"/>
-          <w:sz w:val="21"/>
-        </w:rPr>
-        <w:t>100</w:t>
+        <w:t>Make the plan before you make a mark. Inside the parentheses first, or expand first — either, but pick one.</w:t>
       </w:r>
     </w:p>
     <w:p>
       <w:pPr>
-        <w:spacing w:before="0" w:after="120"/>
-        <w:ind w:left="360"/>
-      </w:pPr>
-      <w:r>
-        <w:rPr>
-          <w:b w:val="0"/>
-          <w:i/>
-          <w:color w:val="6B6B6B"/>
-          <w:sz w:val="19"/>
-        </w:rPr>
-        <w:t xml:space="preserve">retrieves: </w:t>
-      </w:r>
-      <w:r>
-        <w:rPr>
-          <w:b w:val="0"/>
-          <w:i/>
-          <w:color w:val="6B6B6B"/>
-          <w:sz w:val="19"/>
-        </w:rPr>
-        <w:t>yesterday — 3.02 — quotient of powers</w:t>
-      </w:r>
-    </w:p>
-    <w:p>
-      <w:pPr>
-        <w:spacing w:before="0" w:after="80"/>
+        <w:spacing w:before="20" w:after="80"/>
         <w:ind w:left="360" w:hanging="360"/>
       </w:pPr>
       <w:r>
@@ -1940,88 +1569,12 @@
           <w:color w:val="1A1A1A"/>
           <w:sz w:val="21"/>
         </w:rPr>
-        <w:t xml:space="preserve">Is </w:t>
-      </w:r>
-      <w:r>
-        <w:drawing>
-          <wp:inline xmlns:a="http://schemas.openxmlformats.org/drawingml/2006/main" xmlns:pic="http://schemas.openxmlformats.org/drawingml/2006/picture">
-            <wp:extent cx="344424" cy="204216"/>
-            <wp:docPr id="2" name="Picture 2"/>
-            <wp:cNvGraphicFramePr>
-              <a:graphicFrameLocks noChangeAspect="1"/>
-            </wp:cNvGraphicFramePr>
-            <a:graphic>
-              <a:graphicData uri="http://schemas.openxmlformats.org/drawingml/2006/picture">
-                <pic:pic>
-                  <pic:nvPicPr>
-                    <pic:cNvPr id="0" name="4365ca2398d7943c.png"/>
-                    <pic:cNvPicPr/>
-                  </pic:nvPicPr>
-                  <pic:blipFill>
-                    <a:blip r:embed="rId10"/>
-                    <a:stretch>
-                      <a:fillRect/>
-                    </a:stretch>
-                  </pic:blipFill>
-                  <pic:spPr>
-                    <a:xfrm>
-                      <a:off x="0" y="0"/>
-                      <a:ext cx="344424" cy="204216"/>
-                    </a:xfrm>
-                    <a:prstGeom prst="rect"/>
-                  </pic:spPr>
-                </pic:pic>
-              </a:graphicData>
-            </a:graphic>
-          </wp:inline>
-        </w:drawing>
-      </w:r>
-      <w:r>
-        <w:rPr>
-          <w:b w:val="0"/>
-          <w:i w:val="0"/>
-          <w:color w:val="1A1A1A"/>
-          <w:sz w:val="21"/>
-        </w:rPr>
-        <w:t xml:space="preserve"> closer to 7 or to 8?    </w:t>
-      </w:r>
-      <w:r>
-        <w:rPr>
-          <w:b/>
-          <w:i/>
-          <w:color w:val="9E1B32"/>
-          <w:sz w:val="21"/>
-        </w:rPr>
-        <w:t>7</w:t>
+        <w:t>A zero exponent is a 1 sitting in the expression. It changes nothing, and it is not nothing.</w:t>
       </w:r>
     </w:p>
     <w:p>
       <w:pPr>
-        <w:spacing w:before="0" w:after="120"/>
-        <w:ind w:left="360"/>
-      </w:pPr>
-      <w:r>
-        <w:rPr>
-          <w:b w:val="0"/>
-          <w:i/>
-          <w:color w:val="6B6B6B"/>
-          <w:sz w:val="19"/>
-        </w:rPr>
-        <w:t xml:space="preserve">retrieves: </w:t>
-      </w:r>
-      <w:r>
-        <w:rPr>
-          <w:b w:val="0"/>
-          <w:i/>
-          <w:color w:val="6B6B6B"/>
-          <w:sz w:val="19"/>
-        </w:rPr>
-        <w:t>last week — Unit 2 — approximating roots (2.04): 50 is 1 above 49 and 14 below 64</w:t>
-      </w:r>
-    </w:p>
-    <w:p>
-      <w:pPr>
-        <w:spacing w:before="0" w:after="80"/>
+        <w:spacing w:before="20" w:after="80"/>
         <w:ind w:left="360" w:hanging="360"/>
       </w:pPr>
       <w:r>
@@ -2040,183 +1593,12 @@
           <w:color w:val="1A1A1A"/>
           <w:sz w:val="21"/>
         </w:rPr>
-        <w:t xml:space="preserve">Solve  </w:t>
-      </w:r>
-      <w:r>
-        <w:drawing>
-          <wp:inline xmlns:a="http://schemas.openxmlformats.org/drawingml/2006/main" xmlns:pic="http://schemas.openxmlformats.org/drawingml/2006/picture">
-            <wp:extent cx="829056" cy="143256"/>
-            <wp:docPr id="3" name="Picture 3"/>
-            <wp:cNvGraphicFramePr>
-              <a:graphicFrameLocks noChangeAspect="1"/>
-            </wp:cNvGraphicFramePr>
-            <a:graphic>
-              <a:graphicData uri="http://schemas.openxmlformats.org/drawingml/2006/picture">
-                <pic:pic>
-                  <pic:nvPicPr>
-                    <pic:cNvPr id="0" name="bee2af2904d08dd7.png"/>
-                    <pic:cNvPicPr/>
-                  </pic:nvPicPr>
-                  <pic:blipFill>
-                    <a:blip r:embed="rId11"/>
-                    <a:stretch>
-                      <a:fillRect/>
-                    </a:stretch>
-                  </pic:blipFill>
-                  <pic:spPr>
-                    <a:xfrm>
-                      <a:off x="0" y="0"/>
-                      <a:ext cx="829056" cy="143256"/>
-                    </a:xfrm>
-                    <a:prstGeom prst="rect"/>
-                  </pic:spPr>
-                </pic:pic>
-              </a:graphicData>
-            </a:graphic>
-          </wp:inline>
-        </w:drawing>
-      </w:r>
-      <w:r>
-        <w:rPr>
-          <w:b w:val="0"/>
-          <w:i w:val="0"/>
-          <w:color w:val="1A1A1A"/>
-          <w:sz w:val="21"/>
-        </w:rPr>
-        <w:t xml:space="preserve">    </w:t>
-      </w:r>
-      <w:r>
-        <w:rPr>
-          <w:b/>
-          <w:i/>
-          <w:color w:val="9E1B32"/>
-          <w:sz w:val="21"/>
-        </w:rPr>
-        <w:t>x = 5</w:t>
+        <w:t>The laws work on multiplication and division only. They never cross a plus sign.</w:t>
       </w:r>
     </w:p>
     <w:p>
-      <w:pPr>
-        <w:spacing w:before="0" w:after="120"/>
-        <w:ind w:left="360"/>
-      </w:pPr>
       <w:r>
-        <w:rPr>
-          <w:b w:val="0"/>
-          <w:i/>
-          <w:color w:val="6B6B6B"/>
-          <w:sz w:val="19"/>
-        </w:rPr>
-        <w:t xml:space="preserve">retrieves: </w:t>
-      </w:r>
-      <w:r>
-        <w:rPr>
-          <w:b w:val="0"/>
-          <w:i/>
-          <w:color w:val="6B6B6B"/>
-          <w:sz w:val="19"/>
-        </w:rPr>
-        <w:t>last unit — Unit 1 — equations with parentheses (1.05)</w:t>
-      </w:r>
-    </w:p>
-    <w:p>
-      <w:pPr>
-        <w:spacing w:before="0" w:after="80"/>
-        <w:ind w:left="360" w:hanging="360"/>
-      </w:pPr>
-      <w:r>
-        <w:rPr>
-          <w:b/>
-          <w:i w:val="0"/>
-          <w:color w:val="1A1A1A"/>
-          <w:sz w:val="21"/>
-        </w:rPr>
-        <w:t xml:space="preserve">4.  </w:t>
-      </w:r>
-      <w:r>
-        <w:rPr>
-          <w:b w:val="0"/>
-          <w:i w:val="0"/>
-          <w:color w:val="1A1A1A"/>
-          <w:sz w:val="21"/>
-        </w:rPr>
-        <w:t xml:space="preserve">Evaluate  </w:t>
-      </w:r>
-      <w:r>
-        <w:drawing>
-          <wp:inline xmlns:a="http://schemas.openxmlformats.org/drawingml/2006/main" xmlns:pic="http://schemas.openxmlformats.org/drawingml/2006/picture">
-            <wp:extent cx="554736" cy="146304"/>
-            <wp:docPr id="4" name="Picture 4"/>
-            <wp:cNvGraphicFramePr>
-              <a:graphicFrameLocks noChangeAspect="1"/>
-            </wp:cNvGraphicFramePr>
-            <a:graphic>
-              <a:graphicData uri="http://schemas.openxmlformats.org/drawingml/2006/picture">
-                <pic:pic>
-                  <pic:nvPicPr>
-                    <pic:cNvPr id="0" name="84904a73b1dd637e.png"/>
-                    <pic:cNvPicPr/>
-                  </pic:nvPicPr>
-                  <pic:blipFill>
-                    <a:blip r:embed="rId12"/>
-                    <a:stretch>
-                      <a:fillRect/>
-                    </a:stretch>
-                  </pic:blipFill>
-                  <pic:spPr>
-                    <a:xfrm>
-                      <a:off x="0" y="0"/>
-                      <a:ext cx="554736" cy="146304"/>
-                    </a:xfrm>
-                    <a:prstGeom prst="rect"/>
-                  </pic:spPr>
-                </pic:pic>
-              </a:graphicData>
-            </a:graphic>
-          </wp:inline>
-        </w:drawing>
-      </w:r>
-      <w:r>
-        <w:rPr>
-          <w:b w:val="0"/>
-          <w:i w:val="0"/>
-          <w:color w:val="1A1A1A"/>
-          <w:sz w:val="21"/>
-        </w:rPr>
-        <w:t xml:space="preserve">    </w:t>
-      </w:r>
-      <w:r>
-        <w:rPr>
-          <w:b/>
-          <w:i/>
-          <w:color w:val="9E1B32"/>
-          <w:sz w:val="21"/>
-        </w:rPr>
-        <w:t>50</w:t>
-      </w:r>
-    </w:p>
-    <w:p>
-      <w:pPr>
-        <w:spacing w:before="0" w:after="120"/>
-        <w:ind w:left="360"/>
-      </w:pPr>
-      <w:r>
-        <w:rPr>
-          <w:b w:val="0"/>
-          <w:i/>
-          <w:color w:val="6B6B6B"/>
-          <w:sz w:val="19"/>
-        </w:rPr>
-        <w:t xml:space="preserve">retrieves: </w:t>
-      </w:r>
-      <w:r>
-        <w:rPr>
-          <w:b w:val="0"/>
-          <w:i/>
-          <w:color w:val="6B6B6B"/>
-          <w:sz w:val="19"/>
-        </w:rPr>
-        <w:t>prior grade — the prerequisite this lesson needs — MA.6.NSO / 7.NSO.2.1 — order of operations: the exponent first, then multiply, then add</w:t>
+        <w:br w:type="page"/>
       </w:r>
     </w:p>
     <w:p>
@@ -2234,47 +1616,31 @@
           <w:color w:val="1A1A1A"/>
           <w:sz w:val="30"/>
         </w:rPr>
-        <w:t>Slide-by-Slide Teaching Notes</w:t>
+        <w:t>Slide by Slide</w:t>
       </w:r>
     </w:p>
     <w:p>
       <w:pPr>
-        <w:keepNext/>
-        <w:spacing w:before="200" w:after="60"/>
+        <w:spacing w:before="20" w:after="60"/>
+        <w:ind w:left="470" w:hanging="470"/>
       </w:pPr>
       <w:r>
         <w:rPr>
           <w:b/>
           <w:i w:val="0"/>
           <w:color w:val="1A1A1A"/>
-          <w:sz w:val="23"/>
+          <w:sz w:val="21"/>
         </w:rPr>
-        <w:t>Slide 1.  Exponential Expressions</w:t>
+        <w:t xml:space="preserve">1.  </w:t>
       </w:r>
       <w:r>
         <w:rPr>
-          <w:b w:val="0"/>
-          <w:i/>
-          <w:color w:val="6B6B6B"/>
-          <w:sz w:val="19"/>
-        </w:rPr>
-        <w:t xml:space="preserve">    1 min</w:t>
-      </w:r>
-    </w:p>
-    <w:p>
-      <w:pPr>
-        <w:spacing w:before="0" w:after="60"/>
-        <w:ind w:left="360" w:hanging="220"/>
-      </w:pPr>
-      <w:r>
-        <w:rPr>
-          <w:rFonts w:ascii="FreeSerif" w:hAnsi="FreeSerif" w:eastAsia="FreeSerif"/>
-          <w:b w:val="0"/>
+          <w:b/>
           <w:i w:val="0"/>
           <w:color w:val="1A1A1A"/>
-          <w:sz w:val="16"/>
+          <w:sz w:val="21"/>
         </w:rPr>
-        <w:t xml:space="preserve">●  </w:t>
+        <w:t xml:space="preserve">Exponential Expressions.  </w:t>
       </w:r>
       <w:r>
         <w:rPr>
@@ -2283,47 +1649,31 @@
           <w:color w:val="1A1A1A"/>
           <w:sz w:val="21"/>
         </w:rPr>
-        <w:t>Post the learning target. Say the 'today' line and nothing else yet.</w:t>
+        <w:t>Post the learning target.</w:t>
       </w:r>
     </w:p>
     <w:p>
       <w:pPr>
-        <w:keepNext/>
-        <w:spacing w:before="200" w:after="60"/>
+        <w:spacing w:before="20" w:after="60"/>
+        <w:ind w:left="470" w:hanging="470"/>
       </w:pPr>
       <w:r>
         <w:rPr>
           <w:b/>
           <w:i w:val="0"/>
           <w:color w:val="1A1A1A"/>
-          <w:sz w:val="23"/>
+          <w:sz w:val="21"/>
         </w:rPr>
-        <w:t>Slide 2.  Warm-Up — On your own. Four minutes. No notes.</w:t>
+        <w:t xml:space="preserve">2.  </w:t>
       </w:r>
       <w:r>
         <w:rPr>
-          <w:b w:val="0"/>
-          <w:i/>
-          <w:color w:val="6B6B6B"/>
-          <w:sz w:val="19"/>
-        </w:rPr>
-        <w:t xml:space="preserve">    4 min</w:t>
-      </w:r>
-    </w:p>
-    <w:p>
-      <w:pPr>
-        <w:spacing w:before="0" w:after="60"/>
-        <w:ind w:left="360" w:hanging="220"/>
-      </w:pPr>
-      <w:r>
-        <w:rPr>
-          <w:rFonts w:ascii="FreeSerif" w:hAnsi="FreeSerif" w:eastAsia="FreeSerif"/>
-          <w:b w:val="0"/>
+          <w:b/>
           <w:i w:val="0"/>
           <w:color w:val="1A1A1A"/>
-          <w:sz w:val="16"/>
+          <w:sz w:val="21"/>
         </w:rPr>
-        <w:t xml:space="preserve">●  </w:t>
+        <w:t xml:space="preserve">Warm-Up — On your own. Four minutes. No notes..  </w:t>
       </w:r>
       <w:r>
         <w:rPr>
@@ -2332,47 +1682,31 @@
           <w:color w:val="1A1A1A"/>
           <w:sz w:val="21"/>
         </w:rPr>
-        <w:t>Q4 is the prerequisite: exponents before multiplication before addition. A board with 80 (added first) or 146 (multiplied 3·4 first) is the order-of-operations slip that will show up again inside today's expressions.</w:t>
+        <w:t>Q4 is the prerequisite: exponents before multiplication before addition.</w:t>
       </w:r>
     </w:p>
     <w:p>
       <w:pPr>
-        <w:keepNext/>
-        <w:spacing w:before="200" w:after="60"/>
+        <w:spacing w:before="20" w:after="60"/>
+        <w:ind w:left="470" w:hanging="470"/>
       </w:pPr>
       <w:r>
         <w:rPr>
           <w:b/>
           <w:i w:val="0"/>
           <w:color w:val="1A1A1A"/>
-          <w:sz w:val="23"/>
+          <w:sz w:val="21"/>
         </w:rPr>
-        <w:t>Slide 3.  Warm-Up — Answers.</w:t>
+        <w:t xml:space="preserve">3.  </w:t>
       </w:r>
       <w:r>
         <w:rPr>
-          <w:b w:val="0"/>
-          <w:i/>
-          <w:color w:val="6B6B6B"/>
-          <w:sz w:val="19"/>
-        </w:rPr>
-        <w:t xml:space="preserve">    1 min</w:t>
-      </w:r>
-    </w:p>
-    <w:p>
-      <w:pPr>
-        <w:spacing w:before="0" w:after="60"/>
-        <w:ind w:left="360" w:hanging="220"/>
-      </w:pPr>
-      <w:r>
-        <w:rPr>
-          <w:rFonts w:ascii="FreeSerif" w:hAnsi="FreeSerif" w:eastAsia="FreeSerif"/>
-          <w:b w:val="0"/>
+          <w:b/>
           <w:i w:val="0"/>
           <w:color w:val="1A1A1A"/>
-          <w:sz w:val="16"/>
+          <w:sz w:val="21"/>
         </w:rPr>
-        <w:t xml:space="preserve">●  </w:t>
+        <w:t xml:space="preserve">Warm-Up — Answers..  </w:t>
       </w:r>
       <w:r>
         <w:rPr>
@@ -2381,47 +1715,31 @@
           <w:color w:val="1A1A1A"/>
           <w:sz w:val="21"/>
         </w:rPr>
-        <w:t>Reveal. Ask for the band each question came from only if time allows.</w:t>
+        <w:t>Reveal.  1. 100   2. 7   3. x = 5   4. 50</w:t>
       </w:r>
     </w:p>
     <w:p>
       <w:pPr>
-        <w:keepNext/>
-        <w:spacing w:before="200" w:after="60"/>
+        <w:spacing w:before="20" w:after="60"/>
+        <w:ind w:left="470" w:hanging="470"/>
       </w:pPr>
       <w:r>
         <w:rPr>
           <w:b/>
           <w:i w:val="0"/>
           <w:color w:val="1A1A1A"/>
-          <w:sz w:val="23"/>
+          <w:sz w:val="21"/>
         </w:rPr>
-        <w:t>Slide 4.  Notes — Copy the table. It is your reference for the rest of the unit.</w:t>
+        <w:t xml:space="preserve">4.  </w:t>
       </w:r>
       <w:r>
         <w:rPr>
-          <w:b w:val="0"/>
-          <w:i/>
-          <w:color w:val="6B6B6B"/>
-          <w:sz w:val="19"/>
-        </w:rPr>
-        <w:t xml:space="preserve">    3 min</w:t>
-      </w:r>
-    </w:p>
-    <w:p>
-      <w:pPr>
-        <w:spacing w:before="0" w:after="60"/>
-        <w:ind w:left="360" w:hanging="220"/>
-      </w:pPr>
-      <w:r>
-        <w:rPr>
-          <w:rFonts w:ascii="FreeSerif" w:hAnsi="FreeSerif" w:eastAsia="FreeSerif"/>
-          <w:b w:val="0"/>
+          <w:b/>
           <w:i w:val="0"/>
           <w:color w:val="1A1A1A"/>
-          <w:sz w:val="16"/>
+          <w:sz w:val="21"/>
         </w:rPr>
-        <w:t xml:space="preserve">●  </w:t>
+        <w:t xml:space="preserve">Notes — Copy the table. It is your reference for the rest of the unit..  </w:t>
       </w:r>
       <w:r>
         <w:rPr>
@@ -2430,47 +1748,31 @@
           <w:color w:val="1A1A1A"/>
           <w:sz w:val="21"/>
         </w:rPr>
-        <w:t>This table is the durable record: students have no worksheet and no study guide, so the notes are what they keep (ruling 11). Read down the middle column once, aloud. Then the one sentence that organises the table: product and quotient laws need the SAME base; the power laws move an exponent onto every factor or exponent inside.</w:t>
+        <w:t>This table is the durable record: students have no worksheet and no study guide, so the notes are what they keep (ruling 11).</w:t>
       </w:r>
     </w:p>
     <w:p>
       <w:pPr>
-        <w:keepNext/>
-        <w:spacing w:before="200" w:after="60"/>
+        <w:spacing w:before="20" w:after="60"/>
+        <w:ind w:left="470" w:hanging="470"/>
       </w:pPr>
       <w:r>
         <w:rPr>
           <w:b/>
           <w:i w:val="0"/>
           <w:color w:val="1A1A1A"/>
-          <w:sz w:val="23"/>
+          <w:sz w:val="21"/>
         </w:rPr>
-        <w:t>Slide 5.  Notes — Two students, two orders, one value.</w:t>
+        <w:t xml:space="preserve">5.  </w:t>
       </w:r>
       <w:r>
         <w:rPr>
-          <w:b w:val="0"/>
-          <w:i/>
-          <w:color w:val="6B6B6B"/>
-          <w:sz w:val="19"/>
-        </w:rPr>
-        <w:t xml:space="preserve">    4 min</w:t>
-      </w:r>
-    </w:p>
-    <w:p>
-      <w:pPr>
-        <w:spacing w:before="0" w:after="60"/>
-        <w:ind w:left="360" w:hanging="220"/>
-      </w:pPr>
-      <w:r>
-        <w:rPr>
-          <w:rFonts w:ascii="FreeSerif" w:hAnsi="FreeSerif" w:eastAsia="FreeSerif"/>
-          <w:b w:val="0"/>
+          <w:b/>
           <w:i w:val="0"/>
           <w:color w:val="1A1A1A"/>
-          <w:sz w:val="16"/>
+          <w:sz w:val="21"/>
         </w:rPr>
-        <w:t xml:space="preserve">●  </w:t>
+        <w:t xml:space="preserve">Notes — Two students, two orders, one value..  </w:t>
       </w:r>
       <w:r>
         <w:rPr>
@@ -2479,17 +1781,31 @@
           <w:color w:val="1A1A1A"/>
           <w:sz w:val="21"/>
         </w:rPr>
-        <w:t>Winston: quotient first (inside the parentheses), then power of a power. Yvette: power of a quotient first, then power of a power on top and bottom, then quotient. Both reach 2</w:t>
+        <w:t>Pick the order that makes the numbers smallest soonest. Inside the parentheses first is usually that order.</w:t>
+      </w:r>
+    </w:p>
+    <w:p>
+      <w:pPr>
+        <w:spacing w:before="20" w:after="60"/>
+        <w:ind w:left="470" w:hanging="470"/>
+      </w:pPr>
+      <w:r>
+        <w:rPr>
+          <w:b/>
+          <w:i w:val="0"/>
+          <w:color w:val="1A1A1A"/>
+          <w:sz w:val="21"/>
+        </w:rPr>
+        <w:t xml:space="preserve">6.  </w:t>
       </w:r>
       <w:r>
         <w:rPr>
-          <w:b w:val="0"/>
+          <w:b/>
           <w:i w:val="0"/>
           <w:color w:val="1A1A1A"/>
           <w:sz w:val="21"/>
-          <w:vertAlign w:val="superscript"/>
         </w:rPr>
-        <w:t>6</w:t>
+        <w:t xml:space="preserve">Notes.  </w:t>
       </w:r>
       <w:r>
         <w:rPr>
@@ -2498,32 +1814,31 @@
           <w:color w:val="1A1A1A"/>
           <w:sz w:val="21"/>
         </w:rPr>
-        <w:t xml:space="preserve"> = 64. The teaching point is that a plan is required and the order is free — not that one order is right.</w:t>
+        <w:t>The laws are shortcuts for multiplying and dividing powers.</w:t>
       </w:r>
     </w:p>
     <w:p>
       <w:pPr>
-        <w:spacing w:before="0" w:after="80"/>
-        <w:ind w:left="360" w:hanging="220"/>
+        <w:spacing w:before="20" w:after="60"/>
+        <w:ind w:left="470" w:hanging="470"/>
       </w:pPr>
       <w:r>
         <w:rPr>
-          <w:rFonts w:ascii="FreeSerif" w:hAnsi="FreeSerif" w:eastAsia="FreeSerif"/>
-          <w:b w:val="0"/>
+          <w:b/>
           <w:i w:val="0"/>
           <w:color w:val="1A1A1A"/>
-          <w:sz w:val="16"/>
+          <w:sz w:val="21"/>
         </w:rPr>
-        <w:t xml:space="preserve">●  </w:t>
+        <w:t xml:space="preserve">7.  </w:t>
       </w:r>
       <w:r>
         <w:rPr>
           <w:b/>
           <w:i w:val="0"/>
-          <w:color w:val="6B6B6B"/>
+          <w:color w:val="1A1A1A"/>
           <w:sz w:val="21"/>
         </w:rPr>
-        <w:t xml:space="preserve">OFF THE SLIDE, YOURS TO SAY: </w:t>
+        <w:t xml:space="preserve">Example 1 — A zero exponent inside a product inside a quotient..  </w:t>
       </w:r>
       <w:r>
         <w:rPr>
@@ -2532,47 +1847,31 @@
           <w:color w:val="1A1A1A"/>
           <w:sz w:val="21"/>
         </w:rPr>
-        <w:t>'Pick the order that makes the numbers smallest soonest. Inside the parentheses first is usually that order.'</w:t>
+        <w:t>SPOKEN ONLY.</w:t>
       </w:r>
     </w:p>
     <w:p>
       <w:pPr>
-        <w:keepNext/>
-        <w:spacing w:before="200" w:after="60"/>
+        <w:spacing w:before="20" w:after="60"/>
+        <w:ind w:left="470" w:hanging="470"/>
       </w:pPr>
       <w:r>
         <w:rPr>
           <w:b/>
           <w:i w:val="0"/>
           <w:color w:val="1A1A1A"/>
-          <w:sz w:val="23"/>
+          <w:sz w:val="21"/>
         </w:rPr>
-        <w:t>Slide 6.  Notes</w:t>
+        <w:t xml:space="preserve">8.  </w:t>
       </w:r>
       <w:r>
         <w:rPr>
-          <w:b w:val="0"/>
-          <w:i/>
-          <w:color w:val="6B6B6B"/>
-          <w:sz w:val="19"/>
-        </w:rPr>
-        <w:t xml:space="preserve">    3 min</w:t>
-      </w:r>
-    </w:p>
-    <w:p>
-      <w:pPr>
-        <w:spacing w:before="0" w:after="60"/>
-        <w:ind w:left="360" w:hanging="220"/>
-      </w:pPr>
-      <w:r>
-        <w:rPr>
-          <w:rFonts w:ascii="FreeSerif" w:hAnsi="FreeSerif" w:eastAsia="FreeSerif"/>
-          <w:b w:val="0"/>
+          <w:b/>
           <w:i w:val="0"/>
           <w:color w:val="1A1A1A"/>
-          <w:sz w:val="16"/>
+          <w:sz w:val="21"/>
         </w:rPr>
-        <w:t xml:space="preserve">●  </w:t>
+        <w:t xml:space="preserve">Example 1 — Worked — Caroline's plan and Jamir's plan..  </w:t>
       </w:r>
       <w:r>
         <w:rPr>
@@ -2581,297 +1880,31 @@
           <w:color w:val="1A1A1A"/>
           <w:sz w:val="21"/>
         </w:rPr>
-        <w:t>The laws are shortcuts for multiplying and dividing powers. They never cross an addition or subtraction: 2</w:t>
-      </w:r>
-      <w:r>
-        <w:rPr>
-          <w:b w:val="0"/>
-          <w:i w:val="0"/>
-          <w:color w:val="1A1A1A"/>
-          <w:sz w:val="21"/>
-          <w:vertAlign w:val="superscript"/>
-        </w:rPr>
-        <w:t>3</w:t>
-      </w:r>
-      <w:r>
-        <w:rPr>
-          <w:b w:val="0"/>
-          <w:i w:val="0"/>
-          <w:color w:val="1A1A1A"/>
-          <w:sz w:val="21"/>
-        </w:rPr>
-        <w:t xml:space="preserve"> + 2</w:t>
-      </w:r>
-      <w:r>
-        <w:rPr>
-          <w:b w:val="0"/>
-          <w:i w:val="0"/>
-          <w:color w:val="1A1A1A"/>
-          <w:sz w:val="21"/>
-          <w:vertAlign w:val="superscript"/>
-        </w:rPr>
-        <w:t>2</w:t>
-      </w:r>
-      <w:r>
-        <w:rPr>
-          <w:b w:val="0"/>
-          <w:i w:val="0"/>
-          <w:color w:val="1A1A1A"/>
-          <w:sz w:val="21"/>
-        </w:rPr>
-        <w:t xml:space="preserve"> is 8 + 4 = 12, not 2</w:t>
-      </w:r>
-      <w:r>
-        <w:rPr>
-          <w:b w:val="0"/>
-          <w:i w:val="0"/>
-          <w:color w:val="1A1A1A"/>
-          <w:sz w:val="21"/>
-          <w:vertAlign w:val="superscript"/>
-        </w:rPr>
-        <w:t>5</w:t>
-      </w:r>
-      <w:r>
-        <w:rPr>
-          <w:b w:val="0"/>
-          <w:i w:val="0"/>
-          <w:color w:val="1A1A1A"/>
-          <w:sz w:val="21"/>
-        </w:rPr>
-        <w:t>. Parentheses first, then exponents (that is where the laws live), then multiply and divide left to right, then add and subtract.</w:t>
+        <w:t>Caroline adds 5 + 0 first (product of powers), then subtracts.</w:t>
       </w:r>
     </w:p>
     <w:p>
       <w:pPr>
-        <w:keepNext/>
-        <w:spacing w:before="200" w:after="60"/>
+        <w:spacing w:before="20" w:after="60"/>
+        <w:ind w:left="470" w:hanging="470"/>
       </w:pPr>
       <w:r>
         <w:rPr>
           <w:b/>
           <w:i w:val="0"/>
           <w:color w:val="1A1A1A"/>
-          <w:sz w:val="23"/>
-        </w:rPr>
-        <w:t>Slide 7.  Example 1 — A zero exponent inside a product inside a quotient.</w:t>
-      </w:r>
-      <w:r>
-        <w:rPr>
-          <w:b w:val="0"/>
-          <w:i/>
-          <w:color w:val="6B6B6B"/>
-          <w:sz w:val="19"/>
-        </w:rPr>
-        <w:t xml:space="preserve">    1 min</w:t>
-      </w:r>
-    </w:p>
-    <w:p>
-      <w:pPr>
-        <w:spacing w:before="0" w:after="60"/>
-        <w:ind w:left="360" w:hanging="220"/>
-      </w:pPr>
-      <w:r>
-        <w:rPr>
-          <w:rFonts w:ascii="FreeSerif" w:hAnsi="FreeSerif" w:eastAsia="FreeSerif"/>
-          <w:b w:val="0"/>
-          <w:i w:val="0"/>
-          <w:color w:val="1A1A1A"/>
-          <w:sz w:val="16"/>
-        </w:rPr>
-        <w:t xml:space="preserve">●  </w:t>
-      </w:r>
-      <w:r>
-        <w:rPr>
-          <w:b w:val="0"/>
-          <w:i w:val="0"/>
-          <w:color w:val="1A1A1A"/>
           <w:sz w:val="21"/>
         </w:rPr>
-        <w:t>SPOKEN ONLY. Ask for a plan out loud before anything is written: what will you do with 4</w:t>
+        <w:t xml:space="preserve">9.  </w:t>
       </w:r>
-      <w:r>
-        <w:rPr>
-          <w:b w:val="0"/>
-          <w:i w:val="0"/>
-          <w:color w:val="1A1A1A"/>
-          <w:sz w:val="21"/>
-          <w:vertAlign w:val="superscript"/>
-        </w:rPr>
-        <w:t>0</w:t>
-      </w:r>
-      <w:r>
-        <w:rPr>
-          <w:b w:val="0"/>
-          <w:i w:val="0"/>
-          <w:color w:val="1A1A1A"/>
-          <w:sz w:val="21"/>
-        </w:rPr>
-        <w:t>? What law joins 4</w:t>
-      </w:r>
-      <w:r>
-        <w:rPr>
-          <w:b w:val="0"/>
-          <w:i w:val="0"/>
-          <w:color w:val="1A1A1A"/>
-          <w:sz w:val="21"/>
-          <w:vertAlign w:val="superscript"/>
-        </w:rPr>
-        <w:t>5</w:t>
-      </w:r>
-      <w:r>
-        <w:rPr>
-          <w:b w:val="0"/>
-          <w:i w:val="0"/>
-          <w:color w:val="1A1A1A"/>
-          <w:sz w:val="21"/>
-        </w:rPr>
-        <w:t xml:space="preserve"> and 4</w:t>
-      </w:r>
-      <w:r>
-        <w:rPr>
-          <w:b w:val="0"/>
-          <w:i w:val="0"/>
-          <w:color w:val="1A1A1A"/>
-          <w:sz w:val="21"/>
-          <w:vertAlign w:val="superscript"/>
-        </w:rPr>
-        <w:t>0</w:t>
-      </w:r>
-      <w:r>
-        <w:rPr>
-          <w:b w:val="0"/>
-          <w:i w:val="0"/>
-          <w:color w:val="1A1A1A"/>
-          <w:sz w:val="21"/>
-        </w:rPr>
-        <w:t>? What law handles the fraction bar?</w:t>
-      </w:r>
-    </w:p>
-    <w:p>
-      <w:pPr>
-        <w:keepNext/>
-        <w:spacing w:before="200" w:after="60"/>
-      </w:pPr>
       <w:r>
         <w:rPr>
           <w:b/>
           <w:i w:val="0"/>
           <w:color w:val="1A1A1A"/>
-          <w:sz w:val="23"/>
-        </w:rPr>
-        <w:t>Slide 8.  Example 1 — Worked — Caroline's plan and Jamir's plan.</w:t>
-      </w:r>
-      <w:r>
-        <w:rPr>
-          <w:b w:val="0"/>
-          <w:i/>
-          <w:color w:val="6B6B6B"/>
-          <w:sz w:val="19"/>
-        </w:rPr>
-        <w:t xml:space="preserve">    2 min</w:t>
-      </w:r>
-    </w:p>
-    <w:p>
-      <w:pPr>
-        <w:spacing w:before="0" w:after="60"/>
-        <w:ind w:left="360" w:hanging="220"/>
-      </w:pPr>
-      <w:r>
-        <w:rPr>
-          <w:rFonts w:ascii="FreeSerif" w:hAnsi="FreeSerif" w:eastAsia="FreeSerif"/>
-          <w:b w:val="0"/>
-          <w:i w:val="0"/>
-          <w:color w:val="1A1A1A"/>
-          <w:sz w:val="16"/>
-        </w:rPr>
-        <w:t xml:space="preserve">●  </w:t>
-      </w:r>
-      <w:r>
-        <w:rPr>
-          <w:b w:val="0"/>
-          <w:i w:val="0"/>
-          <w:color w:val="1A1A1A"/>
           <w:sz w:val="21"/>
         </w:rPr>
-        <w:t>Caroline adds 5 + 0 first (product of powers), then subtracts. Jamir replaces 4</w:t>
-      </w:r>
-      <w:r>
-        <w:rPr>
-          <w:b w:val="0"/>
-          <w:i w:val="0"/>
-          <w:color w:val="1A1A1A"/>
-          <w:sz w:val="21"/>
-          <w:vertAlign w:val="superscript"/>
-        </w:rPr>
-        <w:t>0</w:t>
-      </w:r>
-      <w:r>
-        <w:rPr>
-          <w:b w:val="0"/>
-          <w:i w:val="0"/>
-          <w:color w:val="1A1A1A"/>
-          <w:sz w:val="21"/>
-        </w:rPr>
-        <w:t xml:space="preserve"> with 1 first (zero exponent), multiplies, then subtracts. Same 4</w:t>
-      </w:r>
-      <w:r>
-        <w:rPr>
-          <w:b w:val="0"/>
-          <w:i w:val="0"/>
-          <w:color w:val="1A1A1A"/>
-          <w:sz w:val="21"/>
-          <w:vertAlign w:val="superscript"/>
-        </w:rPr>
-        <w:t>3</w:t>
-      </w:r>
-      <w:r>
-        <w:rPr>
-          <w:b w:val="0"/>
-          <w:i w:val="0"/>
-          <w:color w:val="1A1A1A"/>
-          <w:sz w:val="21"/>
-        </w:rPr>
-        <w:t xml:space="preserve"> = 64. Ask which plan they prefer — the answer does not matter, having one does.</w:t>
-      </w:r>
-    </w:p>
-    <w:p>
-      <w:pPr>
-        <w:keepNext/>
-        <w:spacing w:before="200" w:after="60"/>
-      </w:pPr>
-      <w:r>
-        <w:rPr>
-          <w:b/>
-          <w:i w:val="0"/>
-          <w:color w:val="1A1A1A"/>
-          <w:sz w:val="23"/>
-        </w:rPr>
-        <w:t>Slide 9.  Your Turn — Same steps, your numbers. Boards up when done.</w:t>
-      </w:r>
-      <w:r>
-        <w:rPr>
-          <w:b w:val="0"/>
-          <w:i/>
-          <w:color w:val="6B6B6B"/>
-          <w:sz w:val="19"/>
-        </w:rPr>
-        <w:t xml:space="preserve">    2 min</w:t>
-      </w:r>
-    </w:p>
-    <w:p>
-      <w:pPr>
-        <w:spacing w:before="0" w:after="60"/>
-        <w:ind w:left="360" w:hanging="220"/>
-      </w:pPr>
-      <w:r>
-        <w:rPr>
-          <w:rFonts w:ascii="FreeSerif" w:hAnsi="FreeSerif" w:eastAsia="FreeSerif"/>
-          <w:b w:val="0"/>
-          <w:i w:val="0"/>
-          <w:color w:val="1A1A1A"/>
-          <w:sz w:val="16"/>
-        </w:rPr>
-        <w:t xml:space="preserve">●  </w:t>
+        <w:t xml:space="preserve">Your Turn — Same steps, your numbers. Boards up when done..  </w:t>
       </w:r>
       <w:r>
         <w:rPr>
@@ -2918,47 +1951,31 @@
           <w:color w:val="1A1A1A"/>
           <w:sz w:val="21"/>
         </w:rPr>
-        <w:t>). 25 is right.</w:t>
+        <w:t>).</w:t>
       </w:r>
     </w:p>
     <w:p>
       <w:pPr>
-        <w:keepNext/>
-        <w:spacing w:before="200" w:after="60"/>
+        <w:spacing w:before="20" w:after="60"/>
+        <w:ind w:left="470" w:hanging="470"/>
       </w:pPr>
       <w:r>
         <w:rPr>
           <w:b/>
           <w:i w:val="0"/>
           <w:color w:val="1A1A1A"/>
-          <w:sz w:val="23"/>
+          <w:sz w:val="21"/>
         </w:rPr>
-        <w:t>Slide 10.  Your Turn — Answer.</w:t>
+        <w:t xml:space="preserve">10.  </w:t>
       </w:r>
       <w:r>
         <w:rPr>
-          <w:b w:val="0"/>
-          <w:i/>
-          <w:color w:val="6B6B6B"/>
-          <w:sz w:val="19"/>
-        </w:rPr>
-        <w:t xml:space="preserve">    1 min</w:t>
-      </w:r>
-    </w:p>
-    <w:p>
-      <w:pPr>
-        <w:spacing w:before="0" w:after="60"/>
-        <w:ind w:left="360" w:hanging="220"/>
-      </w:pPr>
-      <w:r>
-        <w:rPr>
-          <w:rFonts w:ascii="FreeSerif" w:hAnsi="FreeSerif" w:eastAsia="FreeSerif"/>
-          <w:b w:val="0"/>
+          <w:b/>
           <w:i w:val="0"/>
           <w:color w:val="1A1A1A"/>
-          <w:sz w:val="16"/>
+          <w:sz w:val="21"/>
         </w:rPr>
-        <w:t xml:space="preserve">●  </w:t>
+        <w:t xml:space="preserve">Your Turn — Answer..  </w:t>
       </w:r>
       <w:r>
         <w:rPr>
@@ -2972,42 +1989,26 @@
     </w:p>
     <w:p>
       <w:pPr>
-        <w:keepNext/>
-        <w:spacing w:before="200" w:after="60"/>
+        <w:spacing w:before="20" w:after="60"/>
+        <w:ind w:left="470" w:hanging="470"/>
       </w:pPr>
       <w:r>
         <w:rPr>
           <w:b/>
           <w:i w:val="0"/>
           <w:color w:val="1A1A1A"/>
-          <w:sz w:val="23"/>
+          <w:sz w:val="21"/>
         </w:rPr>
-        <w:t>Slide 11.  Example 2 — Three laws, a decimal and a negative base.</w:t>
+        <w:t xml:space="preserve">11.  </w:t>
       </w:r>
       <w:r>
         <w:rPr>
-          <w:b w:val="0"/>
-          <w:i/>
-          <w:color w:val="6B6B6B"/>
-          <w:sz w:val="19"/>
-        </w:rPr>
-        <w:t xml:space="preserve">    1 min</w:t>
-      </w:r>
-    </w:p>
-    <w:p>
-      <w:pPr>
-        <w:spacing w:before="0" w:after="60"/>
-        <w:ind w:left="360" w:hanging="220"/>
-      </w:pPr>
-      <w:r>
-        <w:rPr>
-          <w:rFonts w:ascii="FreeSerif" w:hAnsi="FreeSerif" w:eastAsia="FreeSerif"/>
-          <w:b w:val="0"/>
+          <w:b/>
           <w:i w:val="0"/>
           <w:color w:val="1A1A1A"/>
-          <w:sz w:val="16"/>
+          <w:sz w:val="21"/>
         </w:rPr>
-        <w:t xml:space="preserve">●  </w:t>
+        <w:t xml:space="preserve">Example 2 — Three laws, a decimal and a negative base..  </w:t>
       </w:r>
       <w:r>
         <w:rPr>
@@ -3016,7 +2017,158 @@
           <w:color w:val="1A1A1A"/>
           <w:sz w:val="21"/>
         </w:rPr>
-        <w:t>SPOKEN ONLY. Plan: 11.6</w:t>
+        <w:t>SPOKEN ONLY.</w:t>
+      </w:r>
+    </w:p>
+    <w:p>
+      <w:pPr>
+        <w:spacing w:before="20" w:after="60"/>
+        <w:ind w:left="470" w:hanging="470"/>
+      </w:pPr>
+      <w:r>
+        <w:rPr>
+          <w:b/>
+          <w:i w:val="0"/>
+          <w:color w:val="1A1A1A"/>
+          <w:sz w:val="21"/>
+        </w:rPr>
+        <w:t xml:space="preserve">12.  </w:t>
+      </w:r>
+      <w:r>
+        <w:rPr>
+          <w:b/>
+          <w:i w:val="0"/>
+          <w:color w:val="1A1A1A"/>
+          <w:sz w:val="21"/>
+        </w:rPr>
+        <w:t xml:space="preserve">Example 2 — Worked..  </w:t>
+      </w:r>
+      <w:r>
+        <w:rPr>
+          <w:b w:val="0"/>
+          <w:i w:val="0"/>
+          <w:color w:val="1A1A1A"/>
+          <w:sz w:val="21"/>
+        </w:rPr>
+        <w:t>Zero exponent, then power of a quotient backwards, then one power of −10.</w:t>
+      </w:r>
+    </w:p>
+    <w:p>
+      <w:pPr>
+        <w:spacing w:before="20" w:after="60"/>
+        <w:ind w:left="470" w:hanging="470"/>
+      </w:pPr>
+      <w:r>
+        <w:rPr>
+          <w:b/>
+          <w:i w:val="0"/>
+          <w:color w:val="1A1A1A"/>
+          <w:sz w:val="21"/>
+        </w:rPr>
+        <w:t xml:space="preserve">13.  </w:t>
+      </w:r>
+      <w:r>
+        <w:rPr>
+          <w:b/>
+          <w:i w:val="0"/>
+          <w:color w:val="1A1A1A"/>
+          <w:sz w:val="21"/>
+        </w:rPr>
+        <w:t xml:space="preserve">Your Turn — Same steps, your numbers. Boards up when done..  </w:t>
+      </w:r>
+      <w:r>
+        <w:rPr>
+          <w:b w:val="0"/>
+          <w:i w:val="0"/>
+          <w:color w:val="1A1A1A"/>
+          <w:sz w:val="21"/>
+        </w:rPr>
+        <w:t>Catches a dropped sign (27) and a student who applied the zero law to the wrong power (7 · something).</w:t>
+      </w:r>
+    </w:p>
+    <w:p>
+      <w:pPr>
+        <w:spacing w:before="20" w:after="60"/>
+        <w:ind w:left="470" w:hanging="470"/>
+      </w:pPr>
+      <w:r>
+        <w:rPr>
+          <w:b/>
+          <w:i w:val="0"/>
+          <w:color w:val="1A1A1A"/>
+          <w:sz w:val="21"/>
+        </w:rPr>
+        <w:t xml:space="preserve">14.  </w:t>
+      </w:r>
+      <w:r>
+        <w:rPr>
+          <w:b/>
+          <w:i w:val="0"/>
+          <w:color w:val="1A1A1A"/>
+          <w:sz w:val="21"/>
+        </w:rPr>
+        <w:t xml:space="preserve">Your Turn — Answer..  </w:t>
+      </w:r>
+      <w:r>
+        <w:rPr>
+          <w:b w:val="0"/>
+          <w:i w:val="0"/>
+          <w:color w:val="1A1A1A"/>
+          <w:sz w:val="21"/>
+        </w:rPr>
+        <w:t>Reveal; name what a wrong board most likely did (see the note above).</w:t>
+      </w:r>
+    </w:p>
+    <w:p>
+      <w:pPr>
+        <w:spacing w:before="20" w:after="60"/>
+        <w:ind w:left="470" w:hanging="470"/>
+      </w:pPr>
+      <w:r>
+        <w:rPr>
+          <w:b/>
+          <w:i w:val="0"/>
+          <w:color w:val="1A1A1A"/>
+          <w:sz w:val="21"/>
+        </w:rPr>
+        <w:t xml:space="preserve">15–16.  </w:t>
+      </w:r>
+      <w:r>
+        <w:rPr>
+          <w:b/>
+          <w:i w:val="0"/>
+          <w:color w:val="1A1A1A"/>
+          <w:sz w:val="21"/>
+        </w:rPr>
+        <w:t xml:space="preserve">Board 1.  </w:t>
+      </w:r>
+      <w:r>
+        <w:rPr>
+          <w:b w:val="0"/>
+          <w:i w:val="0"/>
+          <w:color w:val="1A1A1A"/>
+          <w:sz w:val="21"/>
+        </w:rPr>
+        <w:t>A spreadsheet holds 6</w:t>
+      </w:r>
+      <w:r>
+        <w:rPr>
+          <w:b w:val="0"/>
+          <w:i w:val="0"/>
+          <w:color w:val="1A1A1A"/>
+          <w:sz w:val="21"/>
+          <w:vertAlign w:val="superscript"/>
+        </w:rPr>
+        <w:t>4</w:t>
+      </w:r>
+      <w:r>
+        <w:rPr>
+          <w:b w:val="0"/>
+          <w:i w:val="0"/>
+          <w:color w:val="1A1A1A"/>
+          <w:sz w:val="21"/>
+        </w:rPr>
+        <w:t xml:space="preserve"> · 6</w:t>
       </w:r>
       <w:r>
         <w:rPr>
@@ -3035,7 +2187,957 @@
           <w:color w:val="1A1A1A"/>
           <w:sz w:val="21"/>
         </w:rPr>
-        <w:t xml:space="preserve"> is 1. The fraction has two different bases with the same exponent — that is the power of a quotient read backwards, so (−15 ÷ 1.5)</w:t>
+        <w:t xml:space="preserve"> cells in 6</w:t>
+      </w:r>
+      <w:r>
+        <w:rPr>
+          <w:b w:val="0"/>
+          <w:i w:val="0"/>
+          <w:color w:val="1A1A1A"/>
+          <w:sz w:val="21"/>
+          <w:vertAlign w:val="superscript"/>
+        </w:rPr>
+        <w:t>2</w:t>
+      </w:r>
+      <w:r>
+        <w:rPr>
+          <w:b w:val="0"/>
+          <w:i w:val="0"/>
+          <w:color w:val="1A1A1A"/>
+          <w:sz w:val="21"/>
+        </w:rPr>
+        <w:t xml:space="preserve"> equal columns. The file is 3 megabytes. How many cells are in each column?  →  </w:t>
+      </w:r>
+      <w:r>
+        <w:rPr>
+          <w:b/>
+          <w:i/>
+          <w:color w:val="9E1B32"/>
+          <w:sz w:val="21"/>
+        </w:rPr>
+        <w:t>36</w:t>
+      </w:r>
+      <w:r>
+        <w:rPr>
+          <w:b w:val="0"/>
+          <w:i/>
+          <w:color w:val="6B6B6B"/>
+          <w:sz w:val="20"/>
+        </w:rPr>
+        <w:t xml:space="preserve">   The 3 megabytes is not needed.</w:t>
+      </w:r>
+      <w:r>
+        <w:rPr>
+          <w:b w:val="0"/>
+          <w:i/>
+          <w:color w:val="6B6B6B"/>
+          <w:sz w:val="19"/>
+        </w:rPr>
+        <w:t xml:space="preserve">   0 — zero exponent read as 0 [B1G-M 8.NSO.1.3 misconception]; 1296 — the 6</w:t>
+      </w:r>
+      <w:r>
+        <w:rPr>
+          <w:b w:val="0"/>
+          <w:i/>
+          <w:color w:val="6B6B6B"/>
+          <w:sz w:val="19"/>
+          <w:vertAlign w:val="superscript"/>
+        </w:rPr>
+        <w:t>2</w:t>
+      </w:r>
+      <w:r>
+        <w:rPr>
+          <w:b w:val="0"/>
+          <w:i/>
+          <w:color w:val="6B6B6B"/>
+          <w:sz w:val="19"/>
+        </w:rPr>
+        <w:t xml:space="preserve"> in the denominator was ignored; anything built from 3 — the unneeded figure was used</w:t>
+      </w:r>
+    </w:p>
+    <w:p>
+      <w:pPr>
+        <w:spacing w:before="20" w:after="60"/>
+        <w:ind w:left="470" w:hanging="470"/>
+      </w:pPr>
+      <w:r>
+        <w:rPr>
+          <w:b/>
+          <w:i w:val="0"/>
+          <w:color w:val="1A1A1A"/>
+          <w:sz w:val="21"/>
+        </w:rPr>
+        <w:t xml:space="preserve">17–18.  </w:t>
+      </w:r>
+      <w:r>
+        <w:rPr>
+          <w:b/>
+          <w:i w:val="0"/>
+          <w:color w:val="1A1A1A"/>
+          <w:sz w:val="21"/>
+        </w:rPr>
+        <w:t xml:space="preserve">Board 2.  </w:t>
+      </w:r>
+      <w:r>
+        <w:drawing>
+          <wp:inline xmlns:a="http://schemas.openxmlformats.org/drawingml/2006/main" xmlns:pic="http://schemas.openxmlformats.org/drawingml/2006/picture">
+            <wp:extent cx="551688" cy="170688"/>
+            <wp:docPr id="1" name="Picture 1"/>
+            <wp:cNvGraphicFramePr>
+              <a:graphicFrameLocks noChangeAspect="1"/>
+            </wp:cNvGraphicFramePr>
+            <a:graphic>
+              <a:graphicData uri="http://schemas.openxmlformats.org/drawingml/2006/picture">
+                <pic:pic>
+                  <pic:nvPicPr>
+                    <pic:cNvPr id="0" name="eed0ad8a686d10c5.png"/>
+                    <pic:cNvPicPr/>
+                  </pic:nvPicPr>
+                  <pic:blipFill>
+                    <a:blip r:embed="rId9"/>
+                    <a:stretch>
+                      <a:fillRect/>
+                    </a:stretch>
+                  </pic:blipFill>
+                  <pic:spPr>
+                    <a:xfrm>
+                      <a:off x="0" y="0"/>
+                      <a:ext cx="551688" cy="170688"/>
+                    </a:xfrm>
+                    <a:prstGeom prst="rect"/>
+                  </pic:spPr>
+                </pic:pic>
+              </a:graphicData>
+            </a:graphic>
+          </wp:inline>
+        </w:drawing>
+      </w:r>
+      <w:r>
+        <w:rPr>
+          <w:b w:val="0"/>
+          <w:i w:val="0"/>
+          <w:color w:val="1A1A1A"/>
+          <w:sz w:val="21"/>
+        </w:rPr>
+        <w:t xml:space="preserve">  →  </w:t>
+      </w:r>
+      <w:r>
+        <w:rPr>
+          <w:b/>
+          <w:i/>
+          <w:color w:val="9E1B32"/>
+          <w:sz w:val="21"/>
+        </w:rPr>
+        <w:t>729</w:t>
+      </w:r>
+      <w:r>
+        <w:rPr>
+          <w:b w:val="0"/>
+          <w:i/>
+          <w:color w:val="6B6B6B"/>
+          <w:sz w:val="19"/>
+        </w:rPr>
+        <w:t xml:space="preserve">   243 — added the exponents 2 + 3 in the power of a power step [confused with product of powers]; 0 — zero exponent read as 0</w:t>
+      </w:r>
+    </w:p>
+    <w:p>
+      <w:pPr>
+        <w:spacing w:before="20" w:after="60"/>
+        <w:ind w:left="470" w:hanging="470"/>
+      </w:pPr>
+      <w:r>
+        <w:rPr>
+          <w:b/>
+          <w:i w:val="0"/>
+          <w:color w:val="1A1A1A"/>
+          <w:sz w:val="21"/>
+        </w:rPr>
+        <w:t xml:space="preserve">19–20.  </w:t>
+      </w:r>
+      <w:r>
+        <w:rPr>
+          <w:b/>
+          <w:i w:val="0"/>
+          <w:color w:val="1A1A1A"/>
+          <w:sz w:val="21"/>
+        </w:rPr>
+        <w:t xml:space="preserve">Board 3.  </w:t>
+      </w:r>
+      <w:r>
+        <w:drawing>
+          <wp:inline xmlns:a="http://schemas.openxmlformats.org/drawingml/2006/main" xmlns:pic="http://schemas.openxmlformats.org/drawingml/2006/picture">
+            <wp:extent cx="320040" cy="286512"/>
+            <wp:docPr id="2" name="Picture 2"/>
+            <wp:cNvGraphicFramePr>
+              <a:graphicFrameLocks noChangeAspect="1"/>
+            </wp:cNvGraphicFramePr>
+            <a:graphic>
+              <a:graphicData uri="http://schemas.openxmlformats.org/drawingml/2006/picture">
+                <pic:pic>
+                  <pic:nvPicPr>
+                    <pic:cNvPr id="0" name="db5b03cf0f45c03a.png"/>
+                    <pic:cNvPicPr/>
+                  </pic:nvPicPr>
+                  <pic:blipFill>
+                    <a:blip r:embed="rId10"/>
+                    <a:stretch>
+                      <a:fillRect/>
+                    </a:stretch>
+                  </pic:blipFill>
+                  <pic:spPr>
+                    <a:xfrm>
+                      <a:off x="0" y="0"/>
+                      <a:ext cx="320040" cy="286512"/>
+                    </a:xfrm>
+                    <a:prstGeom prst="rect"/>
+                  </pic:spPr>
+                </pic:pic>
+              </a:graphicData>
+            </a:graphic>
+          </wp:inline>
+        </w:drawing>
+      </w:r>
+      <w:r>
+        <w:rPr>
+          <w:b w:val="0"/>
+          <w:i w:val="0"/>
+          <w:color w:val="1A1A1A"/>
+          <w:sz w:val="21"/>
+        </w:rPr>
+        <w:t xml:space="preserve">  →  </w:t>
+      </w:r>
+      <w:r>
+        <w:rPr>
+          <w:b/>
+          <w:i/>
+          <w:color w:val="9E1B32"/>
+          <w:sz w:val="21"/>
+        </w:rPr>
+        <w:t>0.0625</w:t>
+      </w:r>
+      <w:r>
+        <w:rPr>
+          <w:b w:val="0"/>
+          <w:i/>
+          <w:color w:val="6B6B6B"/>
+          <w:sz w:val="19"/>
+        </w:rPr>
+        <w:t xml:space="preserve">   0.125 — divided the exponents 6 ÷ 2 [7.NSO.1.1 misconception: 'divide' applied to the exponents]; 0.015625 — added 6 + ... or used 0.5</w:t>
+      </w:r>
+      <w:r>
+        <w:rPr>
+          <w:b w:val="0"/>
+          <w:i/>
+          <w:color w:val="6B6B6B"/>
+          <w:sz w:val="19"/>
+          <w:vertAlign w:val="superscript"/>
+        </w:rPr>
+        <w:t>6</w:t>
+      </w:r>
+      <w:r>
+        <w:rPr>
+          <w:b w:val="0"/>
+          <w:i/>
+          <w:color w:val="6B6B6B"/>
+          <w:sz w:val="19"/>
+        </w:rPr>
+        <w:t xml:space="preserve"> and ignored the denominator</w:t>
+      </w:r>
+    </w:p>
+    <w:p>
+      <w:pPr>
+        <w:spacing w:before="20" w:after="60"/>
+        <w:ind w:left="470" w:hanging="470"/>
+      </w:pPr>
+      <w:r>
+        <w:rPr>
+          <w:b/>
+          <w:i w:val="0"/>
+          <w:color w:val="1A1A1A"/>
+          <w:sz w:val="21"/>
+        </w:rPr>
+        <w:t xml:space="preserve">21–22.  </w:t>
+      </w:r>
+      <w:r>
+        <w:rPr>
+          <w:b/>
+          <w:i w:val="0"/>
+          <w:color w:val="1A1A1A"/>
+          <w:sz w:val="21"/>
+        </w:rPr>
+        <w:t xml:space="preserve">Board 4.  </w:t>
+      </w:r>
+      <w:r>
+        <w:drawing>
+          <wp:inline xmlns:a="http://schemas.openxmlformats.org/drawingml/2006/main" xmlns:pic="http://schemas.openxmlformats.org/drawingml/2006/picture">
+            <wp:extent cx="402336" cy="256032"/>
+            <wp:docPr id="3" name="Picture 3"/>
+            <wp:cNvGraphicFramePr>
+              <a:graphicFrameLocks noChangeAspect="1"/>
+            </wp:cNvGraphicFramePr>
+            <a:graphic>
+              <a:graphicData uri="http://schemas.openxmlformats.org/drawingml/2006/picture">
+                <pic:pic>
+                  <pic:nvPicPr>
+                    <pic:cNvPr id="0" name="684bc945ffff2797.png"/>
+                    <pic:cNvPicPr/>
+                  </pic:nvPicPr>
+                  <pic:blipFill>
+                    <a:blip r:embed="rId11"/>
+                    <a:stretch>
+                      <a:fillRect/>
+                    </a:stretch>
+                  </pic:blipFill>
+                  <pic:spPr>
+                    <a:xfrm>
+                      <a:off x="0" y="0"/>
+                      <a:ext cx="402336" cy="256032"/>
+                    </a:xfrm>
+                    <a:prstGeom prst="rect"/>
+                  </pic:spPr>
+                </pic:pic>
+              </a:graphicData>
+            </a:graphic>
+          </wp:inline>
+        </w:drawing>
+      </w:r>
+      <w:r>
+        <w:rPr>
+          <w:b w:val="0"/>
+          <w:i w:val="0"/>
+          <w:color w:val="1A1A1A"/>
+          <w:sz w:val="21"/>
+        </w:rPr>
+        <w:t xml:space="preserve">  →  </w:t>
+      </w:r>
+      <w:r>
+        <w:rPr>
+          <w:b/>
+          <w:i/>
+          <w:color w:val="9E1B32"/>
+          <w:sz w:val="21"/>
+        </w:rPr>
+        <w:t>6.25</w:t>
+      </w:r>
+      <w:r>
+        <w:rPr>
+          <w:b w:val="0"/>
+          <w:i/>
+          <w:color w:val="6B6B6B"/>
+          <w:sz w:val="19"/>
+        </w:rPr>
+        <w:t xml:space="preserve">   2.5 — the outside 1 was treated as the final exponent [identity law misapplied]; 15.625 — used 2.5</w:t>
+      </w:r>
+      <w:r>
+        <w:rPr>
+          <w:b w:val="0"/>
+          <w:i/>
+          <w:color w:val="6B6B6B"/>
+          <w:sz w:val="19"/>
+          <w:vertAlign w:val="superscript"/>
+        </w:rPr>
+        <w:t>3</w:t>
+      </w:r>
+    </w:p>
+    <w:p>
+      <w:pPr>
+        <w:spacing w:before="20" w:after="60"/>
+        <w:ind w:left="470" w:hanging="470"/>
+      </w:pPr>
+      <w:r>
+        <w:rPr>
+          <w:b/>
+          <w:i w:val="0"/>
+          <w:color w:val="1A1A1A"/>
+          <w:sz w:val="21"/>
+        </w:rPr>
+        <w:t xml:space="preserve">23–24.  </w:t>
+      </w:r>
+      <w:r>
+        <w:rPr>
+          <w:b/>
+          <w:i w:val="0"/>
+          <w:color w:val="1A1A1A"/>
+          <w:sz w:val="21"/>
+        </w:rPr>
+        <w:t xml:space="preserve">Board 5.  </w:t>
+      </w:r>
+      <w:r>
+        <w:drawing>
+          <wp:inline xmlns:a="http://schemas.openxmlformats.org/drawingml/2006/main" xmlns:pic="http://schemas.openxmlformats.org/drawingml/2006/picture">
+            <wp:extent cx="490727" cy="271272"/>
+            <wp:docPr id="4" name="Picture 4"/>
+            <wp:cNvGraphicFramePr>
+              <a:graphicFrameLocks noChangeAspect="1"/>
+            </wp:cNvGraphicFramePr>
+            <a:graphic>
+              <a:graphicData uri="http://schemas.openxmlformats.org/drawingml/2006/picture">
+                <pic:pic>
+                  <pic:nvPicPr>
+                    <pic:cNvPr id="0" name="82926363a3139ec7.png"/>
+                    <pic:cNvPicPr/>
+                  </pic:nvPicPr>
+                  <pic:blipFill>
+                    <a:blip r:embed="rId12"/>
+                    <a:stretch>
+                      <a:fillRect/>
+                    </a:stretch>
+                  </pic:blipFill>
+                  <pic:spPr>
+                    <a:xfrm>
+                      <a:off x="0" y="0"/>
+                      <a:ext cx="490727" cy="271272"/>
+                    </a:xfrm>
+                    <a:prstGeom prst="rect"/>
+                  </pic:spPr>
+                </pic:pic>
+              </a:graphicData>
+            </a:graphic>
+          </wp:inline>
+        </w:drawing>
+      </w:r>
+      <w:r>
+        <w:rPr>
+          <w:b w:val="0"/>
+          <w:i w:val="0"/>
+          <w:color w:val="1A1A1A"/>
+          <w:sz w:val="21"/>
+        </w:rPr>
+        <w:t xml:space="preserve">  Which is the value?  →  </w:t>
+      </w:r>
+      <w:r>
+        <w:rPr>
+          <w:b/>
+          <w:i/>
+          <w:color w:val="9E1B32"/>
+          <w:sz w:val="21"/>
+        </w:rPr>
+        <w:t>A — 4</w:t>
+      </w:r>
+      <w:r>
+        <w:rPr>
+          <w:b w:val="0"/>
+          <w:i/>
+          <w:color w:val="6B6B6B"/>
+          <w:sz w:val="19"/>
+        </w:rPr>
+        <w:t xml:space="preserve">   (B) added the exponents 12 + 10 instead of subtracting [confused with product of powers]; (C) 3.2</w:t>
+      </w:r>
+      <w:r>
+        <w:rPr>
+          <w:b w:val="0"/>
+          <w:i/>
+          <w:color w:val="6B6B6B"/>
+          <w:sz w:val="19"/>
+          <w:vertAlign w:val="superscript"/>
+        </w:rPr>
+        <w:t>0</w:t>
+      </w:r>
+      <w:r>
+        <w:rPr>
+          <w:b w:val="0"/>
+          <w:i/>
+          <w:color w:val="6B6B6B"/>
+          <w:sz w:val="19"/>
+        </w:rPr>
+        <w:t xml:space="preserve"> read as 0, so the whole numerator is 0 [B1G-M 8.NSO.1.3 zero-exponent misconception]; (D) (2</w:t>
+      </w:r>
+      <w:r>
+        <w:rPr>
+          <w:b w:val="0"/>
+          <w:i/>
+          <w:color w:val="6B6B6B"/>
+          <w:sz w:val="19"/>
+          <w:vertAlign w:val="superscript"/>
+        </w:rPr>
+        <w:t>2</w:t>
+      </w:r>
+      <w:r>
+        <w:rPr>
+          <w:b w:val="0"/>
+          <w:i/>
+          <w:color w:val="6B6B6B"/>
+          <w:sz w:val="19"/>
+        </w:rPr>
+        <w:t>)</w:t>
+      </w:r>
+      <w:r>
+        <w:rPr>
+          <w:b w:val="0"/>
+          <w:i/>
+          <w:color w:val="6B6B6B"/>
+          <w:sz w:val="19"/>
+          <w:vertAlign w:val="superscript"/>
+        </w:rPr>
+        <w:t>6</w:t>
+      </w:r>
+      <w:r>
+        <w:rPr>
+          <w:b w:val="0"/>
+          <w:i/>
+          <w:color w:val="6B6B6B"/>
+          <w:sz w:val="19"/>
+        </w:rPr>
+        <w:t xml:space="preserve"> written as 2</w:t>
+      </w:r>
+      <w:r>
+        <w:rPr>
+          <w:b w:val="0"/>
+          <w:i/>
+          <w:color w:val="6B6B6B"/>
+          <w:sz w:val="19"/>
+          <w:vertAlign w:val="superscript"/>
+        </w:rPr>
+        <w:t>8</w:t>
+      </w:r>
+      <w:r>
+        <w:rPr>
+          <w:b w:val="0"/>
+          <w:i/>
+          <w:color w:val="6B6B6B"/>
+          <w:sz w:val="19"/>
+        </w:rPr>
+        <w:t xml:space="preserve"> by adding 2 + 6, then 2</w:t>
+      </w:r>
+      <w:r>
+        <w:rPr>
+          <w:b w:val="0"/>
+          <w:i/>
+          <w:color w:val="6B6B6B"/>
+          <w:sz w:val="19"/>
+          <w:vertAlign w:val="superscript"/>
+        </w:rPr>
+        <w:t>8</w:t>
+      </w:r>
+      <w:r>
+        <w:rPr>
+          <w:b w:val="0"/>
+          <w:i/>
+          <w:color w:val="6B6B6B"/>
+          <w:sz w:val="19"/>
+        </w:rPr>
+        <w:t xml:space="preserve"> ÷ 2</w:t>
+      </w:r>
+      <w:r>
+        <w:rPr>
+          <w:b w:val="0"/>
+          <w:i/>
+          <w:color w:val="6B6B6B"/>
+          <w:sz w:val="19"/>
+          <w:vertAlign w:val="superscript"/>
+        </w:rPr>
+        <w:t>10</w:t>
+      </w:r>
+      <w:r>
+        <w:rPr>
+          <w:b w:val="0"/>
+          <w:i/>
+          <w:color w:val="6B6B6B"/>
+          <w:sz w:val="19"/>
+        </w:rPr>
+        <w:t xml:space="preserve"> [power of a power confused with product of powers]</w:t>
+      </w:r>
+      <w:r>
+        <w:rPr>
+          <w:b w:val="0"/>
+          <w:i/>
+          <w:color w:val="6B6B6B"/>
+          <w:sz w:val="19"/>
+        </w:rPr>
+        <w:t xml:space="preserve">   Split (no option near two-thirds)? Sixty seconds, convince your neighbour, re-vote, then reveal.</w:t>
+      </w:r>
+    </w:p>
+    <w:p>
+      <w:pPr>
+        <w:spacing w:before="20" w:after="60"/>
+        <w:ind w:left="470" w:hanging="470"/>
+      </w:pPr>
+      <w:r>
+        <w:rPr>
+          <w:b/>
+          <w:i w:val="0"/>
+          <w:color w:val="1A1A1A"/>
+          <w:sz w:val="21"/>
+        </w:rPr>
+        <w:t xml:space="preserve">25–26.  </w:t>
+      </w:r>
+      <w:r>
+        <w:rPr>
+          <w:b/>
+          <w:i w:val="0"/>
+          <w:color w:val="1A1A1A"/>
+          <w:sz w:val="21"/>
+        </w:rPr>
+        <w:t xml:space="preserve">Board 6.  </w:t>
+      </w:r>
+      <w:r>
+        <w:drawing>
+          <wp:inline xmlns:a="http://schemas.openxmlformats.org/drawingml/2006/main" xmlns:pic="http://schemas.openxmlformats.org/drawingml/2006/picture">
+            <wp:extent cx="569976" cy="246888"/>
+            <wp:docPr id="5" name="Picture 5"/>
+            <wp:cNvGraphicFramePr>
+              <a:graphicFrameLocks noChangeAspect="1"/>
+            </wp:cNvGraphicFramePr>
+            <a:graphic>
+              <a:graphicData uri="http://schemas.openxmlformats.org/drawingml/2006/picture">
+                <pic:pic>
+                  <pic:nvPicPr>
+                    <pic:cNvPr id="0" name="cd9ab4a4241ccc94.png"/>
+                    <pic:cNvPicPr/>
+                  </pic:nvPicPr>
+                  <pic:blipFill>
+                    <a:blip r:embed="rId13"/>
+                    <a:stretch>
+                      <a:fillRect/>
+                    </a:stretch>
+                  </pic:blipFill>
+                  <pic:spPr>
+                    <a:xfrm>
+                      <a:off x="0" y="0"/>
+                      <a:ext cx="569976" cy="246888"/>
+                    </a:xfrm>
+                    <a:prstGeom prst="rect"/>
+                  </pic:spPr>
+                </pic:pic>
+              </a:graphicData>
+            </a:graphic>
+          </wp:inline>
+        </w:drawing>
+      </w:r>
+      <w:r>
+        <w:rPr>
+          <w:b w:val="0"/>
+          <w:i w:val="0"/>
+          <w:color w:val="1A1A1A"/>
+          <w:sz w:val="21"/>
+        </w:rPr>
+        <w:t xml:space="preserve">  Which expression is equivalent?  →  </w:t>
+      </w:r>
+      <w:r>
+        <w:rPr>
+          <w:b/>
+          <w:i/>
+          <w:color w:val="9E1B32"/>
+          <w:sz w:val="21"/>
+        </w:rPr>
+        <w:t>A — 0.1</w:t>
+      </w:r>
+      <w:r>
+        <w:rPr>
+          <w:b/>
+          <w:i/>
+          <w:color w:val="9E1B32"/>
+          <w:sz w:val="21"/>
+          <w:vertAlign w:val="superscript"/>
+        </w:rPr>
+        <w:t>5</w:t>
+      </w:r>
+      <w:r>
+        <w:rPr>
+          <w:b w:val="0"/>
+          <w:i/>
+          <w:color w:val="6B6B6B"/>
+          <w:sz w:val="19"/>
+        </w:rPr>
+        <w:t xml:space="preserve">   (B) quotient of powers applied to DIFFERENT bases, 0.2 and 2 [7.NSO.1.1: the quotient law needs the same base]; (C) multiplied the exponents 3 · 2 [confused with power of a power]; (D) the 2</w:t>
+      </w:r>
+      <w:r>
+        <w:rPr>
+          <w:b w:val="0"/>
+          <w:i/>
+          <w:color w:val="6B6B6B"/>
+          <w:sz w:val="19"/>
+          <w:vertAlign w:val="superscript"/>
+        </w:rPr>
+        <w:t>3</w:t>
+      </w:r>
+      <w:r>
+        <w:rPr>
+          <w:b w:val="0"/>
+          <w:i/>
+          <w:color w:val="6B6B6B"/>
+          <w:sz w:val="19"/>
+        </w:rPr>
+        <w:t xml:space="preserve"> in the denominator was ignored [order of operations: the fraction bar is a grouping]</w:t>
+      </w:r>
+      <w:r>
+        <w:rPr>
+          <w:b w:val="0"/>
+          <w:i/>
+          <w:color w:val="6B6B6B"/>
+          <w:sz w:val="19"/>
+        </w:rPr>
+        <w:t xml:space="preserve">   Split (no option near two-thirds)? Sixty seconds, convince your neighbour, re-vote, then reveal.</w:t>
+      </w:r>
+    </w:p>
+    <w:p>
+      <w:pPr>
+        <w:spacing w:before="20" w:after="60"/>
+        <w:ind w:left="470" w:hanging="470"/>
+      </w:pPr>
+      <w:r>
+        <w:rPr>
+          <w:b/>
+          <w:i w:val="0"/>
+          <w:color w:val="1A1A1A"/>
+          <w:sz w:val="21"/>
+        </w:rPr>
+        <w:t xml:space="preserve">27–28.  </w:t>
+      </w:r>
+      <w:r>
+        <w:rPr>
+          <w:b/>
+          <w:i w:val="0"/>
+          <w:color w:val="1A1A1A"/>
+          <w:sz w:val="21"/>
+        </w:rPr>
+        <w:t xml:space="preserve">Board 7.  </w:t>
+      </w:r>
+      <w:r>
+        <w:drawing>
+          <wp:inline xmlns:a="http://schemas.openxmlformats.org/drawingml/2006/main" xmlns:pic="http://schemas.openxmlformats.org/drawingml/2006/picture">
+            <wp:extent cx="804672" cy="170688"/>
+            <wp:docPr id="6" name="Picture 6"/>
+            <wp:cNvGraphicFramePr>
+              <a:graphicFrameLocks noChangeAspect="1"/>
+            </wp:cNvGraphicFramePr>
+            <a:graphic>
+              <a:graphicData uri="http://schemas.openxmlformats.org/drawingml/2006/picture">
+                <pic:pic>
+                  <pic:nvPicPr>
+                    <pic:cNvPr id="0" name="427a2177bfdca658.png"/>
+                    <pic:cNvPicPr/>
+                  </pic:nvPicPr>
+                  <pic:blipFill>
+                    <a:blip r:embed="rId14"/>
+                    <a:stretch>
+                      <a:fillRect/>
+                    </a:stretch>
+                  </pic:blipFill>
+                  <pic:spPr>
+                    <a:xfrm>
+                      <a:off x="0" y="0"/>
+                      <a:ext cx="804672" cy="170688"/>
+                    </a:xfrm>
+                    <a:prstGeom prst="rect"/>
+                  </pic:spPr>
+                </pic:pic>
+              </a:graphicData>
+            </a:graphic>
+          </wp:inline>
+        </w:drawing>
+      </w:r>
+      <w:r>
+        <w:rPr>
+          <w:b w:val="0"/>
+          <w:i w:val="0"/>
+          <w:color w:val="1A1A1A"/>
+          <w:sz w:val="21"/>
+        </w:rPr>
+        <w:t xml:space="preserve">  →  </w:t>
+      </w:r>
+      <w:r>
+        <w:rPr>
+          <w:b/>
+          <w:i/>
+          <w:color w:val="9E1B32"/>
+          <w:sz w:val="21"/>
+        </w:rPr>
+        <w:t>0.0001</w:t>
+      </w:r>
+      <w:r>
+        <w:rPr>
+          <w:b w:val="0"/>
+          <w:i/>
+          <w:color w:val="6B6B6B"/>
+          <w:sz w:val="19"/>
+        </w:rPr>
+        <w:t xml:space="preserve">   0.001 — 0.1</w:t>
+      </w:r>
+      <w:r>
+        <w:rPr>
+          <w:b w:val="0"/>
+          <w:i/>
+          <w:color w:val="6B6B6B"/>
+          <w:sz w:val="19"/>
+          <w:vertAlign w:val="superscript"/>
+        </w:rPr>
+        <w:t>3</w:t>
+      </w:r>
+      <w:r>
+        <w:rPr>
+          <w:b w:val="0"/>
+          <w:i/>
+          <w:color w:val="6B6B6B"/>
+          <w:sz w:val="19"/>
+        </w:rPr>
+        <w:t xml:space="preserve"> from adding 2 + 1 (power of a power step done as a product); 0.01 — stopped at 0.1</w:t>
+      </w:r>
+      <w:r>
+        <w:rPr>
+          <w:b w:val="0"/>
+          <w:i/>
+          <w:color w:val="6B6B6B"/>
+          <w:sz w:val="19"/>
+          <w:vertAlign w:val="superscript"/>
+        </w:rPr>
+        <w:t>2</w:t>
+      </w:r>
+    </w:p>
+    <w:p>
+      <w:pPr>
+        <w:spacing w:before="20" w:after="60"/>
+        <w:ind w:left="470" w:hanging="470"/>
+      </w:pPr>
+      <w:r>
+        <w:rPr>
+          <w:b/>
+          <w:i w:val="0"/>
+          <w:color w:val="1A1A1A"/>
+          <w:sz w:val="21"/>
+        </w:rPr>
+        <w:t xml:space="preserve">29–30.  </w:t>
+      </w:r>
+      <w:r>
+        <w:rPr>
+          <w:b/>
+          <w:i w:val="0"/>
+          <w:color w:val="1A1A1A"/>
+          <w:sz w:val="21"/>
+        </w:rPr>
+        <w:t xml:space="preserve">Board 8.  </w:t>
+      </w:r>
+      <w:r>
+        <w:drawing>
+          <wp:inline xmlns:a="http://schemas.openxmlformats.org/drawingml/2006/main" xmlns:pic="http://schemas.openxmlformats.org/drawingml/2006/picture">
+            <wp:extent cx="594360" cy="292608"/>
+            <wp:docPr id="7" name="Picture 7"/>
+            <wp:cNvGraphicFramePr>
+              <a:graphicFrameLocks noChangeAspect="1"/>
+            </wp:cNvGraphicFramePr>
+            <a:graphic>
+              <a:graphicData uri="http://schemas.openxmlformats.org/drawingml/2006/picture">
+                <pic:pic>
+                  <pic:nvPicPr>
+                    <pic:cNvPr id="0" name="2f0eabc4c2e19502.png"/>
+                    <pic:cNvPicPr/>
+                  </pic:nvPicPr>
+                  <pic:blipFill>
+                    <a:blip r:embed="rId15"/>
+                    <a:stretch>
+                      <a:fillRect/>
+                    </a:stretch>
+                  </pic:blipFill>
+                  <pic:spPr>
+                    <a:xfrm>
+                      <a:off x="0" y="0"/>
+                      <a:ext cx="594360" cy="292608"/>
+                    </a:xfrm>
+                    <a:prstGeom prst="rect"/>
+                  </pic:spPr>
+                </pic:pic>
+              </a:graphicData>
+            </a:graphic>
+          </wp:inline>
+        </w:drawing>
+      </w:r>
+      <w:r>
+        <w:rPr>
+          <w:b w:val="0"/>
+          <w:i w:val="0"/>
+          <w:color w:val="1A1A1A"/>
+          <w:sz w:val="21"/>
+        </w:rPr>
+        <w:t xml:space="preserve">  →  </w:t>
+      </w:r>
+      <w:r>
+        <w:rPr>
+          <w:b/>
+          <w:i/>
+          <w:color w:val="9E1B32"/>
+          <w:sz w:val="21"/>
+        </w:rPr>
+        <w:t>−64</w:t>
+      </w:r>
+      <w:r>
+        <w:rPr>
+          <w:b w:val="0"/>
+          <w:i/>
+          <w:color w:val="6B6B6B"/>
+          <w:sz w:val="19"/>
+        </w:rPr>
+        <w:t xml:space="preserve">   64 — dropped the sign; 'undefined' or 0 — (−4)</w:t>
+      </w:r>
+      <w:r>
+        <w:rPr>
+          <w:b w:val="0"/>
+          <w:i/>
+          <w:color w:val="6B6B6B"/>
+          <w:sz w:val="19"/>
+          <w:vertAlign w:val="superscript"/>
+        </w:rPr>
+        <w:t>0</w:t>
+      </w:r>
+      <w:r>
+        <w:rPr>
+          <w:b w:val="0"/>
+          <w:i/>
+          <w:color w:val="6B6B6B"/>
+          <w:sz w:val="19"/>
+        </w:rPr>
+        <w:t xml:space="preserve"> read as 0 [B1G-M 8.NSO.1.3]</w:t>
+      </w:r>
+    </w:p>
+    <w:p>
+      <w:pPr>
+        <w:spacing w:before="20" w:after="60"/>
+        <w:ind w:left="470" w:hanging="470"/>
+      </w:pPr>
+      <w:r>
+        <w:rPr>
+          <w:b/>
+          <w:i w:val="0"/>
+          <w:color w:val="1A1A1A"/>
+          <w:sz w:val="21"/>
+        </w:rPr>
+        <w:t xml:space="preserve">31–32.  </w:t>
+      </w:r>
+      <w:r>
+        <w:rPr>
+          <w:b/>
+          <w:i w:val="0"/>
+          <w:color w:val="1A1A1A"/>
+          <w:sz w:val="21"/>
+        </w:rPr>
+        <w:t xml:space="preserve">Board 9.  </w:t>
+      </w:r>
+      <w:r>
+        <w:rPr>
+          <w:b w:val="0"/>
+          <w:i w:val="0"/>
+          <w:color w:val="1A1A1A"/>
+          <w:sz w:val="21"/>
+        </w:rPr>
+        <w:t>Winston writes (2</w:t>
+      </w:r>
+      <w:r>
+        <w:rPr>
+          <w:b w:val="0"/>
+          <w:i w:val="0"/>
+          <w:color w:val="1A1A1A"/>
+          <w:sz w:val="21"/>
+          <w:vertAlign w:val="superscript"/>
+        </w:rPr>
+        <w:t>6</w:t>
+      </w:r>
+      <w:r>
+        <w:rPr>
+          <w:b w:val="0"/>
+          <w:i w:val="0"/>
+          <w:color w:val="1A1A1A"/>
+          <w:sz w:val="21"/>
+        </w:rPr>
+        <w:t>/2</w:t>
       </w:r>
       <w:r>
         <w:rPr>
@@ -3054,302 +3156,7 @@
           <w:color w:val="1A1A1A"/>
           <w:sz w:val="21"/>
         </w:rPr>
-        <w:t>. Ask what −15 ÷ 1.5 is before anyone raises anything.</w:t>
-      </w:r>
-    </w:p>
-    <w:p>
-      <w:pPr>
-        <w:keepNext/>
-        <w:spacing w:before="200" w:after="60"/>
-      </w:pPr>
-      <w:r>
-        <w:rPr>
-          <w:b/>
-          <w:i w:val="0"/>
-          <w:color w:val="1A1A1A"/>
-          <w:sz w:val="23"/>
-        </w:rPr>
-        <w:t>Slide 12.  Example 2 — Worked.</w:t>
-      </w:r>
-      <w:r>
-        <w:rPr>
-          <w:b w:val="0"/>
-          <w:i/>
-          <w:color w:val="6B6B6B"/>
-          <w:sz w:val="19"/>
-        </w:rPr>
-        <w:t xml:space="preserve">    2 min</w:t>
-      </w:r>
-    </w:p>
-    <w:p>
-      <w:pPr>
-        <w:spacing w:before="0" w:after="60"/>
-        <w:ind w:left="360" w:hanging="220"/>
-      </w:pPr>
-      <w:r>
-        <w:rPr>
-          <w:rFonts w:ascii="FreeSerif" w:hAnsi="FreeSerif" w:eastAsia="FreeSerif"/>
-          <w:b w:val="0"/>
-          <w:i w:val="0"/>
-          <w:color w:val="1A1A1A"/>
-          <w:sz w:val="16"/>
-        </w:rPr>
-        <w:t xml:space="preserve">●  </w:t>
-      </w:r>
-      <w:r>
-        <w:rPr>
-          <w:b w:val="0"/>
-          <w:i w:val="0"/>
-          <w:color w:val="1A1A1A"/>
-          <w:sz w:val="21"/>
-        </w:rPr>
-        <w:t>Zero exponent, then power of a quotient backwards, then one power of −10. Four negative factors: positive. A student who leaves 11.6 in the answer never applied the zero law; one who gets −10000 miscounted the sign.</w:t>
-      </w:r>
-    </w:p>
-    <w:p>
-      <w:pPr>
-        <w:keepNext/>
-        <w:spacing w:before="200" w:after="60"/>
-      </w:pPr>
-      <w:r>
-        <w:rPr>
-          <w:b/>
-          <w:i w:val="0"/>
-          <w:color w:val="1A1A1A"/>
-          <w:sz w:val="23"/>
-        </w:rPr>
-        <w:t>Slide 13.  Your Turn — Same steps, your numbers. Boards up when done.</w:t>
-      </w:r>
-      <w:r>
-        <w:rPr>
-          <w:b w:val="0"/>
-          <w:i/>
-          <w:color w:val="6B6B6B"/>
-          <w:sz w:val="19"/>
-        </w:rPr>
-        <w:t xml:space="preserve">    2 min</w:t>
-      </w:r>
-    </w:p>
-    <w:p>
-      <w:pPr>
-        <w:spacing w:before="0" w:after="60"/>
-        <w:ind w:left="360" w:hanging="220"/>
-      </w:pPr>
-      <w:r>
-        <w:rPr>
-          <w:rFonts w:ascii="FreeSerif" w:hAnsi="FreeSerif" w:eastAsia="FreeSerif"/>
-          <w:b w:val="0"/>
-          <w:i w:val="0"/>
-          <w:color w:val="1A1A1A"/>
-          <w:sz w:val="16"/>
-        </w:rPr>
-        <w:t xml:space="preserve">●  </w:t>
-      </w:r>
-      <w:r>
-        <w:rPr>
-          <w:b w:val="0"/>
-          <w:i w:val="0"/>
-          <w:color w:val="1A1A1A"/>
-          <w:sz w:val="21"/>
-        </w:rPr>
-        <w:t>Catches a dropped sign (27) and a student who applied the zero law to the wrong power (7 · something). −27 is right.</w:t>
-      </w:r>
-    </w:p>
-    <w:p>
-      <w:pPr>
-        <w:keepNext/>
-        <w:spacing w:before="200" w:after="60"/>
-      </w:pPr>
-      <w:r>
-        <w:rPr>
-          <w:b/>
-          <w:i w:val="0"/>
-          <w:color w:val="1A1A1A"/>
-          <w:sz w:val="23"/>
-        </w:rPr>
-        <w:t>Slide 14.  Your Turn — Answer.</w:t>
-      </w:r>
-      <w:r>
-        <w:rPr>
-          <w:b w:val="0"/>
-          <w:i/>
-          <w:color w:val="6B6B6B"/>
-          <w:sz w:val="19"/>
-        </w:rPr>
-        <w:t xml:space="preserve">    1 min</w:t>
-      </w:r>
-    </w:p>
-    <w:p>
-      <w:pPr>
-        <w:spacing w:before="0" w:after="60"/>
-        <w:ind w:left="360" w:hanging="220"/>
-      </w:pPr>
-      <w:r>
-        <w:rPr>
-          <w:rFonts w:ascii="FreeSerif" w:hAnsi="FreeSerif" w:eastAsia="FreeSerif"/>
-          <w:b w:val="0"/>
-          <w:i w:val="0"/>
-          <w:color w:val="1A1A1A"/>
-          <w:sz w:val="16"/>
-        </w:rPr>
-        <w:t xml:space="preserve">●  </w:t>
-      </w:r>
-      <w:r>
-        <w:rPr>
-          <w:b w:val="0"/>
-          <w:i w:val="0"/>
-          <w:color w:val="1A1A1A"/>
-          <w:sz w:val="21"/>
-        </w:rPr>
-        <w:t>Reveal; name what a wrong board most likely did (see the note above).</w:t>
-      </w:r>
-    </w:p>
-    <w:p>
-      <w:pPr>
-        <w:keepNext/>
-        <w:spacing w:before="200" w:after="60"/>
-      </w:pPr>
-      <w:r>
-        <w:rPr>
-          <w:b/>
-          <w:i w:val="0"/>
-          <w:color w:val="1A1A1A"/>
-          <w:sz w:val="23"/>
-        </w:rPr>
-        <w:t>Slide 15.  Whiteboards   ·   Question 1 of 9</w:t>
-      </w:r>
-      <w:r>
-        <w:rPr>
-          <w:b w:val="0"/>
-          <w:i/>
-          <w:color w:val="6B6B6B"/>
-          <w:sz w:val="19"/>
-        </w:rPr>
-        <w:t xml:space="preserve">    20 min for the round</w:t>
-      </w:r>
-    </w:p>
-    <w:p>
-      <w:pPr>
-        <w:spacing w:before="0" w:after="60"/>
-        <w:ind w:left="360" w:hanging="220"/>
-      </w:pPr>
-      <w:r>
-        <w:rPr>
-          <w:rFonts w:ascii="FreeSerif" w:hAnsi="FreeSerif" w:eastAsia="FreeSerif"/>
-          <w:b w:val="0"/>
-          <w:i w:val="0"/>
-          <w:color w:val="1A1A1A"/>
-          <w:sz w:val="16"/>
-        </w:rPr>
-        <w:t xml:space="preserve">●  </w:t>
-      </w:r>
-      <w:r>
-        <w:rPr>
-          <w:b w:val="0"/>
-          <w:i w:val="0"/>
-          <w:color w:val="1A1A1A"/>
-          <w:sz w:val="21"/>
-        </w:rPr>
-        <w:t>Example 1's shape with a new base. A board with 0 read 6</w:t>
-      </w:r>
-      <w:r>
-        <w:rPr>
-          <w:b w:val="0"/>
-          <w:i w:val="0"/>
-          <w:color w:val="1A1A1A"/>
-          <w:sz w:val="21"/>
-          <w:vertAlign w:val="superscript"/>
-        </w:rPr>
-        <w:t>0</w:t>
-      </w:r>
-      <w:r>
-        <w:rPr>
-          <w:b w:val="0"/>
-          <w:i w:val="0"/>
-          <w:color w:val="1A1A1A"/>
-          <w:sz w:val="21"/>
-        </w:rPr>
-        <w:t xml:space="preserve"> as 0; a board with 1296 forgot the denominator.</w:t>
-      </w:r>
-    </w:p>
-    <w:p>
-      <w:pPr>
-        <w:keepNext/>
-        <w:spacing w:before="200" w:after="60"/>
-      </w:pPr>
-      <w:r>
-        <w:rPr>
-          <w:b/>
-          <w:i w:val="0"/>
-          <w:color w:val="1A1A1A"/>
-          <w:sz w:val="23"/>
-        </w:rPr>
-        <w:t>Slide 16.  Whiteboards   ·   Question 1 of 9</w:t>
-      </w:r>
-    </w:p>
-    <w:p>
-      <w:pPr>
-        <w:spacing w:before="0" w:after="60"/>
-        <w:ind w:left="360" w:hanging="220"/>
-      </w:pPr>
-      <w:r>
-        <w:rPr>
-          <w:rFonts w:ascii="FreeSerif" w:hAnsi="FreeSerif" w:eastAsia="FreeSerif"/>
-          <w:b w:val="0"/>
-          <w:i w:val="0"/>
-          <w:color w:val="1A1A1A"/>
-          <w:sz w:val="16"/>
-        </w:rPr>
-        <w:t xml:space="preserve">●  </w:t>
-      </w:r>
-      <w:r>
-        <w:rPr>
-          <w:b w:val="0"/>
-          <w:i w:val="0"/>
-          <w:color w:val="1A1A1A"/>
-          <w:sz w:val="21"/>
-        </w:rPr>
-        <w:t>Reveal. Scan the back row first; question the blank boards before the wrong ones.</w:t>
-      </w:r>
-    </w:p>
-    <w:p>
-      <w:pPr>
-        <w:keepNext/>
-        <w:spacing w:before="200" w:after="60"/>
-      </w:pPr>
-      <w:r>
-        <w:rPr>
-          <w:b/>
-          <w:i w:val="0"/>
-          <w:color w:val="1A1A1A"/>
-          <w:sz w:val="23"/>
-        </w:rPr>
-        <w:t>Slide 17.  Whiteboards   ·   Question 2 of 9</w:t>
-      </w:r>
-    </w:p>
-    <w:p>
-      <w:pPr>
-        <w:spacing w:before="0" w:after="60"/>
-        <w:ind w:left="360" w:hanging="220"/>
-      </w:pPr>
-      <w:r>
-        <w:rPr>
-          <w:rFonts w:ascii="FreeSerif" w:hAnsi="FreeSerif" w:eastAsia="FreeSerif"/>
-          <w:b w:val="0"/>
-          <w:i w:val="0"/>
-          <w:color w:val="1A1A1A"/>
-          <w:sz w:val="16"/>
-        </w:rPr>
-        <w:t xml:space="preserve">●  </w:t>
-      </w:r>
-      <w:r>
-        <w:rPr>
-          <w:b w:val="0"/>
-          <w:i w:val="0"/>
-          <w:color w:val="1A1A1A"/>
-          <w:sz w:val="21"/>
-        </w:rPr>
-        <w:t>Product then power of a power. A board with 27 used 3</w:t>
+        <w:t>)</w:t>
       </w:r>
       <w:r>
         <w:rPr>
@@ -3368,7 +3175,7 @@
           <w:color w:val="1A1A1A"/>
           <w:sz w:val="21"/>
         </w:rPr>
-        <w:t xml:space="preserve"> (added 0 + 2 + ... then lost the multiply); 3</w:t>
+        <w:t xml:space="preserve"> = (2</w:t>
       </w:r>
       <w:r>
         <w:rPr>
@@ -3378,7 +3185,7 @@
           <w:sz w:val="21"/>
           <w:vertAlign w:val="superscript"/>
         </w:rPr>
-        <w:t>5</w:t>
+        <w:t>2</w:t>
       </w:r>
       <w:r>
         <w:rPr>
@@ -3387,38 +3194,17 @@
           <w:color w:val="1A1A1A"/>
           <w:sz w:val="21"/>
         </w:rPr>
-        <w:t xml:space="preserve"> = 243 added 2 + 3.</w:t>
+        <w:t>)</w:t>
       </w:r>
-    </w:p>
-    <w:p>
-      <w:pPr>
-        <w:keepNext/>
-        <w:spacing w:before="200" w:after="60"/>
-      </w:pPr>
       <w:r>
         <w:rPr>
-          <w:b/>
-          <w:i w:val="0"/>
-          <w:color w:val="1A1A1A"/>
-          <w:sz w:val="23"/>
-        </w:rPr>
-        <w:t>Slide 18.  Whiteboards   ·   Question 2 of 9</w:t>
-      </w:r>
-    </w:p>
-    <w:p>
-      <w:pPr>
-        <w:spacing w:before="0" w:after="60"/>
-        <w:ind w:left="360" w:hanging="220"/>
-      </w:pPr>
-      <w:r>
-        <w:rPr>
-          <w:rFonts w:ascii="FreeSerif" w:hAnsi="FreeSerif" w:eastAsia="FreeSerif"/>
           <w:b w:val="0"/>
           <w:i w:val="0"/>
           <w:color w:val="1A1A1A"/>
-          <w:sz w:val="16"/>
+          <w:sz w:val="21"/>
+          <w:vertAlign w:val="superscript"/>
         </w:rPr>
-        <w:t xml:space="preserve">●  </w:t>
+        <w:t>3</w:t>
       </w:r>
       <w:r>
         <w:rPr>
@@ -3427,38 +3213,17 @@
           <w:color w:val="1A1A1A"/>
           <w:sz w:val="21"/>
         </w:rPr>
-        <w:t>Reveal. Scan the back row first; question the blank boards before the wrong ones.</w:t>
+        <w:t>. Yvette writes (2</w:t>
       </w:r>
-    </w:p>
-    <w:p>
-      <w:pPr>
-        <w:keepNext/>
-        <w:spacing w:before="200" w:after="60"/>
-      </w:pPr>
       <w:r>
         <w:rPr>
-          <w:b/>
-          <w:i w:val="0"/>
-          <w:color w:val="1A1A1A"/>
-          <w:sz w:val="23"/>
-        </w:rPr>
-        <w:t>Slide 19.  Whiteboards   ·   Question 3 of 9</w:t>
-      </w:r>
-    </w:p>
-    <w:p>
-      <w:pPr>
-        <w:spacing w:before="0" w:after="60"/>
-        <w:ind w:left="360" w:hanging="220"/>
-      </w:pPr>
-      <w:r>
-        <w:rPr>
-          <w:rFonts w:ascii="FreeSerif" w:hAnsi="FreeSerif" w:eastAsia="FreeSerif"/>
           <w:b w:val="0"/>
           <w:i w:val="0"/>
           <w:color w:val="1A1A1A"/>
-          <w:sz w:val="16"/>
+          <w:sz w:val="21"/>
+          <w:vertAlign w:val="superscript"/>
         </w:rPr>
-        <w:t xml:space="preserve">●  </w:t>
+        <w:t>6</w:t>
       </w:r>
       <w:r>
         <w:rPr>
@@ -3467,7 +3232,7 @@
           <w:color w:val="1A1A1A"/>
           <w:sz w:val="21"/>
         </w:rPr>
-        <w:t>Power of a power then quotient. 0.5</w:t>
+        <w:t>/2</w:t>
       </w:r>
       <w:r>
         <w:rPr>
@@ -3486,7 +3251,7 @@
           <w:color w:val="1A1A1A"/>
           <w:sz w:val="21"/>
         </w:rPr>
-        <w:t xml:space="preserve"> = 1/16. A board with 0.125 stopped at 0.5</w:t>
+        <w:t>)</w:t>
       </w:r>
       <w:r>
         <w:rPr>
@@ -3505,87 +3270,7 @@
           <w:color w:val="1A1A1A"/>
           <w:sz w:val="21"/>
         </w:rPr>
-        <w:t xml:space="preserve"> (divided 6 by 2).</w:t>
-      </w:r>
-    </w:p>
-    <w:p>
-      <w:pPr>
-        <w:keepNext/>
-        <w:spacing w:before="200" w:after="60"/>
-      </w:pPr>
-      <w:r>
-        <w:rPr>
-          <w:b/>
-          <w:i w:val="0"/>
-          <w:color w:val="1A1A1A"/>
-          <w:sz w:val="23"/>
-        </w:rPr>
-        <w:t>Slide 20.  Whiteboards   ·   Question 3 of 9</w:t>
-      </w:r>
-    </w:p>
-    <w:p>
-      <w:pPr>
-        <w:spacing w:before="0" w:after="60"/>
-        <w:ind w:left="360" w:hanging="220"/>
-      </w:pPr>
-      <w:r>
-        <w:rPr>
-          <w:rFonts w:ascii="FreeSerif" w:hAnsi="FreeSerif" w:eastAsia="FreeSerif"/>
-          <w:b w:val="0"/>
-          <w:i w:val="0"/>
-          <w:color w:val="1A1A1A"/>
-          <w:sz w:val="16"/>
-        </w:rPr>
-        <w:t xml:space="preserve">●  </w:t>
-      </w:r>
-      <w:r>
-        <w:rPr>
-          <w:b w:val="0"/>
-          <w:i w:val="0"/>
-          <w:color w:val="1A1A1A"/>
-          <w:sz w:val="21"/>
-        </w:rPr>
-        <w:t>Reveal. Scan the back row first; question the blank boards before the wrong ones.</w:t>
-      </w:r>
-    </w:p>
-    <w:p>
-      <w:pPr>
-        <w:keepNext/>
-        <w:spacing w:before="200" w:after="60"/>
-      </w:pPr>
-      <w:r>
-        <w:rPr>
-          <w:b/>
-          <w:i w:val="0"/>
-          <w:color w:val="1A1A1A"/>
-          <w:sz w:val="23"/>
-        </w:rPr>
-        <w:t>Slide 21.  Whiteboards   ·   Question 4 of 9</w:t>
-      </w:r>
-    </w:p>
-    <w:p>
-      <w:pPr>
-        <w:spacing w:before="0" w:after="60"/>
-        <w:ind w:left="360" w:hanging="220"/>
-      </w:pPr>
-      <w:r>
-        <w:rPr>
-          <w:rFonts w:ascii="FreeSerif" w:hAnsi="FreeSerif" w:eastAsia="FreeSerif"/>
-          <w:b w:val="0"/>
-          <w:i w:val="0"/>
-          <w:color w:val="1A1A1A"/>
-          <w:sz w:val="16"/>
-        </w:rPr>
-        <w:t xml:space="preserve">●  </w:t>
-      </w:r>
-      <w:r>
-        <w:rPr>
-          <w:b w:val="0"/>
-          <w:i w:val="0"/>
-          <w:color w:val="1A1A1A"/>
-          <w:sz w:val="21"/>
-        </w:rPr>
-        <w:t>Identity exponent on the outside; quotient inside. 2.5</w:t>
+        <w:t xml:space="preserve"> = 2</w:t>
       </w:r>
       <w:r>
         <w:rPr>
@@ -3595,7 +3280,7 @@
           <w:sz w:val="21"/>
           <w:vertAlign w:val="superscript"/>
         </w:rPr>
-        <w:t>2</w:t>
+        <w:t>18</w:t>
       </w:r>
       <w:r>
         <w:rPr>
@@ -3604,167 +3289,7 @@
           <w:color w:val="1A1A1A"/>
           <w:sz w:val="21"/>
         </w:rPr>
-        <w:t xml:space="preserve"> = 6.25. A board with 2.5 subtracted to 1.</w:t>
-      </w:r>
-    </w:p>
-    <w:p>
-      <w:pPr>
-        <w:keepNext/>
-        <w:spacing w:before="200" w:after="60"/>
-      </w:pPr>
-      <w:r>
-        <w:rPr>
-          <w:b/>
-          <w:i w:val="0"/>
-          <w:color w:val="1A1A1A"/>
-          <w:sz w:val="23"/>
-        </w:rPr>
-        <w:t>Slide 22.  Whiteboards   ·   Question 4 of 9</w:t>
-      </w:r>
-    </w:p>
-    <w:p>
-      <w:pPr>
-        <w:spacing w:before="0" w:after="60"/>
-        <w:ind w:left="360" w:hanging="220"/>
-      </w:pPr>
-      <w:r>
-        <w:rPr>
-          <w:rFonts w:ascii="FreeSerif" w:hAnsi="FreeSerif" w:eastAsia="FreeSerif"/>
-          <w:b w:val="0"/>
-          <w:i w:val="0"/>
-          <w:color w:val="1A1A1A"/>
-          <w:sz w:val="16"/>
-        </w:rPr>
-        <w:t xml:space="preserve">●  </w:t>
-      </w:r>
-      <w:r>
-        <w:rPr>
-          <w:b w:val="0"/>
-          <w:i w:val="0"/>
-          <w:color w:val="1A1A1A"/>
-          <w:sz w:val="21"/>
-        </w:rPr>
-        <w:t>Reveal. Scan the back row first; question the blank boards before the wrong ones.</w:t>
-      </w:r>
-    </w:p>
-    <w:p>
-      <w:pPr>
-        <w:keepNext/>
-        <w:spacing w:before="200" w:after="60"/>
-      </w:pPr>
-      <w:r>
-        <w:rPr>
-          <w:b/>
-          <w:i w:val="0"/>
-          <w:color w:val="1A1A1A"/>
-          <w:sz w:val="23"/>
-        </w:rPr>
-        <w:t>Slide 23.  Whiteboards   ·   Question 5 of 9</w:t>
-      </w:r>
-    </w:p>
-    <w:p>
-      <w:pPr>
-        <w:spacing w:before="0" w:after="60"/>
-        <w:ind w:left="360" w:hanging="220"/>
-      </w:pPr>
-      <w:r>
-        <w:rPr>
-          <w:rFonts w:ascii="FreeSerif" w:hAnsi="FreeSerif" w:eastAsia="FreeSerif"/>
-          <w:b w:val="0"/>
-          <w:i w:val="0"/>
-          <w:color w:val="1A1A1A"/>
-          <w:sz w:val="16"/>
-        </w:rPr>
-        <w:t xml:space="preserve">●  </w:t>
-      </w:r>
-      <w:r>
-        <w:rPr>
-          <w:b w:val="0"/>
-          <w:i w:val="0"/>
-          <w:color w:val="1A1A1A"/>
-          <w:sz w:val="21"/>
-        </w:rPr>
-        <w:t>Diagnostic. Four errors live in this one expression; each option is one of them. A board full of C is the zero-exponent misconception again — it should be dying by now.</w:t>
-      </w:r>
-    </w:p>
-    <w:p>
-      <w:pPr>
-        <w:keepNext/>
-        <w:spacing w:before="200" w:after="60"/>
-      </w:pPr>
-      <w:r>
-        <w:rPr>
-          <w:b/>
-          <w:i w:val="0"/>
-          <w:color w:val="1A1A1A"/>
-          <w:sz w:val="23"/>
-        </w:rPr>
-        <w:t>Slide 24.  Whiteboards   ·   Question 5 of 9</w:t>
-      </w:r>
-    </w:p>
-    <w:p>
-      <w:pPr>
-        <w:spacing w:before="0" w:after="60"/>
-        <w:ind w:left="360" w:hanging="220"/>
-      </w:pPr>
-      <w:r>
-        <w:rPr>
-          <w:rFonts w:ascii="FreeSerif" w:hAnsi="FreeSerif" w:eastAsia="FreeSerif"/>
-          <w:b w:val="0"/>
-          <w:i w:val="0"/>
-          <w:color w:val="1A1A1A"/>
-          <w:sz w:val="16"/>
-        </w:rPr>
-        <w:t xml:space="preserve">●  </w:t>
-      </w:r>
-      <w:r>
-        <w:rPr>
-          <w:b w:val="0"/>
-          <w:i w:val="0"/>
-          <w:color w:val="1A1A1A"/>
-          <w:sz w:val="21"/>
-        </w:rPr>
-        <w:t>Reveal. Scan the back row first; question the blank boards before the wrong ones.</w:t>
-      </w:r>
-    </w:p>
-    <w:p>
-      <w:pPr>
-        <w:keepNext/>
-        <w:spacing w:before="200" w:after="60"/>
-      </w:pPr>
-      <w:r>
-        <w:rPr>
-          <w:b/>
-          <w:i w:val="0"/>
-          <w:color w:val="1A1A1A"/>
-          <w:sz w:val="23"/>
-        </w:rPr>
-        <w:t>Slide 25.  Whiteboards   ·   Question 6 of 9</w:t>
-      </w:r>
-    </w:p>
-    <w:p>
-      <w:pPr>
-        <w:spacing w:before="0" w:after="60"/>
-        <w:ind w:left="360" w:hanging="220"/>
-      </w:pPr>
-      <w:r>
-        <w:rPr>
-          <w:rFonts w:ascii="FreeSerif" w:hAnsi="FreeSerif" w:eastAsia="FreeSerif"/>
-          <w:b w:val="0"/>
-          <w:i w:val="0"/>
-          <w:color w:val="1A1A1A"/>
-          <w:sz w:val="16"/>
-        </w:rPr>
-        <w:t xml:space="preserve">●  </w:t>
-      </w:r>
-      <w:r>
-        <w:rPr>
-          <w:b w:val="0"/>
-          <w:i w:val="0"/>
-          <w:color w:val="1A1A1A"/>
-          <w:sz w:val="21"/>
-        </w:rPr>
-        <w:t>Diagnostic; it is the book's own ticket-out-the-door item, kept because it is good. The route is power of a quotient backwards: (0.2 ÷ 2)</w:t>
+        <w:t>/2</w:t>
       </w:r>
       <w:r>
         <w:rPr>
@@ -3774,7 +3299,7 @@
           <w:sz w:val="21"/>
           <w:vertAlign w:val="superscript"/>
         </w:rPr>
-        <w:t>3</w:t>
+        <w:t>12</w:t>
       </w:r>
       <w:r>
         <w:rPr>
@@ -3783,17 +3308,68 @@
           <w:color w:val="1A1A1A"/>
           <w:sz w:val="21"/>
         </w:rPr>
-        <w:t xml:space="preserve"> = 0.1</w:t>
+        <w:t xml:space="preserve">. Do they get the same value? Explain.  →  </w:t>
+      </w:r>
+      <w:r>
+        <w:rPr>
+          <w:b/>
+          <w:i/>
+          <w:color w:val="9E1B32"/>
+          <w:sz w:val="21"/>
+        </w:rPr>
+        <w:t>Yes — both give 2</w:t>
+      </w:r>
+      <w:r>
+        <w:rPr>
+          <w:b/>
+          <w:i/>
+          <w:color w:val="9E1B32"/>
+          <w:sz w:val="21"/>
+          <w:vertAlign w:val="superscript"/>
+        </w:rPr>
+        <w:t>6</w:t>
+      </w:r>
+      <w:r>
+        <w:rPr>
+          <w:b/>
+          <w:i/>
+          <w:color w:val="9E1B32"/>
+          <w:sz w:val="21"/>
+        </w:rPr>
+        <w:t xml:space="preserve"> = 64</w:t>
       </w:r>
       <w:r>
         <w:rPr>
           <w:b w:val="0"/>
+          <w:i/>
+          <w:color w:val="6B6B6B"/>
+          <w:sz w:val="19"/>
+        </w:rPr>
+        <w:t xml:space="preserve">   'No' — judged equivalence by appearance instead of value [7.NSO.1.1: generate equivalent expressions]</w:t>
+      </w:r>
+    </w:p>
+    <w:p>
+      <w:pPr>
+        <w:spacing w:before="20" w:after="60"/>
+        <w:ind w:left="470" w:hanging="470"/>
+      </w:pPr>
+      <w:r>
+        <w:rPr>
+          <w:b/>
           <w:i w:val="0"/>
           <w:color w:val="1A1A1A"/>
           <w:sz w:val="21"/>
-          <w:vertAlign w:val="superscript"/>
         </w:rPr>
-        <w:t>3</w:t>
+        <w:t xml:space="preserve">33.  </w:t>
+      </w:r>
+      <w:r>
+        <w:rPr>
+          <w:b/>
+          <w:i w:val="0"/>
+          <w:color w:val="1A1A1A"/>
+          <w:sz w:val="21"/>
+        </w:rPr>
+        <w:t xml:space="preserve">Independent Set — Six questions. On your own, in silence..  </w:t>
       </w:r>
       <w:r>
         <w:rPr>
@@ -3802,17 +3378,31 @@
           <w:color w:val="1A1A1A"/>
           <w:sz w:val="21"/>
         </w:rPr>
-        <w:t>, then 0.1</w:t>
+        <w:t>Hand out the Independent Set.</w:t>
+      </w:r>
+    </w:p>
+    <w:p>
+      <w:pPr>
+        <w:spacing w:before="20" w:after="60"/>
+        <w:ind w:left="470" w:hanging="470"/>
+      </w:pPr>
+      <w:r>
+        <w:rPr>
+          <w:b/>
+          <w:i w:val="0"/>
+          <w:color w:val="1A1A1A"/>
+          <w:sz w:val="21"/>
+        </w:rPr>
+        <w:t xml:space="preserve">34.  </w:t>
       </w:r>
       <w:r>
         <w:rPr>
-          <w:b w:val="0"/>
+          <w:b/>
           <w:i w:val="0"/>
           <w:color w:val="1A1A1A"/>
           <w:sz w:val="21"/>
-          <w:vertAlign w:val="superscript"/>
         </w:rPr>
-        <w:t>3</w:t>
+        <w:t xml:space="preserve">IXL — Last five minutes..  </w:t>
       </w:r>
       <w:r>
         <w:rPr>
@@ -3821,412 +3411,7 @@
           <w:color w:val="1A1A1A"/>
           <w:sz w:val="21"/>
         </w:rPr>
-        <w:t xml:space="preserve"> · 0.1</w:t>
-      </w:r>
-      <w:r>
-        <w:rPr>
-          <w:b w:val="0"/>
-          <w:i w:val="0"/>
-          <w:color w:val="1A1A1A"/>
-          <w:sz w:val="21"/>
-          <w:vertAlign w:val="superscript"/>
-        </w:rPr>
-        <w:t>2</w:t>
-      </w:r>
-      <w:r>
-        <w:rPr>
-          <w:b w:val="0"/>
-          <w:i w:val="0"/>
-          <w:color w:val="1A1A1A"/>
-          <w:sz w:val="21"/>
-        </w:rPr>
-        <w:t xml:space="preserve"> = 0.1</w:t>
-      </w:r>
-      <w:r>
-        <w:rPr>
-          <w:b w:val="0"/>
-          <w:i w:val="0"/>
-          <w:color w:val="1A1A1A"/>
-          <w:sz w:val="21"/>
-          <w:vertAlign w:val="superscript"/>
-        </w:rPr>
-        <w:t>5</w:t>
-      </w:r>
-      <w:r>
-        <w:rPr>
-          <w:b w:val="0"/>
-          <w:i w:val="0"/>
-          <w:color w:val="1A1A1A"/>
-          <w:sz w:val="21"/>
-        </w:rPr>
-        <w:t xml:space="preserve"> = 0.00001.</w:t>
-      </w:r>
-    </w:p>
-    <w:p>
-      <w:pPr>
-        <w:keepNext/>
-        <w:spacing w:before="200" w:after="60"/>
-      </w:pPr>
-      <w:r>
-        <w:rPr>
-          <w:b/>
-          <w:i w:val="0"/>
-          <w:color w:val="1A1A1A"/>
-          <w:sz w:val="23"/>
-        </w:rPr>
-        <w:t>Slide 26.  Whiteboards   ·   Question 6 of 9</w:t>
-      </w:r>
-    </w:p>
-    <w:p>
-      <w:pPr>
-        <w:spacing w:before="0" w:after="60"/>
-        <w:ind w:left="360" w:hanging="220"/>
-      </w:pPr>
-      <w:r>
-        <w:rPr>
-          <w:rFonts w:ascii="FreeSerif" w:hAnsi="FreeSerif" w:eastAsia="FreeSerif"/>
-          <w:b w:val="0"/>
-          <w:i w:val="0"/>
-          <w:color w:val="1A1A1A"/>
-          <w:sz w:val="16"/>
-        </w:rPr>
-        <w:t xml:space="preserve">●  </w:t>
-      </w:r>
-      <w:r>
-        <w:rPr>
-          <w:b w:val="0"/>
-          <w:i w:val="0"/>
-          <w:color w:val="1A1A1A"/>
-          <w:sz w:val="21"/>
-        </w:rPr>
-        <w:t>Reveal. Scan the back row first; question the blank boards before the wrong ones.</w:t>
-      </w:r>
-    </w:p>
-    <w:p>
-      <w:pPr>
-        <w:keepNext/>
-        <w:spacing w:before="200" w:after="60"/>
-      </w:pPr>
-      <w:r>
-        <w:rPr>
-          <w:b/>
-          <w:i w:val="0"/>
-          <w:color w:val="1A1A1A"/>
-          <w:sz w:val="23"/>
-        </w:rPr>
-        <w:t>Slide 27.  Whiteboards   ·   Question 7 of 9</w:t>
-      </w:r>
-    </w:p>
-    <w:p>
-      <w:pPr>
-        <w:spacing w:before="0" w:after="60"/>
-        <w:ind w:left="360" w:hanging="220"/>
-      </w:pPr>
-      <w:r>
-        <w:rPr>
-          <w:rFonts w:ascii="FreeSerif" w:hAnsi="FreeSerif" w:eastAsia="FreeSerif"/>
-          <w:b w:val="0"/>
-          <w:i w:val="0"/>
-          <w:color w:val="1A1A1A"/>
-          <w:sz w:val="16"/>
-        </w:rPr>
-        <w:t xml:space="preserve">●  </w:t>
-      </w:r>
-      <w:r>
-        <w:rPr>
-          <w:b w:val="0"/>
-          <w:i w:val="0"/>
-          <w:color w:val="1A1A1A"/>
-          <w:sz w:val="21"/>
-        </w:rPr>
-        <w:t>Identity, power of a power, product. Four decimal places. A board with 0.001 has 0.1</w:t>
-      </w:r>
-      <w:r>
-        <w:rPr>
-          <w:b w:val="0"/>
-          <w:i w:val="0"/>
-          <w:color w:val="1A1A1A"/>
-          <w:sz w:val="21"/>
-          <w:vertAlign w:val="superscript"/>
-        </w:rPr>
-        <w:t>3</w:t>
-      </w:r>
-      <w:r>
-        <w:rPr>
-          <w:b w:val="0"/>
-          <w:i w:val="0"/>
-          <w:color w:val="1A1A1A"/>
-          <w:sz w:val="21"/>
-        </w:rPr>
-        <w:t xml:space="preserve"> from adding 2 + 1.</w:t>
-      </w:r>
-    </w:p>
-    <w:p>
-      <w:pPr>
-        <w:keepNext/>
-        <w:spacing w:before="200" w:after="60"/>
-      </w:pPr>
-      <w:r>
-        <w:rPr>
-          <w:b/>
-          <w:i w:val="0"/>
-          <w:color w:val="1A1A1A"/>
-          <w:sz w:val="23"/>
-        </w:rPr>
-        <w:t>Slide 28.  Whiteboards   ·   Question 7 of 9</w:t>
-      </w:r>
-    </w:p>
-    <w:p>
-      <w:pPr>
-        <w:spacing w:before="0" w:after="60"/>
-        <w:ind w:left="360" w:hanging="220"/>
-      </w:pPr>
-      <w:r>
-        <w:rPr>
-          <w:rFonts w:ascii="FreeSerif" w:hAnsi="FreeSerif" w:eastAsia="FreeSerif"/>
-          <w:b w:val="0"/>
-          <w:i w:val="0"/>
-          <w:color w:val="1A1A1A"/>
-          <w:sz w:val="16"/>
-        </w:rPr>
-        <w:t xml:space="preserve">●  </w:t>
-      </w:r>
-      <w:r>
-        <w:rPr>
-          <w:b w:val="0"/>
-          <w:i w:val="0"/>
-          <w:color w:val="1A1A1A"/>
-          <w:sz w:val="21"/>
-        </w:rPr>
-        <w:t>Reveal. Scan the back row first; question the blank boards before the wrong ones.</w:t>
-      </w:r>
-    </w:p>
-    <w:p>
-      <w:pPr>
-        <w:keepNext/>
-        <w:spacing w:before="200" w:after="60"/>
-      </w:pPr>
-      <w:r>
-        <w:rPr>
-          <w:b/>
-          <w:i w:val="0"/>
-          <w:color w:val="1A1A1A"/>
-          <w:sz w:val="23"/>
-        </w:rPr>
-        <w:t>Slide 29.  Whiteboards   ·   Question 8 of 9</w:t>
-      </w:r>
-    </w:p>
-    <w:p>
-      <w:pPr>
-        <w:spacing w:before="0" w:after="60"/>
-        <w:ind w:left="360" w:hanging="220"/>
-      </w:pPr>
-      <w:r>
-        <w:rPr>
-          <w:rFonts w:ascii="FreeSerif" w:hAnsi="FreeSerif" w:eastAsia="FreeSerif"/>
-          <w:b w:val="0"/>
-          <w:i w:val="0"/>
-          <w:color w:val="1A1A1A"/>
-          <w:sz w:val="16"/>
-        </w:rPr>
-        <w:t xml:space="preserve">●  </w:t>
-      </w:r>
-      <w:r>
-        <w:rPr>
-          <w:b w:val="0"/>
-          <w:i w:val="0"/>
-          <w:color w:val="1A1A1A"/>
-          <w:sz w:val="21"/>
-        </w:rPr>
-        <w:t>Same base throughout. Three negative factors: negative. A board with 64 dropped the sign; a board reading 'undefined' read (−4)</w:t>
-      </w:r>
-      <w:r>
-        <w:rPr>
-          <w:b w:val="0"/>
-          <w:i w:val="0"/>
-          <w:color w:val="1A1A1A"/>
-          <w:sz w:val="21"/>
-          <w:vertAlign w:val="superscript"/>
-        </w:rPr>
-        <w:t>0</w:t>
-      </w:r>
-      <w:r>
-        <w:rPr>
-          <w:b w:val="0"/>
-          <w:i w:val="0"/>
-          <w:color w:val="1A1A1A"/>
-          <w:sz w:val="21"/>
-        </w:rPr>
-        <w:t xml:space="preserve"> as 0 and divided by it — a good error to name aloud.</w:t>
-      </w:r>
-    </w:p>
-    <w:p>
-      <w:pPr>
-        <w:keepNext/>
-        <w:spacing w:before="200" w:after="60"/>
-      </w:pPr>
-      <w:r>
-        <w:rPr>
-          <w:b/>
-          <w:i w:val="0"/>
-          <w:color w:val="1A1A1A"/>
-          <w:sz w:val="23"/>
-        </w:rPr>
-        <w:t>Slide 30.  Whiteboards   ·   Question 8 of 9</w:t>
-      </w:r>
-    </w:p>
-    <w:p>
-      <w:pPr>
-        <w:spacing w:before="0" w:after="60"/>
-        <w:ind w:left="360" w:hanging="220"/>
-      </w:pPr>
-      <w:r>
-        <w:rPr>
-          <w:rFonts w:ascii="FreeSerif" w:hAnsi="FreeSerif" w:eastAsia="FreeSerif"/>
-          <w:b w:val="0"/>
-          <w:i w:val="0"/>
-          <w:color w:val="1A1A1A"/>
-          <w:sz w:val="16"/>
-        </w:rPr>
-        <w:t xml:space="preserve">●  </w:t>
-      </w:r>
-      <w:r>
-        <w:rPr>
-          <w:b w:val="0"/>
-          <w:i w:val="0"/>
-          <w:color w:val="1A1A1A"/>
-          <w:sz w:val="21"/>
-        </w:rPr>
-        <w:t>Reveal. Scan the back row first; question the blank boards before the wrong ones.</w:t>
-      </w:r>
-    </w:p>
-    <w:p>
-      <w:pPr>
-        <w:keepNext/>
-        <w:spacing w:before="200" w:after="60"/>
-      </w:pPr>
-      <w:r>
-        <w:rPr>
-          <w:b/>
-          <w:i w:val="0"/>
-          <w:color w:val="1A1A1A"/>
-          <w:sz w:val="23"/>
-        </w:rPr>
-        <w:t>Slide 31.  Whiteboards   ·   Question 9 of 9</w:t>
-      </w:r>
-    </w:p>
-    <w:p>
-      <w:pPr>
-        <w:spacing w:before="0" w:after="60"/>
-        <w:ind w:left="360" w:hanging="220"/>
-      </w:pPr>
-      <w:r>
-        <w:rPr>
-          <w:rFonts w:ascii="FreeSerif" w:hAnsi="FreeSerif" w:eastAsia="FreeSerif"/>
-          <w:b w:val="0"/>
-          <w:i w:val="0"/>
-          <w:color w:val="1A1A1A"/>
-          <w:sz w:val="16"/>
-        </w:rPr>
-        <w:t xml:space="preserve">●  </w:t>
-      </w:r>
-      <w:r>
-        <w:rPr>
-          <w:b w:val="0"/>
-          <w:i w:val="0"/>
-          <w:color w:val="1A1A1A"/>
-          <w:sz w:val="21"/>
-        </w:rPr>
-        <w:t>Written. Full credit needs the two law names (Winston: quotient of powers; Yvette: power of a quotient / power of a power) and the value. A student who says 'no, because the expressions look different' has not yet accepted that equivalent means same value.</w:t>
-      </w:r>
-    </w:p>
-    <w:p>
-      <w:pPr>
-        <w:keepNext/>
-        <w:spacing w:before="200" w:after="60"/>
-      </w:pPr>
-      <w:r>
-        <w:rPr>
-          <w:b/>
-          <w:i w:val="0"/>
-          <w:color w:val="1A1A1A"/>
-          <w:sz w:val="23"/>
-        </w:rPr>
-        <w:t>Slide 32.  Whiteboards   ·   Question 9 of 9</w:t>
-      </w:r>
-    </w:p>
-    <w:p>
-      <w:pPr>
-        <w:spacing w:before="0" w:after="60"/>
-        <w:ind w:left="360" w:hanging="220"/>
-      </w:pPr>
-      <w:r>
-        <w:rPr>
-          <w:rFonts w:ascii="FreeSerif" w:hAnsi="FreeSerif" w:eastAsia="FreeSerif"/>
-          <w:b w:val="0"/>
-          <w:i w:val="0"/>
-          <w:color w:val="1A1A1A"/>
-          <w:sz w:val="16"/>
-        </w:rPr>
-        <w:t xml:space="preserve">●  </w:t>
-      </w:r>
-      <w:r>
-        <w:rPr>
-          <w:b w:val="0"/>
-          <w:i w:val="0"/>
-          <w:color w:val="1A1A1A"/>
-          <w:sz w:val="21"/>
-        </w:rPr>
-        <w:t>Reveal. Scan the back row first; question the blank boards before the wrong ones.</w:t>
-      </w:r>
-    </w:p>
-    <w:p>
-      <w:pPr>
-        <w:keepNext/>
-        <w:spacing w:before="200" w:after="60"/>
-      </w:pPr>
-      <w:r>
-        <w:rPr>
-          <w:b/>
-          <w:i w:val="0"/>
-          <w:color w:val="1A1A1A"/>
-          <w:sz w:val="23"/>
-        </w:rPr>
-        <w:t>Slide 33.  IXL — Last five minutes.</w:t>
-      </w:r>
-      <w:r>
-        <w:rPr>
-          <w:b w:val="0"/>
-          <w:i/>
-          <w:color w:val="6B6B6B"/>
-          <w:sz w:val="19"/>
-        </w:rPr>
-        <w:t xml:space="preserve">    5 min</w:t>
-      </w:r>
-    </w:p>
-    <w:p>
-      <w:pPr>
-        <w:spacing w:before="0" w:after="60"/>
-        <w:ind w:left="360" w:hanging="220"/>
-      </w:pPr>
-      <w:r>
-        <w:rPr>
-          <w:rFonts w:ascii="FreeSerif" w:hAnsi="FreeSerif" w:eastAsia="FreeSerif"/>
-          <w:b w:val="0"/>
-          <w:i w:val="0"/>
-          <w:color w:val="1A1A1A"/>
-          <w:sz w:val="16"/>
-        </w:rPr>
-        <w:t xml:space="preserve">●  </w:t>
-      </w:r>
-      <w:r>
-        <w:rPr>
-          <w:b w:val="0"/>
-          <w:i w:val="0"/>
-          <w:color w:val="1A1A1A"/>
-          <w:sz w:val="21"/>
-        </w:rPr>
-        <w:t>IXL: whatever is not finished is tonight's practice; SmartScore 67.</w:t>
+        <w:t>IXL: every listed skill is required, SmartScore 67, due at the start of the next class.</w:t>
       </w:r>
     </w:p>
     <w:p>
@@ -4244,2017 +3429,12 @@
           <w:color w:val="1A1A1A"/>
           <w:sz w:val="30"/>
         </w:rPr>
-        <w:t>The Whiteboard Round — what each board tells you</w:t>
+        <w:t>Misconceptions to Watch</w:t>
       </w:r>
     </w:p>
     <w:p>
       <w:pPr>
-        <w:spacing w:before="0" w:after="120"/>
-      </w:pPr>
-      <w:r>
-        <w:rPr>
-          <w:b w:val="0"/>
-          <w:i w:val="0"/>
-          <w:color w:val="1A1A1A"/>
-          <w:sz w:val="21"/>
-        </w:rPr>
-        <w:t>Nine questions, one at a time, each with its reveal. Boards down until the cue, all up together, scan the back row first, question the blank boards before the wrong ones. Question 9 is written work. Every wrong option on a multiple-choice question is a named error; the benchmark it comes from is cited.</w:t>
-      </w:r>
-    </w:p>
-    <w:tbl>
-      <w:tblPr>
-        <w:tblLayout w:type="fixed"/>
-        <w:tblLook w:firstColumn="1" w:firstRow="1" w:lastColumn="0" w:lastRow="0" w:noHBand="0" w:noVBand="1" w:val="04A0"/>
-        <w:tblLayout w:type="fixed"/>
-        <w:tblW w:w="9360" w:type="dxa"/>
-      </w:tblPr>
-      <w:tblGrid>
-        <w:gridCol w:w="400"/>
-        <w:gridCol w:w="3300"/>
-        <w:gridCol w:w="1900"/>
-        <w:gridCol w:w="3760"/>
-      </w:tblGrid>
-      <w:tr>
-        <w:trPr>
-          <w:cantSplit/>
-          <w:tblHeader/>
-        </w:trPr>
-        <w:tc>
-          <w:tcPr>
-            <w:tcW w:type="dxa" w:w="400"/>
-            <w:tcMar>
-              <w:top w:w="60" w:type="dxa"/>
-              <w:left w:w="100" w:type="dxa"/>
-              <w:bottom w:w="60" w:type="dxa"/>
-              <w:right w:w="100" w:type="dxa"/>
-            </w:tcMar>
-            <w:tcBorders>
-              <w:top w:val="single" w:sz="6" w:color="1A1A1A"/>
-              <w:left w:val="single" w:sz="6" w:color="1A1A1A"/>
-              <w:bottom w:val="single" w:sz="6" w:color="1A1A1A"/>
-              <w:right w:val="single" w:sz="6" w:color="1A1A1A"/>
-            </w:tcBorders>
-            <w:shd w:val="clear" w:color="auto" w:fill="D9D9D9"/>
-          </w:tcPr>
-          <w:p>
-            <w:pPr>
-              <w:spacing w:after="0"/>
-              <w:jc w:val="center"/>
-            </w:pPr>
-            <w:r>
-              <w:rPr>
-                <w:b/>
-                <w:i w:val="0"/>
-                <w:color w:val="1A1A1A"/>
-                <w:sz w:val="19"/>
-              </w:rPr>
-              <w:t>#</w:t>
-            </w:r>
-          </w:p>
-        </w:tc>
-        <w:tc>
-          <w:tcPr>
-            <w:tcW w:type="dxa" w:w="3300"/>
-            <w:tcMar>
-              <w:top w:w="60" w:type="dxa"/>
-              <w:left w:w="100" w:type="dxa"/>
-              <w:bottom w:w="60" w:type="dxa"/>
-              <w:right w:w="100" w:type="dxa"/>
-            </w:tcMar>
-            <w:tcBorders>
-              <w:top w:val="single" w:sz="6" w:color="1A1A1A"/>
-              <w:left w:val="single" w:sz="6" w:color="1A1A1A"/>
-              <w:bottom w:val="single" w:sz="6" w:color="1A1A1A"/>
-              <w:right w:val="single" w:sz="6" w:color="1A1A1A"/>
-            </w:tcBorders>
-            <w:shd w:val="clear" w:color="auto" w:fill="D9D9D9"/>
-          </w:tcPr>
-          <w:p>
-            <w:pPr>
-              <w:spacing w:after="0"/>
-              <w:jc w:val="center"/>
-            </w:pPr>
-            <w:r>
-              <w:rPr>
-                <w:b/>
-                <w:i w:val="0"/>
-                <w:color w:val="1A1A1A"/>
-                <w:sz w:val="19"/>
-              </w:rPr>
-              <w:t>Question</w:t>
-            </w:r>
-          </w:p>
-        </w:tc>
-        <w:tc>
-          <w:tcPr>
-            <w:tcW w:type="dxa" w:w="1900"/>
-            <w:tcMar>
-              <w:top w:w="60" w:type="dxa"/>
-              <w:left w:w="100" w:type="dxa"/>
-              <w:bottom w:w="60" w:type="dxa"/>
-              <w:right w:w="100" w:type="dxa"/>
-            </w:tcMar>
-            <w:tcBorders>
-              <w:top w:val="single" w:sz="6" w:color="1A1A1A"/>
-              <w:left w:val="single" w:sz="6" w:color="1A1A1A"/>
-              <w:bottom w:val="single" w:sz="6" w:color="1A1A1A"/>
-              <w:right w:val="single" w:sz="6" w:color="1A1A1A"/>
-            </w:tcBorders>
-            <w:shd w:val="clear" w:color="auto" w:fill="D9D9D9"/>
-          </w:tcPr>
-          <w:p>
-            <w:pPr>
-              <w:spacing w:after="0"/>
-              <w:jc w:val="center"/>
-            </w:pPr>
-            <w:r>
-              <w:rPr>
-                <w:b/>
-                <w:i w:val="0"/>
-                <w:color w:val="1A1A1A"/>
-                <w:sz w:val="19"/>
-              </w:rPr>
-              <w:t>Answer</w:t>
-            </w:r>
-          </w:p>
-        </w:tc>
-        <w:tc>
-          <w:tcPr>
-            <w:tcW w:type="dxa" w:w="3760"/>
-            <w:tcMar>
-              <w:top w:w="60" w:type="dxa"/>
-              <w:left w:w="100" w:type="dxa"/>
-              <w:bottom w:w="60" w:type="dxa"/>
-              <w:right w:w="100" w:type="dxa"/>
-            </w:tcMar>
-            <w:tcBorders>
-              <w:top w:val="single" w:sz="6" w:color="1A1A1A"/>
-              <w:left w:val="single" w:sz="6" w:color="1A1A1A"/>
-              <w:bottom w:val="single" w:sz="6" w:color="1A1A1A"/>
-              <w:right w:val="single" w:sz="6" w:color="1A1A1A"/>
-            </w:tcBorders>
-            <w:shd w:val="clear" w:color="auto" w:fill="D9D9D9"/>
-          </w:tcPr>
-          <w:p>
-            <w:pPr>
-              <w:spacing w:after="0"/>
-              <w:jc w:val="center"/>
-            </w:pPr>
-            <w:r>
-              <w:rPr>
-                <w:b/>
-                <w:i w:val="0"/>
-                <w:color w:val="1A1A1A"/>
-                <w:sz w:val="19"/>
-              </w:rPr>
-              <w:t>What a wrong board says</w:t>
-            </w:r>
-          </w:p>
-        </w:tc>
-      </w:tr>
-      <w:tr>
-        <w:trPr>
-          <w:cantSplit/>
-        </w:trPr>
-        <w:tc>
-          <w:tcPr>
-            <w:tcW w:type="dxa" w:w="400"/>
-            <w:tcMar>
-              <w:top w:w="60" w:type="dxa"/>
-              <w:left w:w="100" w:type="dxa"/>
-              <w:bottom w:w="60" w:type="dxa"/>
-              <w:right w:w="100" w:type="dxa"/>
-            </w:tcMar>
-            <w:tcBorders>
-              <w:top w:val="single" w:sz="6" w:color="1A1A1A"/>
-              <w:left w:val="single" w:sz="6" w:color="1A1A1A"/>
-              <w:bottom w:val="single" w:sz="6" w:color="1A1A1A"/>
-              <w:right w:val="single" w:sz="6" w:color="1A1A1A"/>
-            </w:tcBorders>
-          </w:tcPr>
-          <w:p>
-            <w:pPr>
-              <w:spacing w:after="0"/>
-            </w:pPr>
-            <w:r>
-              <w:rPr>
-                <w:b w:val="0"/>
-                <w:i w:val="0"/>
-                <w:color w:val="1A1A1A"/>
-                <w:sz w:val="19"/>
-              </w:rPr>
-              <w:t>1</w:t>
-            </w:r>
-          </w:p>
-        </w:tc>
-        <w:tc>
-          <w:tcPr>
-            <w:tcW w:type="dxa" w:w="3300"/>
-            <w:tcMar>
-              <w:top w:w="60" w:type="dxa"/>
-              <w:left w:w="100" w:type="dxa"/>
-              <w:bottom w:w="60" w:type="dxa"/>
-              <w:right w:w="100" w:type="dxa"/>
-            </w:tcMar>
-            <w:tcBorders>
-              <w:top w:val="single" w:sz="6" w:color="1A1A1A"/>
-              <w:left w:val="single" w:sz="6" w:color="1A1A1A"/>
-              <w:bottom w:val="single" w:sz="6" w:color="1A1A1A"/>
-              <w:right w:val="single" w:sz="6" w:color="1A1A1A"/>
-            </w:tcBorders>
-          </w:tcPr>
-          <w:p>
-            <w:pPr>
-              <w:spacing w:after="0"/>
-            </w:pPr>
-            <w:r>
-              <w:drawing>
-                <wp:inline xmlns:a="http://schemas.openxmlformats.org/drawingml/2006/main" xmlns:pic="http://schemas.openxmlformats.org/drawingml/2006/picture">
-                  <wp:extent cx="280416" cy="249935"/>
-                  <wp:docPr id="5" name="Picture 5"/>
-                  <wp:cNvGraphicFramePr>
-                    <a:graphicFrameLocks noChangeAspect="1"/>
-                  </wp:cNvGraphicFramePr>
-                  <a:graphic>
-                    <a:graphicData uri="http://schemas.openxmlformats.org/drawingml/2006/picture">
-                      <pic:pic>
-                        <pic:nvPicPr>
-                          <pic:cNvPr id="0" name="9397414bc60f488b.png"/>
-                          <pic:cNvPicPr/>
-                        </pic:nvPicPr>
-                        <pic:blipFill>
-                          <a:blip r:embed="rId13"/>
-                          <a:stretch>
-                            <a:fillRect/>
-                          </a:stretch>
-                        </pic:blipFill>
-                        <pic:spPr>
-                          <a:xfrm>
-                            <a:off x="0" y="0"/>
-                            <a:ext cx="280416" cy="249935"/>
-                          </a:xfrm>
-                          <a:prstGeom prst="rect"/>
-                        </pic:spPr>
-                      </pic:pic>
-                    </a:graphicData>
-                  </a:graphic>
-                </wp:inline>
-              </w:drawing>
-            </w:r>
-          </w:p>
-        </w:tc>
-        <w:tc>
-          <w:tcPr>
-            <w:tcW w:type="dxa" w:w="1900"/>
-            <w:tcMar>
-              <w:top w:w="60" w:type="dxa"/>
-              <w:left w:w="100" w:type="dxa"/>
-              <w:bottom w:w="60" w:type="dxa"/>
-              <w:right w:w="100" w:type="dxa"/>
-            </w:tcMar>
-            <w:tcBorders>
-              <w:top w:val="single" w:sz="6" w:color="1A1A1A"/>
-              <w:left w:val="single" w:sz="6" w:color="1A1A1A"/>
-              <w:bottom w:val="single" w:sz="6" w:color="1A1A1A"/>
-              <w:right w:val="single" w:sz="6" w:color="1A1A1A"/>
-            </w:tcBorders>
-          </w:tcPr>
-          <w:p>
-            <w:pPr>
-              <w:spacing w:after="0"/>
-            </w:pPr>
-            <w:r>
-              <w:rPr>
-                <w:b/>
-                <w:i/>
-                <w:color w:val="9E1B32"/>
-                <w:sz w:val="19"/>
-              </w:rPr>
-              <w:t>36</w:t>
-            </w:r>
-          </w:p>
-        </w:tc>
-        <w:tc>
-          <w:tcPr>
-            <w:tcW w:type="dxa" w:w="3760"/>
-            <w:tcMar>
-              <w:top w:w="60" w:type="dxa"/>
-              <w:left w:w="100" w:type="dxa"/>
-              <w:bottom w:w="60" w:type="dxa"/>
-              <w:right w:w="100" w:type="dxa"/>
-            </w:tcMar>
-            <w:tcBorders>
-              <w:top w:val="single" w:sz="6" w:color="1A1A1A"/>
-              <w:left w:val="single" w:sz="6" w:color="1A1A1A"/>
-              <w:bottom w:val="single" w:sz="6" w:color="1A1A1A"/>
-              <w:right w:val="single" w:sz="6" w:color="1A1A1A"/>
-            </w:tcBorders>
-          </w:tcPr>
-          <w:p>
-            <w:pPr>
-              <w:spacing w:after="0"/>
-            </w:pPr>
-            <w:r>
-              <w:rPr>
-                <w:b w:val="0"/>
-                <w:i w:val="0"/>
-                <w:color w:val="1A1A1A"/>
-                <w:sz w:val="19"/>
-              </w:rPr>
-              <w:t>0 — zero exponent read as 0 [B1G-M 8.NSO.1.3 misconception]; 1296 — the 6</w:t>
-            </w:r>
-            <w:r>
-              <w:rPr>
-                <w:b w:val="0"/>
-                <w:i w:val="0"/>
-                <w:color w:val="1A1A1A"/>
-                <w:sz w:val="19"/>
-                <w:vertAlign w:val="superscript"/>
-              </w:rPr>
-              <w:t>2</w:t>
-            </w:r>
-            <w:r>
-              <w:rPr>
-                <w:b w:val="0"/>
-                <w:i w:val="0"/>
-                <w:color w:val="1A1A1A"/>
-                <w:sz w:val="19"/>
-              </w:rPr>
-              <w:t xml:space="preserve"> in the denominator was ignored</w:t>
-            </w:r>
-          </w:p>
-        </w:tc>
-      </w:tr>
-      <w:tr>
-        <w:trPr>
-          <w:cantSplit/>
-        </w:trPr>
-        <w:tc>
-          <w:tcPr>
-            <w:tcW w:type="dxa" w:w="400"/>
-            <w:tcMar>
-              <w:top w:w="60" w:type="dxa"/>
-              <w:left w:w="100" w:type="dxa"/>
-              <w:bottom w:w="60" w:type="dxa"/>
-              <w:right w:w="100" w:type="dxa"/>
-            </w:tcMar>
-            <w:tcBorders>
-              <w:top w:val="single" w:sz="6" w:color="1A1A1A"/>
-              <w:left w:val="single" w:sz="6" w:color="1A1A1A"/>
-              <w:bottom w:val="single" w:sz="6" w:color="1A1A1A"/>
-              <w:right w:val="single" w:sz="6" w:color="1A1A1A"/>
-            </w:tcBorders>
-          </w:tcPr>
-          <w:p>
-            <w:pPr>
-              <w:spacing w:after="0"/>
-            </w:pPr>
-            <w:r>
-              <w:rPr>
-                <w:b w:val="0"/>
-                <w:i w:val="0"/>
-                <w:color w:val="1A1A1A"/>
-                <w:sz w:val="19"/>
-              </w:rPr>
-              <w:t>2</w:t>
-            </w:r>
-          </w:p>
-        </w:tc>
-        <w:tc>
-          <w:tcPr>
-            <w:tcW w:type="dxa" w:w="3300"/>
-            <w:tcMar>
-              <w:top w:w="60" w:type="dxa"/>
-              <w:left w:w="100" w:type="dxa"/>
-              <w:bottom w:w="60" w:type="dxa"/>
-              <w:right w:w="100" w:type="dxa"/>
-            </w:tcMar>
-            <w:tcBorders>
-              <w:top w:val="single" w:sz="6" w:color="1A1A1A"/>
-              <w:left w:val="single" w:sz="6" w:color="1A1A1A"/>
-              <w:bottom w:val="single" w:sz="6" w:color="1A1A1A"/>
-              <w:right w:val="single" w:sz="6" w:color="1A1A1A"/>
-            </w:tcBorders>
-          </w:tcPr>
-          <w:p>
-            <w:pPr>
-              <w:spacing w:after="0"/>
-            </w:pPr>
-            <w:r>
-              <w:drawing>
-                <wp:inline xmlns:a="http://schemas.openxmlformats.org/drawingml/2006/main" xmlns:pic="http://schemas.openxmlformats.org/drawingml/2006/picture">
-                  <wp:extent cx="551688" cy="170688"/>
-                  <wp:docPr id="6" name="Picture 6"/>
-                  <wp:cNvGraphicFramePr>
-                    <a:graphicFrameLocks noChangeAspect="1"/>
-                  </wp:cNvGraphicFramePr>
-                  <a:graphic>
-                    <a:graphicData uri="http://schemas.openxmlformats.org/drawingml/2006/picture">
-                      <pic:pic>
-                        <pic:nvPicPr>
-                          <pic:cNvPr id="0" name="eed0ad8a686d10c5.png"/>
-                          <pic:cNvPicPr/>
-                        </pic:nvPicPr>
-                        <pic:blipFill>
-                          <a:blip r:embed="rId14"/>
-                          <a:stretch>
-                            <a:fillRect/>
-                          </a:stretch>
-                        </pic:blipFill>
-                        <pic:spPr>
-                          <a:xfrm>
-                            <a:off x="0" y="0"/>
-                            <a:ext cx="551688" cy="170688"/>
-                          </a:xfrm>
-                          <a:prstGeom prst="rect"/>
-                        </pic:spPr>
-                      </pic:pic>
-                    </a:graphicData>
-                  </a:graphic>
-                </wp:inline>
-              </w:drawing>
-            </w:r>
-          </w:p>
-        </w:tc>
-        <w:tc>
-          <w:tcPr>
-            <w:tcW w:type="dxa" w:w="1900"/>
-            <w:tcMar>
-              <w:top w:w="60" w:type="dxa"/>
-              <w:left w:w="100" w:type="dxa"/>
-              <w:bottom w:w="60" w:type="dxa"/>
-              <w:right w:w="100" w:type="dxa"/>
-            </w:tcMar>
-            <w:tcBorders>
-              <w:top w:val="single" w:sz="6" w:color="1A1A1A"/>
-              <w:left w:val="single" w:sz="6" w:color="1A1A1A"/>
-              <w:bottom w:val="single" w:sz="6" w:color="1A1A1A"/>
-              <w:right w:val="single" w:sz="6" w:color="1A1A1A"/>
-            </w:tcBorders>
-          </w:tcPr>
-          <w:p>
-            <w:pPr>
-              <w:spacing w:after="0"/>
-            </w:pPr>
-            <w:r>
-              <w:rPr>
-                <w:b/>
-                <w:i/>
-                <w:color w:val="9E1B32"/>
-                <w:sz w:val="19"/>
-              </w:rPr>
-              <w:t>729</w:t>
-            </w:r>
-          </w:p>
-        </w:tc>
-        <w:tc>
-          <w:tcPr>
-            <w:tcW w:type="dxa" w:w="3760"/>
-            <w:tcMar>
-              <w:top w:w="60" w:type="dxa"/>
-              <w:left w:w="100" w:type="dxa"/>
-              <w:bottom w:w="60" w:type="dxa"/>
-              <w:right w:w="100" w:type="dxa"/>
-            </w:tcMar>
-            <w:tcBorders>
-              <w:top w:val="single" w:sz="6" w:color="1A1A1A"/>
-              <w:left w:val="single" w:sz="6" w:color="1A1A1A"/>
-              <w:bottom w:val="single" w:sz="6" w:color="1A1A1A"/>
-              <w:right w:val="single" w:sz="6" w:color="1A1A1A"/>
-            </w:tcBorders>
-          </w:tcPr>
-          <w:p>
-            <w:pPr>
-              <w:spacing w:after="0"/>
-            </w:pPr>
-            <w:r>
-              <w:rPr>
-                <w:b w:val="0"/>
-                <w:i w:val="0"/>
-                <w:color w:val="1A1A1A"/>
-                <w:sz w:val="19"/>
-              </w:rPr>
-              <w:t>243 — added the exponents 2 + 3 in the power of a power step [confused with product of powers]; 0 — zero exponent read as 0</w:t>
-            </w:r>
-          </w:p>
-        </w:tc>
-      </w:tr>
-      <w:tr>
-        <w:trPr>
-          <w:cantSplit/>
-        </w:trPr>
-        <w:tc>
-          <w:tcPr>
-            <w:tcW w:type="dxa" w:w="400"/>
-            <w:tcMar>
-              <w:top w:w="60" w:type="dxa"/>
-              <w:left w:w="100" w:type="dxa"/>
-              <w:bottom w:w="60" w:type="dxa"/>
-              <w:right w:w="100" w:type="dxa"/>
-            </w:tcMar>
-            <w:tcBorders>
-              <w:top w:val="single" w:sz="6" w:color="1A1A1A"/>
-              <w:left w:val="single" w:sz="6" w:color="1A1A1A"/>
-              <w:bottom w:val="single" w:sz="6" w:color="1A1A1A"/>
-              <w:right w:val="single" w:sz="6" w:color="1A1A1A"/>
-            </w:tcBorders>
-          </w:tcPr>
-          <w:p>
-            <w:pPr>
-              <w:spacing w:after="0"/>
-            </w:pPr>
-            <w:r>
-              <w:rPr>
-                <w:b w:val="0"/>
-                <w:i w:val="0"/>
-                <w:color w:val="1A1A1A"/>
-                <w:sz w:val="19"/>
-              </w:rPr>
-              <w:t>3</w:t>
-            </w:r>
-          </w:p>
-        </w:tc>
-        <w:tc>
-          <w:tcPr>
-            <w:tcW w:type="dxa" w:w="3300"/>
-            <w:tcMar>
-              <w:top w:w="60" w:type="dxa"/>
-              <w:left w:w="100" w:type="dxa"/>
-              <w:bottom w:w="60" w:type="dxa"/>
-              <w:right w:w="100" w:type="dxa"/>
-            </w:tcMar>
-            <w:tcBorders>
-              <w:top w:val="single" w:sz="6" w:color="1A1A1A"/>
-              <w:left w:val="single" w:sz="6" w:color="1A1A1A"/>
-              <w:bottom w:val="single" w:sz="6" w:color="1A1A1A"/>
-              <w:right w:val="single" w:sz="6" w:color="1A1A1A"/>
-            </w:tcBorders>
-          </w:tcPr>
-          <w:p>
-            <w:pPr>
-              <w:spacing w:after="0"/>
-            </w:pPr>
-            <w:r>
-              <w:drawing>
-                <wp:inline xmlns:a="http://schemas.openxmlformats.org/drawingml/2006/main" xmlns:pic="http://schemas.openxmlformats.org/drawingml/2006/picture">
-                  <wp:extent cx="320040" cy="286512"/>
-                  <wp:docPr id="7" name="Picture 7"/>
-                  <wp:cNvGraphicFramePr>
-                    <a:graphicFrameLocks noChangeAspect="1"/>
-                  </wp:cNvGraphicFramePr>
-                  <a:graphic>
-                    <a:graphicData uri="http://schemas.openxmlformats.org/drawingml/2006/picture">
-                      <pic:pic>
-                        <pic:nvPicPr>
-                          <pic:cNvPr id="0" name="db5b03cf0f45c03a.png"/>
-                          <pic:cNvPicPr/>
-                        </pic:nvPicPr>
-                        <pic:blipFill>
-                          <a:blip r:embed="rId15"/>
-                          <a:stretch>
-                            <a:fillRect/>
-                          </a:stretch>
-                        </pic:blipFill>
-                        <pic:spPr>
-                          <a:xfrm>
-                            <a:off x="0" y="0"/>
-                            <a:ext cx="320040" cy="286512"/>
-                          </a:xfrm>
-                          <a:prstGeom prst="rect"/>
-                        </pic:spPr>
-                      </pic:pic>
-                    </a:graphicData>
-                  </a:graphic>
-                </wp:inline>
-              </w:drawing>
-            </w:r>
-          </w:p>
-        </w:tc>
-        <w:tc>
-          <w:tcPr>
-            <w:tcW w:type="dxa" w:w="1900"/>
-            <w:tcMar>
-              <w:top w:w="60" w:type="dxa"/>
-              <w:left w:w="100" w:type="dxa"/>
-              <w:bottom w:w="60" w:type="dxa"/>
-              <w:right w:w="100" w:type="dxa"/>
-            </w:tcMar>
-            <w:tcBorders>
-              <w:top w:val="single" w:sz="6" w:color="1A1A1A"/>
-              <w:left w:val="single" w:sz="6" w:color="1A1A1A"/>
-              <w:bottom w:val="single" w:sz="6" w:color="1A1A1A"/>
-              <w:right w:val="single" w:sz="6" w:color="1A1A1A"/>
-            </w:tcBorders>
-          </w:tcPr>
-          <w:p>
-            <w:pPr>
-              <w:spacing w:after="0"/>
-            </w:pPr>
-            <w:r>
-              <w:rPr>
-                <w:b/>
-                <w:i/>
-                <w:color w:val="9E1B32"/>
-                <w:sz w:val="19"/>
-              </w:rPr>
-              <w:t>0.0625</w:t>
-            </w:r>
-          </w:p>
-        </w:tc>
-        <w:tc>
-          <w:tcPr>
-            <w:tcW w:type="dxa" w:w="3760"/>
-            <w:tcMar>
-              <w:top w:w="60" w:type="dxa"/>
-              <w:left w:w="100" w:type="dxa"/>
-              <w:bottom w:w="60" w:type="dxa"/>
-              <w:right w:w="100" w:type="dxa"/>
-            </w:tcMar>
-            <w:tcBorders>
-              <w:top w:val="single" w:sz="6" w:color="1A1A1A"/>
-              <w:left w:val="single" w:sz="6" w:color="1A1A1A"/>
-              <w:bottom w:val="single" w:sz="6" w:color="1A1A1A"/>
-              <w:right w:val="single" w:sz="6" w:color="1A1A1A"/>
-            </w:tcBorders>
-          </w:tcPr>
-          <w:p>
-            <w:pPr>
-              <w:spacing w:after="0"/>
-            </w:pPr>
-            <w:r>
-              <w:rPr>
-                <w:b w:val="0"/>
-                <w:i w:val="0"/>
-                <w:color w:val="1A1A1A"/>
-                <w:sz w:val="19"/>
-              </w:rPr>
-              <w:t>0.125 — divided the exponents 6 ÷ 2 [7.NSO.1.1 misconception: 'divide' applied to the exponents]; 0.015625 — added 6 + ... or used 0.5</w:t>
-            </w:r>
-            <w:r>
-              <w:rPr>
-                <w:b w:val="0"/>
-                <w:i w:val="0"/>
-                <w:color w:val="1A1A1A"/>
-                <w:sz w:val="19"/>
-                <w:vertAlign w:val="superscript"/>
-              </w:rPr>
-              <w:t>6</w:t>
-            </w:r>
-            <w:r>
-              <w:rPr>
-                <w:b w:val="0"/>
-                <w:i w:val="0"/>
-                <w:color w:val="1A1A1A"/>
-                <w:sz w:val="19"/>
-              </w:rPr>
-              <w:t xml:space="preserve"> and ignored the denominator</w:t>
-            </w:r>
-          </w:p>
-        </w:tc>
-      </w:tr>
-      <w:tr>
-        <w:trPr>
-          <w:cantSplit/>
-        </w:trPr>
-        <w:tc>
-          <w:tcPr>
-            <w:tcW w:type="dxa" w:w="400"/>
-            <w:tcMar>
-              <w:top w:w="60" w:type="dxa"/>
-              <w:left w:w="100" w:type="dxa"/>
-              <w:bottom w:w="60" w:type="dxa"/>
-              <w:right w:w="100" w:type="dxa"/>
-            </w:tcMar>
-            <w:tcBorders>
-              <w:top w:val="single" w:sz="6" w:color="1A1A1A"/>
-              <w:left w:val="single" w:sz="6" w:color="1A1A1A"/>
-              <w:bottom w:val="single" w:sz="6" w:color="1A1A1A"/>
-              <w:right w:val="single" w:sz="6" w:color="1A1A1A"/>
-            </w:tcBorders>
-          </w:tcPr>
-          <w:p>
-            <w:pPr>
-              <w:spacing w:after="0"/>
-            </w:pPr>
-            <w:r>
-              <w:rPr>
-                <w:b w:val="0"/>
-                <w:i w:val="0"/>
-                <w:color w:val="1A1A1A"/>
-                <w:sz w:val="19"/>
-              </w:rPr>
-              <w:t>4</w:t>
-            </w:r>
-          </w:p>
-        </w:tc>
-        <w:tc>
-          <w:tcPr>
-            <w:tcW w:type="dxa" w:w="3300"/>
-            <w:tcMar>
-              <w:top w:w="60" w:type="dxa"/>
-              <w:left w:w="100" w:type="dxa"/>
-              <w:bottom w:w="60" w:type="dxa"/>
-              <w:right w:w="100" w:type="dxa"/>
-            </w:tcMar>
-            <w:tcBorders>
-              <w:top w:val="single" w:sz="6" w:color="1A1A1A"/>
-              <w:left w:val="single" w:sz="6" w:color="1A1A1A"/>
-              <w:bottom w:val="single" w:sz="6" w:color="1A1A1A"/>
-              <w:right w:val="single" w:sz="6" w:color="1A1A1A"/>
-            </w:tcBorders>
-          </w:tcPr>
-          <w:p>
-            <w:pPr>
-              <w:spacing w:after="0"/>
-            </w:pPr>
-            <w:r>
-              <w:drawing>
-                <wp:inline xmlns:a="http://schemas.openxmlformats.org/drawingml/2006/main" xmlns:pic="http://schemas.openxmlformats.org/drawingml/2006/picture">
-                  <wp:extent cx="402336" cy="256032"/>
-                  <wp:docPr id="8" name="Picture 8"/>
-                  <wp:cNvGraphicFramePr>
-                    <a:graphicFrameLocks noChangeAspect="1"/>
-                  </wp:cNvGraphicFramePr>
-                  <a:graphic>
-                    <a:graphicData uri="http://schemas.openxmlformats.org/drawingml/2006/picture">
-                      <pic:pic>
-                        <pic:nvPicPr>
-                          <pic:cNvPr id="0" name="684bc945ffff2797.png"/>
-                          <pic:cNvPicPr/>
-                        </pic:nvPicPr>
-                        <pic:blipFill>
-                          <a:blip r:embed="rId16"/>
-                          <a:stretch>
-                            <a:fillRect/>
-                          </a:stretch>
-                        </pic:blipFill>
-                        <pic:spPr>
-                          <a:xfrm>
-                            <a:off x="0" y="0"/>
-                            <a:ext cx="402336" cy="256032"/>
-                          </a:xfrm>
-                          <a:prstGeom prst="rect"/>
-                        </pic:spPr>
-                      </pic:pic>
-                    </a:graphicData>
-                  </a:graphic>
-                </wp:inline>
-              </w:drawing>
-            </w:r>
-          </w:p>
-        </w:tc>
-        <w:tc>
-          <w:tcPr>
-            <w:tcW w:type="dxa" w:w="1900"/>
-            <w:tcMar>
-              <w:top w:w="60" w:type="dxa"/>
-              <w:left w:w="100" w:type="dxa"/>
-              <w:bottom w:w="60" w:type="dxa"/>
-              <w:right w:w="100" w:type="dxa"/>
-            </w:tcMar>
-            <w:tcBorders>
-              <w:top w:val="single" w:sz="6" w:color="1A1A1A"/>
-              <w:left w:val="single" w:sz="6" w:color="1A1A1A"/>
-              <w:bottom w:val="single" w:sz="6" w:color="1A1A1A"/>
-              <w:right w:val="single" w:sz="6" w:color="1A1A1A"/>
-            </w:tcBorders>
-          </w:tcPr>
-          <w:p>
-            <w:pPr>
-              <w:spacing w:after="0"/>
-            </w:pPr>
-            <w:r>
-              <w:rPr>
-                <w:b/>
-                <w:i/>
-                <w:color w:val="9E1B32"/>
-                <w:sz w:val="19"/>
-              </w:rPr>
-              <w:t>6.25</w:t>
-            </w:r>
-          </w:p>
-        </w:tc>
-        <w:tc>
-          <w:tcPr>
-            <w:tcW w:type="dxa" w:w="3760"/>
-            <w:tcMar>
-              <w:top w:w="60" w:type="dxa"/>
-              <w:left w:w="100" w:type="dxa"/>
-              <w:bottom w:w="60" w:type="dxa"/>
-              <w:right w:w="100" w:type="dxa"/>
-            </w:tcMar>
-            <w:tcBorders>
-              <w:top w:val="single" w:sz="6" w:color="1A1A1A"/>
-              <w:left w:val="single" w:sz="6" w:color="1A1A1A"/>
-              <w:bottom w:val="single" w:sz="6" w:color="1A1A1A"/>
-              <w:right w:val="single" w:sz="6" w:color="1A1A1A"/>
-            </w:tcBorders>
-          </w:tcPr>
-          <w:p>
-            <w:pPr>
-              <w:spacing w:after="0"/>
-            </w:pPr>
-            <w:r>
-              <w:rPr>
-                <w:b w:val="0"/>
-                <w:i w:val="0"/>
-                <w:color w:val="1A1A1A"/>
-                <w:sz w:val="19"/>
-              </w:rPr>
-              <w:t>2.5 — the outside 1 was treated as the final exponent [identity law misapplied]; 15.625 — used 2.5</w:t>
-            </w:r>
-            <w:r>
-              <w:rPr>
-                <w:b w:val="0"/>
-                <w:i w:val="0"/>
-                <w:color w:val="1A1A1A"/>
-                <w:sz w:val="19"/>
-                <w:vertAlign w:val="superscript"/>
-              </w:rPr>
-              <w:t>3</w:t>
-            </w:r>
-          </w:p>
-        </w:tc>
-      </w:tr>
-      <w:tr>
-        <w:trPr>
-          <w:cantSplit/>
-        </w:trPr>
-        <w:tc>
-          <w:tcPr>
-            <w:tcW w:type="dxa" w:w="400"/>
-            <w:tcMar>
-              <w:top w:w="60" w:type="dxa"/>
-              <w:left w:w="100" w:type="dxa"/>
-              <w:bottom w:w="60" w:type="dxa"/>
-              <w:right w:w="100" w:type="dxa"/>
-            </w:tcMar>
-            <w:tcBorders>
-              <w:top w:val="single" w:sz="6" w:color="1A1A1A"/>
-              <w:left w:val="single" w:sz="6" w:color="1A1A1A"/>
-              <w:bottom w:val="single" w:sz="6" w:color="1A1A1A"/>
-              <w:right w:val="single" w:sz="6" w:color="1A1A1A"/>
-            </w:tcBorders>
-          </w:tcPr>
-          <w:p>
-            <w:pPr>
-              <w:spacing w:after="0"/>
-            </w:pPr>
-            <w:r>
-              <w:rPr>
-                <w:b w:val="0"/>
-                <w:i w:val="0"/>
-                <w:color w:val="1A1A1A"/>
-                <w:sz w:val="19"/>
-              </w:rPr>
-              <w:t>5</w:t>
-            </w:r>
-          </w:p>
-        </w:tc>
-        <w:tc>
-          <w:tcPr>
-            <w:tcW w:type="dxa" w:w="3300"/>
-            <w:tcMar>
-              <w:top w:w="60" w:type="dxa"/>
-              <w:left w:w="100" w:type="dxa"/>
-              <w:bottom w:w="60" w:type="dxa"/>
-              <w:right w:w="100" w:type="dxa"/>
-            </w:tcMar>
-            <w:tcBorders>
-              <w:top w:val="single" w:sz="6" w:color="1A1A1A"/>
-              <w:left w:val="single" w:sz="6" w:color="1A1A1A"/>
-              <w:bottom w:val="single" w:sz="6" w:color="1A1A1A"/>
-              <w:right w:val="single" w:sz="6" w:color="1A1A1A"/>
-            </w:tcBorders>
-          </w:tcPr>
-          <w:p>
-            <w:pPr>
-              <w:spacing w:after="0"/>
-            </w:pPr>
-            <w:r>
-              <w:rPr>
-                <w:b w:val="0"/>
-                <w:i w:val="0"/>
-                <w:color w:val="1A1A1A"/>
-                <w:sz w:val="19"/>
-              </w:rPr>
-              <w:t>Which is the value?</w:t>
-            </w:r>
-          </w:p>
-        </w:tc>
-        <w:tc>
-          <w:tcPr>
-            <w:tcW w:type="dxa" w:w="1900"/>
-            <w:tcMar>
-              <w:top w:w="60" w:type="dxa"/>
-              <w:left w:w="100" w:type="dxa"/>
-              <w:bottom w:w="60" w:type="dxa"/>
-              <w:right w:w="100" w:type="dxa"/>
-            </w:tcMar>
-            <w:tcBorders>
-              <w:top w:val="single" w:sz="6" w:color="1A1A1A"/>
-              <w:left w:val="single" w:sz="6" w:color="1A1A1A"/>
-              <w:bottom w:val="single" w:sz="6" w:color="1A1A1A"/>
-              <w:right w:val="single" w:sz="6" w:color="1A1A1A"/>
-            </w:tcBorders>
-          </w:tcPr>
-          <w:p>
-            <w:pPr>
-              <w:spacing w:after="0"/>
-            </w:pPr>
-            <w:r>
-              <w:rPr>
-                <w:b/>
-                <w:i/>
-                <w:color w:val="9E1B32"/>
-                <w:sz w:val="19"/>
-              </w:rPr>
-              <w:t>A — 4</w:t>
-            </w:r>
-          </w:p>
-        </w:tc>
-        <w:tc>
-          <w:tcPr>
-            <w:tcW w:type="dxa" w:w="3760"/>
-            <w:tcMar>
-              <w:top w:w="60" w:type="dxa"/>
-              <w:left w:w="100" w:type="dxa"/>
-              <w:bottom w:w="60" w:type="dxa"/>
-              <w:right w:w="100" w:type="dxa"/>
-            </w:tcMar>
-            <w:tcBorders>
-              <w:top w:val="single" w:sz="6" w:color="1A1A1A"/>
-              <w:left w:val="single" w:sz="6" w:color="1A1A1A"/>
-              <w:bottom w:val="single" w:sz="6" w:color="1A1A1A"/>
-              <w:right w:val="single" w:sz="6" w:color="1A1A1A"/>
-            </w:tcBorders>
-          </w:tcPr>
-          <w:p>
-            <w:pPr>
-              <w:spacing w:after="0"/>
-            </w:pPr>
-            <w:r>
-              <w:rPr>
-                <w:b w:val="0"/>
-                <w:i w:val="0"/>
-                <w:color w:val="1A1A1A"/>
-                <w:sz w:val="19"/>
-              </w:rPr>
-              <w:t>(B) added the exponents 12 + 10 instead of subtracting [confused with product of powers]; (C) 3.2</w:t>
-            </w:r>
-            <w:r>
-              <w:rPr>
-                <w:b w:val="0"/>
-                <w:i w:val="0"/>
-                <w:color w:val="1A1A1A"/>
-                <w:sz w:val="19"/>
-                <w:vertAlign w:val="superscript"/>
-              </w:rPr>
-              <w:t>0</w:t>
-            </w:r>
-            <w:r>
-              <w:rPr>
-                <w:b w:val="0"/>
-                <w:i w:val="0"/>
-                <w:color w:val="1A1A1A"/>
-                <w:sz w:val="19"/>
-              </w:rPr>
-              <w:t xml:space="preserve"> read as 0, so the whole numerator is 0 [B1G-M 8.NSO.1.3 zero-exponent misconception]; (D) (2</w:t>
-            </w:r>
-            <w:r>
-              <w:rPr>
-                <w:b w:val="0"/>
-                <w:i w:val="0"/>
-                <w:color w:val="1A1A1A"/>
-                <w:sz w:val="19"/>
-                <w:vertAlign w:val="superscript"/>
-              </w:rPr>
-              <w:t>2</w:t>
-            </w:r>
-            <w:r>
-              <w:rPr>
-                <w:b w:val="0"/>
-                <w:i w:val="0"/>
-                <w:color w:val="1A1A1A"/>
-                <w:sz w:val="19"/>
-              </w:rPr>
-              <w:t>)</w:t>
-            </w:r>
-            <w:r>
-              <w:rPr>
-                <w:b w:val="0"/>
-                <w:i w:val="0"/>
-                <w:color w:val="1A1A1A"/>
-                <w:sz w:val="19"/>
-                <w:vertAlign w:val="superscript"/>
-              </w:rPr>
-              <w:t>6</w:t>
-            </w:r>
-            <w:r>
-              <w:rPr>
-                <w:b w:val="0"/>
-                <w:i w:val="0"/>
-                <w:color w:val="1A1A1A"/>
-                <w:sz w:val="19"/>
-              </w:rPr>
-              <w:t xml:space="preserve"> written as 2</w:t>
-            </w:r>
-            <w:r>
-              <w:rPr>
-                <w:b w:val="0"/>
-                <w:i w:val="0"/>
-                <w:color w:val="1A1A1A"/>
-                <w:sz w:val="19"/>
-                <w:vertAlign w:val="superscript"/>
-              </w:rPr>
-              <w:t>8</w:t>
-            </w:r>
-            <w:r>
-              <w:rPr>
-                <w:b w:val="0"/>
-                <w:i w:val="0"/>
-                <w:color w:val="1A1A1A"/>
-                <w:sz w:val="19"/>
-              </w:rPr>
-              <w:t xml:space="preserve"> by adding 2 + 6, then 2</w:t>
-            </w:r>
-            <w:r>
-              <w:rPr>
-                <w:b w:val="0"/>
-                <w:i w:val="0"/>
-                <w:color w:val="1A1A1A"/>
-                <w:sz w:val="19"/>
-                <w:vertAlign w:val="superscript"/>
-              </w:rPr>
-              <w:t>8</w:t>
-            </w:r>
-            <w:r>
-              <w:rPr>
-                <w:b w:val="0"/>
-                <w:i w:val="0"/>
-                <w:color w:val="1A1A1A"/>
-                <w:sz w:val="19"/>
-              </w:rPr>
-              <w:t xml:space="preserve"> ÷ 2</w:t>
-            </w:r>
-            <w:r>
-              <w:rPr>
-                <w:b w:val="0"/>
-                <w:i w:val="0"/>
-                <w:color w:val="1A1A1A"/>
-                <w:sz w:val="19"/>
-                <w:vertAlign w:val="superscript"/>
-              </w:rPr>
-              <w:t>10</w:t>
-            </w:r>
-            <w:r>
-              <w:rPr>
-                <w:b w:val="0"/>
-                <w:i w:val="0"/>
-                <w:color w:val="1A1A1A"/>
-                <w:sz w:val="19"/>
-              </w:rPr>
-              <w:t xml:space="preserve"> [power of a power confused with product of powers]</w:t>
-            </w:r>
-          </w:p>
-        </w:tc>
-      </w:tr>
-      <w:tr>
-        <w:trPr>
-          <w:cantSplit/>
-        </w:trPr>
-        <w:tc>
-          <w:tcPr>
-            <w:tcW w:type="dxa" w:w="400"/>
-            <w:tcMar>
-              <w:top w:w="60" w:type="dxa"/>
-              <w:left w:w="100" w:type="dxa"/>
-              <w:bottom w:w="60" w:type="dxa"/>
-              <w:right w:w="100" w:type="dxa"/>
-            </w:tcMar>
-            <w:tcBorders>
-              <w:top w:val="single" w:sz="6" w:color="1A1A1A"/>
-              <w:left w:val="single" w:sz="6" w:color="1A1A1A"/>
-              <w:bottom w:val="single" w:sz="6" w:color="1A1A1A"/>
-              <w:right w:val="single" w:sz="6" w:color="1A1A1A"/>
-            </w:tcBorders>
-          </w:tcPr>
-          <w:p>
-            <w:pPr>
-              <w:spacing w:after="0"/>
-            </w:pPr>
-            <w:r>
-              <w:rPr>
-                <w:b w:val="0"/>
-                <w:i w:val="0"/>
-                <w:color w:val="1A1A1A"/>
-                <w:sz w:val="19"/>
-              </w:rPr>
-              <w:t>6</w:t>
-            </w:r>
-          </w:p>
-        </w:tc>
-        <w:tc>
-          <w:tcPr>
-            <w:tcW w:type="dxa" w:w="3300"/>
-            <w:tcMar>
-              <w:top w:w="60" w:type="dxa"/>
-              <w:left w:w="100" w:type="dxa"/>
-              <w:bottom w:w="60" w:type="dxa"/>
-              <w:right w:w="100" w:type="dxa"/>
-            </w:tcMar>
-            <w:tcBorders>
-              <w:top w:val="single" w:sz="6" w:color="1A1A1A"/>
-              <w:left w:val="single" w:sz="6" w:color="1A1A1A"/>
-              <w:bottom w:val="single" w:sz="6" w:color="1A1A1A"/>
-              <w:right w:val="single" w:sz="6" w:color="1A1A1A"/>
-            </w:tcBorders>
-          </w:tcPr>
-          <w:p>
-            <w:pPr>
-              <w:spacing w:after="0"/>
-            </w:pPr>
-            <w:r>
-              <w:rPr>
-                <w:b w:val="0"/>
-                <w:i w:val="0"/>
-                <w:color w:val="1A1A1A"/>
-                <w:sz w:val="19"/>
-              </w:rPr>
-              <w:t>Which expression is equivalent?</w:t>
-            </w:r>
-          </w:p>
-        </w:tc>
-        <w:tc>
-          <w:tcPr>
-            <w:tcW w:type="dxa" w:w="1900"/>
-            <w:tcMar>
-              <w:top w:w="60" w:type="dxa"/>
-              <w:left w:w="100" w:type="dxa"/>
-              <w:bottom w:w="60" w:type="dxa"/>
-              <w:right w:w="100" w:type="dxa"/>
-            </w:tcMar>
-            <w:tcBorders>
-              <w:top w:val="single" w:sz="6" w:color="1A1A1A"/>
-              <w:left w:val="single" w:sz="6" w:color="1A1A1A"/>
-              <w:bottom w:val="single" w:sz="6" w:color="1A1A1A"/>
-              <w:right w:val="single" w:sz="6" w:color="1A1A1A"/>
-            </w:tcBorders>
-          </w:tcPr>
-          <w:p>
-            <w:pPr>
-              <w:spacing w:after="0"/>
-            </w:pPr>
-            <w:r>
-              <w:rPr>
-                <w:b/>
-                <w:i/>
-                <w:color w:val="9E1B32"/>
-                <w:sz w:val="19"/>
-              </w:rPr>
-              <w:t>A — 0.1</w:t>
-            </w:r>
-            <w:r>
-              <w:rPr>
-                <w:b/>
-                <w:i/>
-                <w:color w:val="9E1B32"/>
-                <w:sz w:val="19"/>
-                <w:vertAlign w:val="superscript"/>
-              </w:rPr>
-              <w:t>5</w:t>
-            </w:r>
-          </w:p>
-        </w:tc>
-        <w:tc>
-          <w:tcPr>
-            <w:tcW w:type="dxa" w:w="3760"/>
-            <w:tcMar>
-              <w:top w:w="60" w:type="dxa"/>
-              <w:left w:w="100" w:type="dxa"/>
-              <w:bottom w:w="60" w:type="dxa"/>
-              <w:right w:w="100" w:type="dxa"/>
-            </w:tcMar>
-            <w:tcBorders>
-              <w:top w:val="single" w:sz="6" w:color="1A1A1A"/>
-              <w:left w:val="single" w:sz="6" w:color="1A1A1A"/>
-              <w:bottom w:val="single" w:sz="6" w:color="1A1A1A"/>
-              <w:right w:val="single" w:sz="6" w:color="1A1A1A"/>
-            </w:tcBorders>
-          </w:tcPr>
-          <w:p>
-            <w:pPr>
-              <w:spacing w:after="0"/>
-            </w:pPr>
-            <w:r>
-              <w:rPr>
-                <w:b w:val="0"/>
-                <w:i w:val="0"/>
-                <w:color w:val="1A1A1A"/>
-                <w:sz w:val="19"/>
-              </w:rPr>
-              <w:t>(B) quotient of powers applied to DIFFERENT bases, 0.2 and 2 [7.NSO.1.1: the quotient law needs the same base]; (C) multiplied the exponents 3 · 2 [confused with power of a power]; (D) the 2</w:t>
-            </w:r>
-            <w:r>
-              <w:rPr>
-                <w:b w:val="0"/>
-                <w:i w:val="0"/>
-                <w:color w:val="1A1A1A"/>
-                <w:sz w:val="19"/>
-                <w:vertAlign w:val="superscript"/>
-              </w:rPr>
-              <w:t>3</w:t>
-            </w:r>
-            <w:r>
-              <w:rPr>
-                <w:b w:val="0"/>
-                <w:i w:val="0"/>
-                <w:color w:val="1A1A1A"/>
-                <w:sz w:val="19"/>
-              </w:rPr>
-              <w:t xml:space="preserve"> in the denominator was ignored [order of operations: the fraction bar is a grouping]</w:t>
-            </w:r>
-          </w:p>
-        </w:tc>
-      </w:tr>
-      <w:tr>
-        <w:trPr>
-          <w:cantSplit/>
-        </w:trPr>
-        <w:tc>
-          <w:tcPr>
-            <w:tcW w:type="dxa" w:w="400"/>
-            <w:tcMar>
-              <w:top w:w="60" w:type="dxa"/>
-              <w:left w:w="100" w:type="dxa"/>
-              <w:bottom w:w="60" w:type="dxa"/>
-              <w:right w:w="100" w:type="dxa"/>
-            </w:tcMar>
-            <w:tcBorders>
-              <w:top w:val="single" w:sz="6" w:color="1A1A1A"/>
-              <w:left w:val="single" w:sz="6" w:color="1A1A1A"/>
-              <w:bottom w:val="single" w:sz="6" w:color="1A1A1A"/>
-              <w:right w:val="single" w:sz="6" w:color="1A1A1A"/>
-            </w:tcBorders>
-          </w:tcPr>
-          <w:p>
-            <w:pPr>
-              <w:spacing w:after="0"/>
-            </w:pPr>
-            <w:r>
-              <w:rPr>
-                <w:b w:val="0"/>
-                <w:i w:val="0"/>
-                <w:color w:val="1A1A1A"/>
-                <w:sz w:val="19"/>
-              </w:rPr>
-              <w:t>7</w:t>
-            </w:r>
-          </w:p>
-        </w:tc>
-        <w:tc>
-          <w:tcPr>
-            <w:tcW w:type="dxa" w:w="3300"/>
-            <w:tcMar>
-              <w:top w:w="60" w:type="dxa"/>
-              <w:left w:w="100" w:type="dxa"/>
-              <w:bottom w:w="60" w:type="dxa"/>
-              <w:right w:w="100" w:type="dxa"/>
-            </w:tcMar>
-            <w:tcBorders>
-              <w:top w:val="single" w:sz="6" w:color="1A1A1A"/>
-              <w:left w:val="single" w:sz="6" w:color="1A1A1A"/>
-              <w:bottom w:val="single" w:sz="6" w:color="1A1A1A"/>
-              <w:right w:val="single" w:sz="6" w:color="1A1A1A"/>
-            </w:tcBorders>
-          </w:tcPr>
-          <w:p>
-            <w:pPr>
-              <w:spacing w:after="0"/>
-            </w:pPr>
-            <w:r>
-              <w:drawing>
-                <wp:inline xmlns:a="http://schemas.openxmlformats.org/drawingml/2006/main" xmlns:pic="http://schemas.openxmlformats.org/drawingml/2006/picture">
-                  <wp:extent cx="804672" cy="170688"/>
-                  <wp:docPr id="9" name="Picture 9"/>
-                  <wp:cNvGraphicFramePr>
-                    <a:graphicFrameLocks noChangeAspect="1"/>
-                  </wp:cNvGraphicFramePr>
-                  <a:graphic>
-                    <a:graphicData uri="http://schemas.openxmlformats.org/drawingml/2006/picture">
-                      <pic:pic>
-                        <pic:nvPicPr>
-                          <pic:cNvPr id="0" name="427a2177bfdca658.png"/>
-                          <pic:cNvPicPr/>
-                        </pic:nvPicPr>
-                        <pic:blipFill>
-                          <a:blip r:embed="rId17"/>
-                          <a:stretch>
-                            <a:fillRect/>
-                          </a:stretch>
-                        </pic:blipFill>
-                        <pic:spPr>
-                          <a:xfrm>
-                            <a:off x="0" y="0"/>
-                            <a:ext cx="804672" cy="170688"/>
-                          </a:xfrm>
-                          <a:prstGeom prst="rect"/>
-                        </pic:spPr>
-                      </pic:pic>
-                    </a:graphicData>
-                  </a:graphic>
-                </wp:inline>
-              </w:drawing>
-            </w:r>
-          </w:p>
-        </w:tc>
-        <w:tc>
-          <w:tcPr>
-            <w:tcW w:type="dxa" w:w="1900"/>
-            <w:tcMar>
-              <w:top w:w="60" w:type="dxa"/>
-              <w:left w:w="100" w:type="dxa"/>
-              <w:bottom w:w="60" w:type="dxa"/>
-              <w:right w:w="100" w:type="dxa"/>
-            </w:tcMar>
-            <w:tcBorders>
-              <w:top w:val="single" w:sz="6" w:color="1A1A1A"/>
-              <w:left w:val="single" w:sz="6" w:color="1A1A1A"/>
-              <w:bottom w:val="single" w:sz="6" w:color="1A1A1A"/>
-              <w:right w:val="single" w:sz="6" w:color="1A1A1A"/>
-            </w:tcBorders>
-          </w:tcPr>
-          <w:p>
-            <w:pPr>
-              <w:spacing w:after="0"/>
-            </w:pPr>
-            <w:r>
-              <w:rPr>
-                <w:b/>
-                <w:i/>
-                <w:color w:val="9E1B32"/>
-                <w:sz w:val="19"/>
-              </w:rPr>
-              <w:t>0.0001</w:t>
-            </w:r>
-          </w:p>
-        </w:tc>
-        <w:tc>
-          <w:tcPr>
-            <w:tcW w:type="dxa" w:w="3760"/>
-            <w:tcMar>
-              <w:top w:w="60" w:type="dxa"/>
-              <w:left w:w="100" w:type="dxa"/>
-              <w:bottom w:w="60" w:type="dxa"/>
-              <w:right w:w="100" w:type="dxa"/>
-            </w:tcMar>
-            <w:tcBorders>
-              <w:top w:val="single" w:sz="6" w:color="1A1A1A"/>
-              <w:left w:val="single" w:sz="6" w:color="1A1A1A"/>
-              <w:bottom w:val="single" w:sz="6" w:color="1A1A1A"/>
-              <w:right w:val="single" w:sz="6" w:color="1A1A1A"/>
-            </w:tcBorders>
-          </w:tcPr>
-          <w:p>
-            <w:pPr>
-              <w:spacing w:after="0"/>
-            </w:pPr>
-            <w:r>
-              <w:rPr>
-                <w:b w:val="0"/>
-                <w:i w:val="0"/>
-                <w:color w:val="1A1A1A"/>
-                <w:sz w:val="19"/>
-              </w:rPr>
-              <w:t>0.001 — 0.1</w:t>
-            </w:r>
-            <w:r>
-              <w:rPr>
-                <w:b w:val="0"/>
-                <w:i w:val="0"/>
-                <w:color w:val="1A1A1A"/>
-                <w:sz w:val="19"/>
-                <w:vertAlign w:val="superscript"/>
-              </w:rPr>
-              <w:t>3</w:t>
-            </w:r>
-            <w:r>
-              <w:rPr>
-                <w:b w:val="0"/>
-                <w:i w:val="0"/>
-                <w:color w:val="1A1A1A"/>
-                <w:sz w:val="19"/>
-              </w:rPr>
-              <w:t xml:space="preserve"> from adding 2 + 1 (power of a power step done as a product); 0.01 — stopped at 0.1</w:t>
-            </w:r>
-            <w:r>
-              <w:rPr>
-                <w:b w:val="0"/>
-                <w:i w:val="0"/>
-                <w:color w:val="1A1A1A"/>
-                <w:sz w:val="19"/>
-                <w:vertAlign w:val="superscript"/>
-              </w:rPr>
-              <w:t>2</w:t>
-            </w:r>
-          </w:p>
-        </w:tc>
-      </w:tr>
-      <w:tr>
-        <w:trPr>
-          <w:cantSplit/>
-        </w:trPr>
-        <w:tc>
-          <w:tcPr>
-            <w:tcW w:type="dxa" w:w="400"/>
-            <w:tcMar>
-              <w:top w:w="60" w:type="dxa"/>
-              <w:left w:w="100" w:type="dxa"/>
-              <w:bottom w:w="60" w:type="dxa"/>
-              <w:right w:w="100" w:type="dxa"/>
-            </w:tcMar>
-            <w:tcBorders>
-              <w:top w:val="single" w:sz="6" w:color="1A1A1A"/>
-              <w:left w:val="single" w:sz="6" w:color="1A1A1A"/>
-              <w:bottom w:val="single" w:sz="6" w:color="1A1A1A"/>
-              <w:right w:val="single" w:sz="6" w:color="1A1A1A"/>
-            </w:tcBorders>
-          </w:tcPr>
-          <w:p>
-            <w:pPr>
-              <w:spacing w:after="0"/>
-            </w:pPr>
-            <w:r>
-              <w:rPr>
-                <w:b w:val="0"/>
-                <w:i w:val="0"/>
-                <w:color w:val="1A1A1A"/>
-                <w:sz w:val="19"/>
-              </w:rPr>
-              <w:t>8</w:t>
-            </w:r>
-          </w:p>
-        </w:tc>
-        <w:tc>
-          <w:tcPr>
-            <w:tcW w:type="dxa" w:w="3300"/>
-            <w:tcMar>
-              <w:top w:w="60" w:type="dxa"/>
-              <w:left w:w="100" w:type="dxa"/>
-              <w:bottom w:w="60" w:type="dxa"/>
-              <w:right w:w="100" w:type="dxa"/>
-            </w:tcMar>
-            <w:tcBorders>
-              <w:top w:val="single" w:sz="6" w:color="1A1A1A"/>
-              <w:left w:val="single" w:sz="6" w:color="1A1A1A"/>
-              <w:bottom w:val="single" w:sz="6" w:color="1A1A1A"/>
-              <w:right w:val="single" w:sz="6" w:color="1A1A1A"/>
-            </w:tcBorders>
-          </w:tcPr>
-          <w:p>
-            <w:pPr>
-              <w:spacing w:after="0"/>
-            </w:pPr>
-            <w:r>
-              <w:drawing>
-                <wp:inline xmlns:a="http://schemas.openxmlformats.org/drawingml/2006/main" xmlns:pic="http://schemas.openxmlformats.org/drawingml/2006/picture">
-                  <wp:extent cx="594360" cy="292608"/>
-                  <wp:docPr id="10" name="Picture 10"/>
-                  <wp:cNvGraphicFramePr>
-                    <a:graphicFrameLocks noChangeAspect="1"/>
-                  </wp:cNvGraphicFramePr>
-                  <a:graphic>
-                    <a:graphicData uri="http://schemas.openxmlformats.org/drawingml/2006/picture">
-                      <pic:pic>
-                        <pic:nvPicPr>
-                          <pic:cNvPr id="0" name="2f0eabc4c2e19502.png"/>
-                          <pic:cNvPicPr/>
-                        </pic:nvPicPr>
-                        <pic:blipFill>
-                          <a:blip r:embed="rId18"/>
-                          <a:stretch>
-                            <a:fillRect/>
-                          </a:stretch>
-                        </pic:blipFill>
-                        <pic:spPr>
-                          <a:xfrm>
-                            <a:off x="0" y="0"/>
-                            <a:ext cx="594360" cy="292608"/>
-                          </a:xfrm>
-                          <a:prstGeom prst="rect"/>
-                        </pic:spPr>
-                      </pic:pic>
-                    </a:graphicData>
-                  </a:graphic>
-                </wp:inline>
-              </w:drawing>
-            </w:r>
-          </w:p>
-        </w:tc>
-        <w:tc>
-          <w:tcPr>
-            <w:tcW w:type="dxa" w:w="1900"/>
-            <w:tcMar>
-              <w:top w:w="60" w:type="dxa"/>
-              <w:left w:w="100" w:type="dxa"/>
-              <w:bottom w:w="60" w:type="dxa"/>
-              <w:right w:w="100" w:type="dxa"/>
-            </w:tcMar>
-            <w:tcBorders>
-              <w:top w:val="single" w:sz="6" w:color="1A1A1A"/>
-              <w:left w:val="single" w:sz="6" w:color="1A1A1A"/>
-              <w:bottom w:val="single" w:sz="6" w:color="1A1A1A"/>
-              <w:right w:val="single" w:sz="6" w:color="1A1A1A"/>
-            </w:tcBorders>
-          </w:tcPr>
-          <w:p>
-            <w:pPr>
-              <w:spacing w:after="0"/>
-            </w:pPr>
-            <w:r>
-              <w:rPr>
-                <w:b/>
-                <w:i/>
-                <w:color w:val="9E1B32"/>
-                <w:sz w:val="19"/>
-              </w:rPr>
-              <w:t>−64</w:t>
-            </w:r>
-          </w:p>
-        </w:tc>
-        <w:tc>
-          <w:tcPr>
-            <w:tcW w:type="dxa" w:w="3760"/>
-            <w:tcMar>
-              <w:top w:w="60" w:type="dxa"/>
-              <w:left w:w="100" w:type="dxa"/>
-              <w:bottom w:w="60" w:type="dxa"/>
-              <w:right w:w="100" w:type="dxa"/>
-            </w:tcMar>
-            <w:tcBorders>
-              <w:top w:val="single" w:sz="6" w:color="1A1A1A"/>
-              <w:left w:val="single" w:sz="6" w:color="1A1A1A"/>
-              <w:bottom w:val="single" w:sz="6" w:color="1A1A1A"/>
-              <w:right w:val="single" w:sz="6" w:color="1A1A1A"/>
-            </w:tcBorders>
-          </w:tcPr>
-          <w:p>
-            <w:pPr>
-              <w:spacing w:after="0"/>
-            </w:pPr>
-            <w:r>
-              <w:rPr>
-                <w:b w:val="0"/>
-                <w:i w:val="0"/>
-                <w:color w:val="1A1A1A"/>
-                <w:sz w:val="19"/>
-              </w:rPr>
-              <w:t>64 — dropped the sign; 'undefined' or 0 — (−4)</w:t>
-            </w:r>
-            <w:r>
-              <w:rPr>
-                <w:b w:val="0"/>
-                <w:i w:val="0"/>
-                <w:color w:val="1A1A1A"/>
-                <w:sz w:val="19"/>
-                <w:vertAlign w:val="superscript"/>
-              </w:rPr>
-              <w:t>0</w:t>
-            </w:r>
-            <w:r>
-              <w:rPr>
-                <w:b w:val="0"/>
-                <w:i w:val="0"/>
-                <w:color w:val="1A1A1A"/>
-                <w:sz w:val="19"/>
-              </w:rPr>
-              <w:t xml:space="preserve"> read as 0 [B1G-M 8.NSO.1.3]</w:t>
-            </w:r>
-          </w:p>
-        </w:tc>
-      </w:tr>
-      <w:tr>
-        <w:trPr>
-          <w:cantSplit/>
-        </w:trPr>
-        <w:tc>
-          <w:tcPr>
-            <w:tcW w:type="dxa" w:w="400"/>
-            <w:tcMar>
-              <w:top w:w="60" w:type="dxa"/>
-              <w:left w:w="100" w:type="dxa"/>
-              <w:bottom w:w="60" w:type="dxa"/>
-              <w:right w:w="100" w:type="dxa"/>
-            </w:tcMar>
-            <w:tcBorders>
-              <w:top w:val="single" w:sz="6" w:color="1A1A1A"/>
-              <w:left w:val="single" w:sz="6" w:color="1A1A1A"/>
-              <w:bottom w:val="single" w:sz="6" w:color="1A1A1A"/>
-              <w:right w:val="single" w:sz="6" w:color="1A1A1A"/>
-            </w:tcBorders>
-          </w:tcPr>
-          <w:p>
-            <w:pPr>
-              <w:spacing w:after="0"/>
-            </w:pPr>
-            <w:r>
-              <w:rPr>
-                <w:b w:val="0"/>
-                <w:i w:val="0"/>
-                <w:color w:val="1A1A1A"/>
-                <w:sz w:val="19"/>
-              </w:rPr>
-              <w:t>9</w:t>
-            </w:r>
-          </w:p>
-        </w:tc>
-        <w:tc>
-          <w:tcPr>
-            <w:tcW w:type="dxa" w:w="3300"/>
-            <w:tcMar>
-              <w:top w:w="60" w:type="dxa"/>
-              <w:left w:w="100" w:type="dxa"/>
-              <w:bottom w:w="60" w:type="dxa"/>
-              <w:right w:w="100" w:type="dxa"/>
-            </w:tcMar>
-            <w:tcBorders>
-              <w:top w:val="single" w:sz="6" w:color="1A1A1A"/>
-              <w:left w:val="single" w:sz="6" w:color="1A1A1A"/>
-              <w:bottom w:val="single" w:sz="6" w:color="1A1A1A"/>
-              <w:right w:val="single" w:sz="6" w:color="1A1A1A"/>
-            </w:tcBorders>
-          </w:tcPr>
-          <w:p>
-            <w:pPr>
-              <w:spacing w:after="0"/>
-            </w:pPr>
-            <w:r>
-              <w:rPr>
-                <w:b w:val="0"/>
-                <w:i w:val="0"/>
-                <w:color w:val="1A1A1A"/>
-                <w:sz w:val="19"/>
-              </w:rPr>
-              <w:t>Winston writes (2</w:t>
-            </w:r>
-            <w:r>
-              <w:rPr>
-                <w:b w:val="0"/>
-                <w:i w:val="0"/>
-                <w:color w:val="1A1A1A"/>
-                <w:sz w:val="19"/>
-                <w:vertAlign w:val="superscript"/>
-              </w:rPr>
-              <w:t>6</w:t>
-            </w:r>
-            <w:r>
-              <w:rPr>
-                <w:b w:val="0"/>
-                <w:i w:val="0"/>
-                <w:color w:val="1A1A1A"/>
-                <w:sz w:val="19"/>
-              </w:rPr>
-              <w:t>/2</w:t>
-            </w:r>
-            <w:r>
-              <w:rPr>
-                <w:b w:val="0"/>
-                <w:i w:val="0"/>
-                <w:color w:val="1A1A1A"/>
-                <w:sz w:val="19"/>
-                <w:vertAlign w:val="superscript"/>
-              </w:rPr>
-              <w:t>4</w:t>
-            </w:r>
-            <w:r>
-              <w:rPr>
-                <w:b w:val="0"/>
-                <w:i w:val="0"/>
-                <w:color w:val="1A1A1A"/>
-                <w:sz w:val="19"/>
-              </w:rPr>
-              <w:t>)</w:t>
-            </w:r>
-            <w:r>
-              <w:rPr>
-                <w:b w:val="0"/>
-                <w:i w:val="0"/>
-                <w:color w:val="1A1A1A"/>
-                <w:sz w:val="19"/>
-                <w:vertAlign w:val="superscript"/>
-              </w:rPr>
-              <w:t>3</w:t>
-            </w:r>
-            <w:r>
-              <w:rPr>
-                <w:b w:val="0"/>
-                <w:i w:val="0"/>
-                <w:color w:val="1A1A1A"/>
-                <w:sz w:val="19"/>
-              </w:rPr>
-              <w:t xml:space="preserve"> = (2</w:t>
-            </w:r>
-            <w:r>
-              <w:rPr>
-                <w:b w:val="0"/>
-                <w:i w:val="0"/>
-                <w:color w:val="1A1A1A"/>
-                <w:sz w:val="19"/>
-                <w:vertAlign w:val="superscript"/>
-              </w:rPr>
-              <w:t>2</w:t>
-            </w:r>
-            <w:r>
-              <w:rPr>
-                <w:b w:val="0"/>
-                <w:i w:val="0"/>
-                <w:color w:val="1A1A1A"/>
-                <w:sz w:val="19"/>
-              </w:rPr>
-              <w:t>)</w:t>
-            </w:r>
-            <w:r>
-              <w:rPr>
-                <w:b w:val="0"/>
-                <w:i w:val="0"/>
-                <w:color w:val="1A1A1A"/>
-                <w:sz w:val="19"/>
-                <w:vertAlign w:val="superscript"/>
-              </w:rPr>
-              <w:t>3</w:t>
-            </w:r>
-            <w:r>
-              <w:rPr>
-                <w:b w:val="0"/>
-                <w:i w:val="0"/>
-                <w:color w:val="1A1A1A"/>
-                <w:sz w:val="19"/>
-              </w:rPr>
-              <w:t>. Yvette writes (2</w:t>
-            </w:r>
-            <w:r>
-              <w:rPr>
-                <w:b w:val="0"/>
-                <w:i w:val="0"/>
-                <w:color w:val="1A1A1A"/>
-                <w:sz w:val="19"/>
-                <w:vertAlign w:val="superscript"/>
-              </w:rPr>
-              <w:t>6</w:t>
-            </w:r>
-            <w:r>
-              <w:rPr>
-                <w:b w:val="0"/>
-                <w:i w:val="0"/>
-                <w:color w:val="1A1A1A"/>
-                <w:sz w:val="19"/>
-              </w:rPr>
-              <w:t>/2</w:t>
-            </w:r>
-            <w:r>
-              <w:rPr>
-                <w:b w:val="0"/>
-                <w:i w:val="0"/>
-                <w:color w:val="1A1A1A"/>
-                <w:sz w:val="19"/>
-                <w:vertAlign w:val="superscript"/>
-              </w:rPr>
-              <w:t>4</w:t>
-            </w:r>
-            <w:r>
-              <w:rPr>
-                <w:b w:val="0"/>
-                <w:i w:val="0"/>
-                <w:color w:val="1A1A1A"/>
-                <w:sz w:val="19"/>
-              </w:rPr>
-              <w:t>)</w:t>
-            </w:r>
-            <w:r>
-              <w:rPr>
-                <w:b w:val="0"/>
-                <w:i w:val="0"/>
-                <w:color w:val="1A1A1A"/>
-                <w:sz w:val="19"/>
-                <w:vertAlign w:val="superscript"/>
-              </w:rPr>
-              <w:t>3</w:t>
-            </w:r>
-            <w:r>
-              <w:rPr>
-                <w:b w:val="0"/>
-                <w:i w:val="0"/>
-                <w:color w:val="1A1A1A"/>
-                <w:sz w:val="19"/>
-              </w:rPr>
-              <w:t xml:space="preserve"> = 2</w:t>
-            </w:r>
-            <w:r>
-              <w:rPr>
-                <w:b w:val="0"/>
-                <w:i w:val="0"/>
-                <w:color w:val="1A1A1A"/>
-                <w:sz w:val="19"/>
-                <w:vertAlign w:val="superscript"/>
-              </w:rPr>
-              <w:t>18</w:t>
-            </w:r>
-            <w:r>
-              <w:rPr>
-                <w:b w:val="0"/>
-                <w:i w:val="0"/>
-                <w:color w:val="1A1A1A"/>
-                <w:sz w:val="19"/>
-              </w:rPr>
-              <w:t>/2</w:t>
-            </w:r>
-            <w:r>
-              <w:rPr>
-                <w:b w:val="0"/>
-                <w:i w:val="0"/>
-                <w:color w:val="1A1A1A"/>
-                <w:sz w:val="19"/>
-                <w:vertAlign w:val="superscript"/>
-              </w:rPr>
-              <w:t>12</w:t>
-            </w:r>
-            <w:r>
-              <w:rPr>
-                <w:b w:val="0"/>
-                <w:i w:val="0"/>
-                <w:color w:val="1A1A1A"/>
-                <w:sz w:val="19"/>
-              </w:rPr>
-              <w:t>. Do they get the same value? Explain.</w:t>
-            </w:r>
-          </w:p>
-        </w:tc>
-        <w:tc>
-          <w:tcPr>
-            <w:tcW w:type="dxa" w:w="1900"/>
-            <w:tcMar>
-              <w:top w:w="60" w:type="dxa"/>
-              <w:left w:w="100" w:type="dxa"/>
-              <w:bottom w:w="60" w:type="dxa"/>
-              <w:right w:w="100" w:type="dxa"/>
-            </w:tcMar>
-            <w:tcBorders>
-              <w:top w:val="single" w:sz="6" w:color="1A1A1A"/>
-              <w:left w:val="single" w:sz="6" w:color="1A1A1A"/>
-              <w:bottom w:val="single" w:sz="6" w:color="1A1A1A"/>
-              <w:right w:val="single" w:sz="6" w:color="1A1A1A"/>
-            </w:tcBorders>
-          </w:tcPr>
-          <w:p>
-            <w:pPr>
-              <w:spacing w:after="0"/>
-            </w:pPr>
-            <w:r>
-              <w:rPr>
-                <w:b/>
-                <w:i/>
-                <w:color w:val="9E1B32"/>
-                <w:sz w:val="19"/>
-              </w:rPr>
-              <w:t>Yes — both give 2</w:t>
-            </w:r>
-            <w:r>
-              <w:rPr>
-                <w:b/>
-                <w:i/>
-                <w:color w:val="9E1B32"/>
-                <w:sz w:val="19"/>
-                <w:vertAlign w:val="superscript"/>
-              </w:rPr>
-              <w:t>6</w:t>
-            </w:r>
-            <w:r>
-              <w:rPr>
-                <w:b/>
-                <w:i/>
-                <w:color w:val="9E1B32"/>
-                <w:sz w:val="19"/>
-              </w:rPr>
-              <w:t xml:space="preserve"> = 64</w:t>
-            </w:r>
-          </w:p>
-        </w:tc>
-        <w:tc>
-          <w:tcPr>
-            <w:tcW w:type="dxa" w:w="3760"/>
-            <w:tcMar>
-              <w:top w:w="60" w:type="dxa"/>
-              <w:left w:w="100" w:type="dxa"/>
-              <w:bottom w:w="60" w:type="dxa"/>
-              <w:right w:w="100" w:type="dxa"/>
-            </w:tcMar>
-            <w:tcBorders>
-              <w:top w:val="single" w:sz="6" w:color="1A1A1A"/>
-              <w:left w:val="single" w:sz="6" w:color="1A1A1A"/>
-              <w:bottom w:val="single" w:sz="6" w:color="1A1A1A"/>
-              <w:right w:val="single" w:sz="6" w:color="1A1A1A"/>
-            </w:tcBorders>
-          </w:tcPr>
-          <w:p>
-            <w:pPr>
-              <w:spacing w:after="0"/>
-            </w:pPr>
-            <w:r>
-              <w:rPr>
-                <w:b w:val="0"/>
-                <w:i w:val="0"/>
-                <w:color w:val="1A1A1A"/>
-                <w:sz w:val="19"/>
-              </w:rPr>
-              <w:t>'No' — judged equivalence by appearance instead of value [7.NSO.1.1: generate equivalent expressions]</w:t>
-            </w:r>
-          </w:p>
-        </w:tc>
-      </w:tr>
-    </w:tbl>
-    <w:p>
-      <w:pPr>
-        <w:spacing w:after="0" w:before="0" w:line="20" w:lineRule="exact"/>
-      </w:pPr>
-      <w:r>
-        <w:rPr>
-          <w:sz w:val="2"/>
-        </w:rPr>
-      </w:r>
-    </w:p>
-    <w:p>
-      <w:pPr>
-        <w:keepNext/>
-        <w:spacing w:before="280" w:after="120"/>
-        <w:pBdr>
-          <w:bottom w:val="single" w:sz="8" w:space="2" w:color="1A1A1A"/>
-        </w:pBdr>
-      </w:pPr>
-      <w:r>
-        <w:rPr>
-          <w:b/>
-          <w:i w:val="0"/>
-          <w:color w:val="1A1A1A"/>
-          <w:sz w:val="30"/>
-        </w:rPr>
-        <w:t>Question Bank — variation and answers</w:t>
-      </w:r>
-    </w:p>
-    <w:p>
-      <w:pPr>
-        <w:spacing w:before="0" w:after="100"/>
-      </w:pPr>
-      <w:r>
-        <w:rPr>
-          <w:b/>
-          <w:i w:val="0"/>
-          <w:color w:val="1A1A1A"/>
-          <w:sz w:val="21"/>
-        </w:rPr>
-        <w:t xml:space="preserve">Variation.  </w:t>
-      </w:r>
-      <w:r>
-        <w:rPr>
-          <w:b w:val="0"/>
-          <w:i w:val="0"/>
-          <w:color w:val="1A1A1A"/>
-          <w:sz w:val="21"/>
-        </w:rPr>
-        <w:t>Question 1 is a read-the-work item (name the laws in two students' plans). Questions 2–5 hold the shape 'two laws, evaluate' and vary the second law: power of a power, then zero exponent, then identity, then a zero exponent in a denominator. 6–7 add a third law. The pattern breaks at 8, a select-all where three of six options are equivalent for three different reasons, and at 11, where the exponent is unknown inside a two-law expression. The Additional sheet mirrors every position with different numbers.</w:t>
-      </w:r>
-    </w:p>
-    <w:p>
-      <w:pPr>
-        <w:spacing w:before="0" w:after="120"/>
-      </w:pPr>
-      <w:r>
-        <w:rPr>
-          <w:b w:val="0"/>
-          <w:i w:val="0"/>
-          <w:color w:val="1A1A1A"/>
-          <w:sz w:val="21"/>
-        </w:rPr>
-        <w:t>The bank and its Additional sheet are posted, never assigned; they feed the quizzes. Answers below are the same values the keys print — both come from one source.</w:t>
-      </w:r>
-    </w:p>
-    <w:p>
-      <w:pPr>
-        <w:keepNext/>
-        <w:spacing w:before="200" w:after="60"/>
-      </w:pPr>
-      <w:r>
-        <w:rPr>
-          <w:b/>
-          <w:i w:val="0"/>
-          <w:color w:val="1A1A1A"/>
-          <w:sz w:val="23"/>
-        </w:rPr>
-        <w:t>Question Bank</w:t>
-      </w:r>
-    </w:p>
-    <w:p>
-      <w:pPr>
-        <w:spacing w:before="0" w:after="60"/>
+        <w:spacing w:before="0" w:after="40"/>
         <w:ind w:left="360" w:hanging="360"/>
       </w:pPr>
       <w:r>
@@ -6264,21 +3444,21 @@
           <w:color w:val="1A1A1A"/>
           <w:sz w:val="20"/>
         </w:rPr>
-        <w:t xml:space="preserve">1.  </w:t>
+        <w:t xml:space="preserve">Board 1.  </w:t>
       </w:r>
       <w:r>
         <w:rPr>
-          <w:b/>
-          <w:i/>
-          <w:color w:val="9E1B32"/>
+          <w:b w:val="0"/>
+          <w:i w:val="0"/>
+          <w:color w:val="1A1A1A"/>
           <w:sz w:val="20"/>
         </w:rPr>
-        <w:t>(a) zero exponent, then power of a power  (b) power of a product (the exponent 4 went to both factors)  (c) quotient of powers; the value is 5</w:t>
+        <w:t>0 — zero exponent read as 0 [B1G-M 8.NSO.1.3 misconception]</w:t>
       </w:r>
     </w:p>
     <w:p>
       <w:pPr>
-        <w:spacing w:before="0" w:after="60"/>
+        <w:spacing w:before="0" w:after="40"/>
         <w:ind w:left="360" w:hanging="360"/>
       </w:pPr>
       <w:r>
@@ -6288,46 +3468,21 @@
           <w:color w:val="1A1A1A"/>
           <w:sz w:val="20"/>
         </w:rPr>
-        <w:t xml:space="preserve">2.  </w:t>
+        <w:t xml:space="preserve">Board 2.  </w:t>
       </w:r>
       <w:r>
-        <w:drawing>
-          <wp:inline xmlns:a="http://schemas.openxmlformats.org/drawingml/2006/main" xmlns:pic="http://schemas.openxmlformats.org/drawingml/2006/picture">
-            <wp:extent cx="1484376" cy="170688"/>
-            <wp:docPr id="11" name="Picture 11"/>
-            <wp:cNvGraphicFramePr>
-              <a:graphicFrameLocks noChangeAspect="1"/>
-            </wp:cNvGraphicFramePr>
-            <a:graphic>
-              <a:graphicData uri="http://schemas.openxmlformats.org/drawingml/2006/picture">
-                <pic:pic>
-                  <pic:nvPicPr>
-                    <pic:cNvPr id="0" name="3f9b3f650cb8b609.png"/>
-                    <pic:cNvPicPr/>
-                  </pic:nvPicPr>
-                  <pic:blipFill>
-                    <a:blip r:embed="rId19"/>
-                    <a:stretch>
-                      <a:fillRect/>
-                    </a:stretch>
-                  </pic:blipFill>
-                  <pic:spPr>
-                    <a:xfrm>
-                      <a:off x="0" y="0"/>
-                      <a:ext cx="1484376" cy="170688"/>
-                    </a:xfrm>
-                    <a:prstGeom prst="rect"/>
-                  </pic:spPr>
-                </pic:pic>
-              </a:graphicData>
-            </a:graphic>
-          </wp:inline>
-        </w:drawing>
+        <w:rPr>
+          <w:b w:val="0"/>
+          <w:i w:val="0"/>
+          <w:color w:val="1A1A1A"/>
+          <w:sz w:val="20"/>
+        </w:rPr>
+        <w:t>243 — added the exponents 2 + 3 in the power of a power step [confused with product of powers]</w:t>
       </w:r>
     </w:p>
     <w:p>
       <w:pPr>
-        <w:spacing w:before="0" w:after="60"/>
+        <w:spacing w:before="0" w:after="40"/>
         <w:ind w:left="360" w:hanging="360"/>
       </w:pPr>
       <w:r>
@@ -6337,46 +3492,21 @@
           <w:color w:val="1A1A1A"/>
           <w:sz w:val="20"/>
         </w:rPr>
-        <w:t xml:space="preserve">3.  </w:t>
+        <w:t xml:space="preserve">Board 3.  </w:t>
       </w:r>
       <w:r>
-        <w:drawing>
-          <wp:inline xmlns:a="http://schemas.openxmlformats.org/drawingml/2006/main" xmlns:pic="http://schemas.openxmlformats.org/drawingml/2006/picture">
-            <wp:extent cx="743712" cy="222504"/>
-            <wp:docPr id="12" name="Picture 12"/>
-            <wp:cNvGraphicFramePr>
-              <a:graphicFrameLocks noChangeAspect="1"/>
-            </wp:cNvGraphicFramePr>
-            <a:graphic>
-              <a:graphicData uri="http://schemas.openxmlformats.org/drawingml/2006/picture">
-                <pic:pic>
-                  <pic:nvPicPr>
-                    <pic:cNvPr id="0" name="e79b58257051e19e.png"/>
-                    <pic:cNvPicPr/>
-                  </pic:nvPicPr>
-                  <pic:blipFill>
-                    <a:blip r:embed="rId20"/>
-                    <a:stretch>
-                      <a:fillRect/>
-                    </a:stretch>
-                  </pic:blipFill>
-                  <pic:spPr>
-                    <a:xfrm>
-                      <a:off x="0" y="0"/>
-                      <a:ext cx="743712" cy="222504"/>
-                    </a:xfrm>
-                    <a:prstGeom prst="rect"/>
-                  </pic:spPr>
-                </pic:pic>
-              </a:graphicData>
-            </a:graphic>
-          </wp:inline>
-        </w:drawing>
+        <w:rPr>
+          <w:b w:val="0"/>
+          <w:i w:val="0"/>
+          <w:color w:val="1A1A1A"/>
+          <w:sz w:val="20"/>
+        </w:rPr>
+        <w:t>0.125 — divided the exponents 6 ÷ 2 [7.NSO.1.1 misconception: 'divide' applied to the exponents]</w:t>
       </w:r>
     </w:p>
     <w:p>
       <w:pPr>
-        <w:spacing w:before="0" w:after="60"/>
+        <w:spacing w:before="0" w:after="40"/>
         <w:ind w:left="360" w:hanging="360"/>
       </w:pPr>
       <w:r>
@@ -6386,46 +3516,21 @@
           <w:color w:val="1A1A1A"/>
           <w:sz w:val="20"/>
         </w:rPr>
-        <w:t xml:space="preserve">4.  </w:t>
+        <w:t xml:space="preserve">Board 4.  </w:t>
       </w:r>
       <w:r>
-        <w:drawing>
-          <wp:inline xmlns:a="http://schemas.openxmlformats.org/drawingml/2006/main" xmlns:pic="http://schemas.openxmlformats.org/drawingml/2006/picture">
-            <wp:extent cx="2054352" cy="164592"/>
-            <wp:docPr id="13" name="Picture 13"/>
-            <wp:cNvGraphicFramePr>
-              <a:graphicFrameLocks noChangeAspect="1"/>
-            </wp:cNvGraphicFramePr>
-            <a:graphic>
-              <a:graphicData uri="http://schemas.openxmlformats.org/drawingml/2006/picture">
-                <pic:pic>
-                  <pic:nvPicPr>
-                    <pic:cNvPr id="0" name="a3ec02af5d11c835.png"/>
-                    <pic:cNvPicPr/>
-                  </pic:nvPicPr>
-                  <pic:blipFill>
-                    <a:blip r:embed="rId21"/>
-                    <a:stretch>
-                      <a:fillRect/>
-                    </a:stretch>
-                  </pic:blipFill>
-                  <pic:spPr>
-                    <a:xfrm>
-                      <a:off x="0" y="0"/>
-                      <a:ext cx="2054352" cy="164592"/>
-                    </a:xfrm>
-                    <a:prstGeom prst="rect"/>
-                  </pic:spPr>
-                </pic:pic>
-              </a:graphicData>
-            </a:graphic>
-          </wp:inline>
-        </w:drawing>
+        <w:rPr>
+          <w:b w:val="0"/>
+          <w:i w:val="0"/>
+          <w:color w:val="1A1A1A"/>
+          <w:sz w:val="20"/>
+        </w:rPr>
+        <w:t>2.5 — the outside 1 was treated as the final exponent [identity law misapplied]</w:t>
       </w:r>
     </w:p>
     <w:p>
       <w:pPr>
-        <w:spacing w:before="0" w:after="60"/>
+        <w:spacing w:before="0" w:after="40"/>
         <w:ind w:left="360" w:hanging="360"/>
       </w:pPr>
       <w:r>
@@ -6435,46 +3540,21 @@
           <w:color w:val="1A1A1A"/>
           <w:sz w:val="20"/>
         </w:rPr>
-        <w:t xml:space="preserve">5.  </w:t>
+        <w:t xml:space="preserve">Board 5.  </w:t>
       </w:r>
       <w:r>
-        <w:drawing>
-          <wp:inline xmlns:a="http://schemas.openxmlformats.org/drawingml/2006/main" xmlns:pic="http://schemas.openxmlformats.org/drawingml/2006/picture">
-            <wp:extent cx="1853184" cy="216408"/>
-            <wp:docPr id="14" name="Picture 14"/>
-            <wp:cNvGraphicFramePr>
-              <a:graphicFrameLocks noChangeAspect="1"/>
-            </wp:cNvGraphicFramePr>
-            <a:graphic>
-              <a:graphicData uri="http://schemas.openxmlformats.org/drawingml/2006/picture">
-                <pic:pic>
-                  <pic:nvPicPr>
-                    <pic:cNvPr id="0" name="fbe72bbd4b04148c.png"/>
-                    <pic:cNvPicPr/>
-                  </pic:nvPicPr>
-                  <pic:blipFill>
-                    <a:blip r:embed="rId22"/>
-                    <a:stretch>
-                      <a:fillRect/>
-                    </a:stretch>
-                  </pic:blipFill>
-                  <pic:spPr>
-                    <a:xfrm>
-                      <a:off x="0" y="0"/>
-                      <a:ext cx="1853184" cy="216408"/>
-                    </a:xfrm>
-                    <a:prstGeom prst="rect"/>
-                  </pic:spPr>
-                </pic:pic>
-              </a:graphicData>
-            </a:graphic>
-          </wp:inline>
-        </w:drawing>
+        <w:rPr>
+          <w:b w:val="0"/>
+          <w:i w:val="0"/>
+          <w:color w:val="1A1A1A"/>
+          <w:sz w:val="20"/>
+        </w:rPr>
+        <w:t>added the exponents 12 + 10 instead of subtracting [confused with product of powers]</w:t>
       </w:r>
     </w:p>
     <w:p>
       <w:pPr>
-        <w:spacing w:before="0" w:after="60"/>
+        <w:spacing w:before="0" w:after="40"/>
         <w:ind w:left="360" w:hanging="360"/>
       </w:pPr>
       <w:r>
@@ -6484,46 +3564,21 @@
           <w:color w:val="1A1A1A"/>
           <w:sz w:val="20"/>
         </w:rPr>
-        <w:t xml:space="preserve">6.  </w:t>
+        <w:t xml:space="preserve">Board 6.  </w:t>
       </w:r>
       <w:r>
-        <w:drawing>
-          <wp:inline xmlns:a="http://schemas.openxmlformats.org/drawingml/2006/main" xmlns:pic="http://schemas.openxmlformats.org/drawingml/2006/picture">
-            <wp:extent cx="716280" cy="249935"/>
-            <wp:docPr id="15" name="Picture 15"/>
-            <wp:cNvGraphicFramePr>
-              <a:graphicFrameLocks noChangeAspect="1"/>
-            </wp:cNvGraphicFramePr>
-            <a:graphic>
-              <a:graphicData uri="http://schemas.openxmlformats.org/drawingml/2006/picture">
-                <pic:pic>
-                  <pic:nvPicPr>
-                    <pic:cNvPr id="0" name="18e96433d4e1263a.png"/>
-                    <pic:cNvPicPr/>
-                  </pic:nvPicPr>
-                  <pic:blipFill>
-                    <a:blip r:embed="rId23"/>
-                    <a:stretch>
-                      <a:fillRect/>
-                    </a:stretch>
-                  </pic:blipFill>
-                  <pic:spPr>
-                    <a:xfrm>
-                      <a:off x="0" y="0"/>
-                      <a:ext cx="716280" cy="249935"/>
-                    </a:xfrm>
-                    <a:prstGeom prst="rect"/>
-                  </pic:spPr>
-                </pic:pic>
-              </a:graphicData>
-            </a:graphic>
-          </wp:inline>
-        </w:drawing>
+        <w:rPr>
+          <w:b w:val="0"/>
+          <w:i w:val="0"/>
+          <w:color w:val="1A1A1A"/>
+          <w:sz w:val="20"/>
+        </w:rPr>
+        <w:t>quotient of powers applied to DIFFERENT bases, 0.2 and 2 [7.NSO.1.1: the quotient law needs the same base]</w:t>
       </w:r>
     </w:p>
     <w:p>
       <w:pPr>
-        <w:spacing w:before="0" w:after="60"/>
+        <w:spacing w:before="0" w:after="40"/>
         <w:ind w:left="360" w:hanging="360"/>
       </w:pPr>
       <w:r>
@@ -6533,46 +3588,40 @@
           <w:color w:val="1A1A1A"/>
           <w:sz w:val="20"/>
         </w:rPr>
-        <w:t xml:space="preserve">7.  </w:t>
+        <w:t xml:space="preserve">Board 7.  </w:t>
       </w:r>
       <w:r>
-        <w:drawing>
-          <wp:inline xmlns:a="http://schemas.openxmlformats.org/drawingml/2006/main" xmlns:pic="http://schemas.openxmlformats.org/drawingml/2006/picture">
-            <wp:extent cx="716280" cy="249935"/>
-            <wp:docPr id="16" name="Picture 16"/>
-            <wp:cNvGraphicFramePr>
-              <a:graphicFrameLocks noChangeAspect="1"/>
-            </wp:cNvGraphicFramePr>
-            <a:graphic>
-              <a:graphicData uri="http://schemas.openxmlformats.org/drawingml/2006/picture">
-                <pic:pic>
-                  <pic:nvPicPr>
-                    <pic:cNvPr id="0" name="bdaf3c008f93ff8c.png"/>
-                    <pic:cNvPicPr/>
-                  </pic:nvPicPr>
-                  <pic:blipFill>
-                    <a:blip r:embed="rId24"/>
-                    <a:stretch>
-                      <a:fillRect/>
-                    </a:stretch>
-                  </pic:blipFill>
-                  <pic:spPr>
-                    <a:xfrm>
-                      <a:off x="0" y="0"/>
-                      <a:ext cx="716280" cy="249935"/>
-                    </a:xfrm>
-                    <a:prstGeom prst="rect"/>
-                  </pic:spPr>
-                </pic:pic>
-              </a:graphicData>
-            </a:graphic>
-          </wp:inline>
-        </w:drawing>
+        <w:rPr>
+          <w:b w:val="0"/>
+          <w:i w:val="0"/>
+          <w:color w:val="1A1A1A"/>
+          <w:sz w:val="20"/>
+        </w:rPr>
+        <w:t>0.001 — 0.1</w:t>
+      </w:r>
+      <w:r>
+        <w:rPr>
+          <w:b w:val="0"/>
+          <w:i w:val="0"/>
+          <w:color w:val="1A1A1A"/>
+          <w:sz w:val="20"/>
+          <w:vertAlign w:val="superscript"/>
+        </w:rPr>
+        <w:t>3</w:t>
+      </w:r>
+      <w:r>
+        <w:rPr>
+          <w:b w:val="0"/>
+          <w:i w:val="0"/>
+          <w:color w:val="1A1A1A"/>
+          <w:sz w:val="20"/>
+        </w:rPr>
+        <w:t xml:space="preserve"> from adding 2 + 1 (power of a power step done as a product)</w:t>
       </w:r>
     </w:p>
     <w:p>
       <w:pPr>
-        <w:spacing w:before="0" w:after="60"/>
+        <w:spacing w:before="0" w:after="40"/>
         <w:ind w:left="360" w:hanging="360"/>
       </w:pPr>
       <w:r>
@@ -6582,21 +3631,21 @@
           <w:color w:val="1A1A1A"/>
           <w:sz w:val="20"/>
         </w:rPr>
-        <w:t xml:space="preserve">8.  </w:t>
+        <w:t xml:space="preserve">Board 8.  </w:t>
       </w:r>
       <w:r>
         <w:rPr>
-          <w:b/>
-          <w:i/>
-          <w:color w:val="9E1B32"/>
+          <w:b w:val="0"/>
+          <w:i w:val="0"/>
+          <w:color w:val="1A1A1A"/>
           <w:sz w:val="20"/>
         </w:rPr>
-        <w:t>A, C, E  A, C and E</w:t>
+        <w:t>64 — dropped the sign</w:t>
       </w:r>
     </w:p>
     <w:p>
       <w:pPr>
-        <w:spacing w:before="0" w:after="60"/>
+        <w:spacing w:before="0" w:after="40"/>
         <w:ind w:left="360" w:hanging="360"/>
       </w:pPr>
       <w:r>
@@ -6606,598 +3655,30 @@
           <w:color w:val="1A1A1A"/>
           <w:sz w:val="20"/>
         </w:rPr>
-        <w:t xml:space="preserve">9.  </w:t>
+        <w:t xml:space="preserve">Board 9.  </w:t>
       </w:r>
       <w:r>
         <w:rPr>
-          <w:b/>
-          <w:i/>
-          <w:color w:val="9E1B32"/>
+          <w:b w:val="0"/>
+          <w:i w:val="0"/>
+          <w:color w:val="1A1A1A"/>
           <w:sz w:val="20"/>
         </w:rPr>
-        <w:t>A  A</w:t>
+        <w:t>'No' — judged equivalence by appearance instead of value [7.NSO.1.1: generate equivalent expressions]</w:t>
       </w:r>
     </w:p>
     <w:p>
       <w:pPr>
-        <w:spacing w:before="0" w:after="60"/>
-        <w:ind w:left="360" w:hanging="360"/>
+        <w:spacing w:before="0" w:after="40"/>
       </w:pPr>
       <w:r>
         <w:rPr>
           <w:b/>
           <w:i w:val="0"/>
           <w:color w:val="1A1A1A"/>
-          <w:sz w:val="20"/>
+          <w:sz w:val="21"/>
         </w:rPr>
-        <w:t xml:space="preserve">10.  </w:t>
-      </w:r>
-      <w:r>
-        <w:rPr>
-          <w:b/>
-          <w:i/>
-          <w:color w:val="9E1B32"/>
-          <w:sz w:val="20"/>
-        </w:rPr>
-        <w:t>(a) n = 4  (b) n = 5</w:t>
-      </w:r>
-    </w:p>
-    <w:p>
-      <w:pPr>
-        <w:spacing w:before="0" w:after="60"/>
-        <w:ind w:left="360" w:hanging="360"/>
-      </w:pPr>
-      <w:r>
-        <w:rPr>
-          <w:b/>
-          <w:i w:val="0"/>
-          <w:color w:val="1A1A1A"/>
-          <w:sz w:val="20"/>
-        </w:rPr>
-        <w:t xml:space="preserve">11.  </w:t>
-      </w:r>
-      <w:r>
-        <w:rPr>
-          <w:b/>
-          <w:i/>
-          <w:color w:val="9E1B32"/>
-          <w:sz w:val="20"/>
-        </w:rPr>
-        <w:t xml:space="preserve">Yes — power of a quotient, read from right to left; </w:t>
-      </w:r>
-      <w:r>
-        <w:drawing>
-          <wp:inline xmlns:a="http://schemas.openxmlformats.org/drawingml/2006/main" xmlns:pic="http://schemas.openxmlformats.org/drawingml/2006/picture">
-            <wp:extent cx="1057656" cy="170688"/>
-            <wp:docPr id="17" name="Picture 17"/>
-            <wp:cNvGraphicFramePr>
-              <a:graphicFrameLocks noChangeAspect="1"/>
-            </wp:cNvGraphicFramePr>
-            <a:graphic>
-              <a:graphicData uri="http://schemas.openxmlformats.org/drawingml/2006/picture">
-                <pic:pic>
-                  <pic:nvPicPr>
-                    <pic:cNvPr id="0" name="ef8ee0e2693922a1.png"/>
-                    <pic:cNvPicPr/>
-                  </pic:nvPicPr>
-                  <pic:blipFill>
-                    <a:blip r:embed="rId25"/>
-                    <a:stretch>
-                      <a:fillRect/>
-                    </a:stretch>
-                  </pic:blipFill>
-                  <pic:spPr>
-                    <a:xfrm>
-                      <a:off x="0" y="0"/>
-                      <a:ext cx="1057656" cy="170688"/>
-                    </a:xfrm>
-                    <a:prstGeom prst="rect"/>
-                  </pic:spPr>
-                </pic:pic>
-              </a:graphicData>
-            </a:graphic>
-          </wp:inline>
-        </w:drawing>
-      </w:r>
-      <w:r>
-        <w:rPr>
-          <w:b/>
-          <w:i/>
-          <w:color w:val="9E1B32"/>
-          <w:sz w:val="20"/>
-        </w:rPr>
-        <w:t>.</w:t>
-      </w:r>
-    </w:p>
-    <w:p>
-      <w:pPr>
-        <w:keepNext/>
-        <w:spacing w:before="200" w:after="60"/>
-      </w:pPr>
-      <w:r>
-        <w:rPr>
-          <w:b/>
-          <w:i w:val="0"/>
-          <w:color w:val="1A1A1A"/>
-          <w:sz w:val="23"/>
-        </w:rPr>
-        <w:t>Question Bank — Additional</w:t>
-      </w:r>
-    </w:p>
-    <w:p>
-      <w:pPr>
-        <w:spacing w:before="0" w:after="60"/>
-        <w:ind w:left="360" w:hanging="360"/>
-      </w:pPr>
-      <w:r>
-        <w:rPr>
-          <w:b/>
-          <w:i w:val="0"/>
-          <w:color w:val="1A1A1A"/>
-          <w:sz w:val="20"/>
-        </w:rPr>
-        <w:t xml:space="preserve">1.  </w:t>
-      </w:r>
-      <w:r>
-        <w:rPr>
-          <w:b/>
-          <w:i/>
-          <w:color w:val="9E1B32"/>
-          <w:sz w:val="20"/>
-        </w:rPr>
-        <w:t xml:space="preserve">(a) quotient of powers, then power of a power  (b) power of a quotient (with power of a power on top and bottom), then quotient of powers  (c) zero exponent (or product of powers), then power of a power; </w:t>
-      </w:r>
-      <w:r>
-        <w:drawing>
-          <wp:inline xmlns:a="http://schemas.openxmlformats.org/drawingml/2006/main" xmlns:pic="http://schemas.openxmlformats.org/drawingml/2006/picture">
-            <wp:extent cx="676656" cy="167640"/>
-            <wp:docPr id="18" name="Picture 18"/>
-            <wp:cNvGraphicFramePr>
-              <a:graphicFrameLocks noChangeAspect="1"/>
-            </wp:cNvGraphicFramePr>
-            <a:graphic>
-              <a:graphicData uri="http://schemas.openxmlformats.org/drawingml/2006/picture">
-                <pic:pic>
-                  <pic:nvPicPr>
-                    <pic:cNvPr id="0" name="ad5013d10f212dc3.png"/>
-                    <pic:cNvPicPr/>
-                  </pic:nvPicPr>
-                  <pic:blipFill>
-                    <a:blip r:embed="rId26"/>
-                    <a:stretch>
-                      <a:fillRect/>
-                    </a:stretch>
-                  </pic:blipFill>
-                  <pic:spPr>
-                    <a:xfrm>
-                      <a:off x="0" y="0"/>
-                      <a:ext cx="676656" cy="167640"/>
-                    </a:xfrm>
-                    <a:prstGeom prst="rect"/>
-                  </pic:spPr>
-                </pic:pic>
-              </a:graphicData>
-            </a:graphic>
-          </wp:inline>
-        </w:drawing>
-      </w:r>
-    </w:p>
-    <w:p>
-      <w:pPr>
-        <w:spacing w:before="0" w:after="60"/>
-        <w:ind w:left="360" w:hanging="360"/>
-      </w:pPr>
-      <w:r>
-        <w:rPr>
-          <w:b/>
-          <w:i w:val="0"/>
-          <w:color w:val="1A1A1A"/>
-          <w:sz w:val="20"/>
-        </w:rPr>
-        <w:t xml:space="preserve">2.  </w:t>
-      </w:r>
-      <w:r>
-        <w:drawing>
-          <wp:inline xmlns:a="http://schemas.openxmlformats.org/drawingml/2006/main" xmlns:pic="http://schemas.openxmlformats.org/drawingml/2006/picture">
-            <wp:extent cx="704088" cy="143256"/>
-            <wp:docPr id="19" name="Picture 19"/>
-            <wp:cNvGraphicFramePr>
-              <a:graphicFrameLocks noChangeAspect="1"/>
-            </wp:cNvGraphicFramePr>
-            <a:graphic>
-              <a:graphicData uri="http://schemas.openxmlformats.org/drawingml/2006/picture">
-                <pic:pic>
-                  <pic:nvPicPr>
-                    <pic:cNvPr id="0" name="df1deed00ba0c2ca.png"/>
-                    <pic:cNvPicPr/>
-                  </pic:nvPicPr>
-                  <pic:blipFill>
-                    <a:blip r:embed="rId27"/>
-                    <a:stretch>
-                      <a:fillRect/>
-                    </a:stretch>
-                  </pic:blipFill>
-                  <pic:spPr>
-                    <a:xfrm>
-                      <a:off x="0" y="0"/>
-                      <a:ext cx="704088" cy="143256"/>
-                    </a:xfrm>
-                    <a:prstGeom prst="rect"/>
-                  </pic:spPr>
-                </pic:pic>
-              </a:graphicData>
-            </a:graphic>
-          </wp:inline>
-        </w:drawing>
-      </w:r>
-    </w:p>
-    <w:p>
-      <w:pPr>
-        <w:spacing w:before="0" w:after="60"/>
-        <w:ind w:left="360" w:hanging="360"/>
-      </w:pPr>
-      <w:r>
-        <w:rPr>
-          <w:b/>
-          <w:i w:val="0"/>
-          <w:color w:val="1A1A1A"/>
-          <w:sz w:val="20"/>
-        </w:rPr>
-        <w:t xml:space="preserve">3.  </w:t>
-      </w:r>
-      <w:r>
-        <w:drawing>
-          <wp:inline xmlns:a="http://schemas.openxmlformats.org/drawingml/2006/main" xmlns:pic="http://schemas.openxmlformats.org/drawingml/2006/picture">
-            <wp:extent cx="679704" cy="222504"/>
-            <wp:docPr id="20" name="Picture 20"/>
-            <wp:cNvGraphicFramePr>
-              <a:graphicFrameLocks noChangeAspect="1"/>
-            </wp:cNvGraphicFramePr>
-            <a:graphic>
-              <a:graphicData uri="http://schemas.openxmlformats.org/drawingml/2006/picture">
-                <pic:pic>
-                  <pic:nvPicPr>
-                    <pic:cNvPr id="0" name="9ab11a5c6cf430a8.png"/>
-                    <pic:cNvPicPr/>
-                  </pic:nvPicPr>
-                  <pic:blipFill>
-                    <a:blip r:embed="rId28"/>
-                    <a:stretch>
-                      <a:fillRect/>
-                    </a:stretch>
-                  </pic:blipFill>
-                  <pic:spPr>
-                    <a:xfrm>
-                      <a:off x="0" y="0"/>
-                      <a:ext cx="679704" cy="222504"/>
-                    </a:xfrm>
-                    <a:prstGeom prst="rect"/>
-                  </pic:spPr>
-                </pic:pic>
-              </a:graphicData>
-            </a:graphic>
-          </wp:inline>
-        </w:drawing>
-      </w:r>
-    </w:p>
-    <w:p>
-      <w:pPr>
-        <w:spacing w:before="0" w:after="60"/>
-        <w:ind w:left="360" w:hanging="360"/>
-      </w:pPr>
-      <w:r>
-        <w:rPr>
-          <w:b/>
-          <w:i w:val="0"/>
-          <w:color w:val="1A1A1A"/>
-          <w:sz w:val="20"/>
-        </w:rPr>
-        <w:t xml:space="preserve">4.  </w:t>
-      </w:r>
-      <w:r>
-        <w:drawing>
-          <wp:inline xmlns:a="http://schemas.openxmlformats.org/drawingml/2006/main" xmlns:pic="http://schemas.openxmlformats.org/drawingml/2006/picture">
-            <wp:extent cx="704088" cy="249935"/>
-            <wp:docPr id="21" name="Picture 21"/>
-            <wp:cNvGraphicFramePr>
-              <a:graphicFrameLocks noChangeAspect="1"/>
-            </wp:cNvGraphicFramePr>
-            <a:graphic>
-              <a:graphicData uri="http://schemas.openxmlformats.org/drawingml/2006/picture">
-                <pic:pic>
-                  <pic:nvPicPr>
-                    <pic:cNvPr id="0" name="f63616413ca04cb4.png"/>
-                    <pic:cNvPicPr/>
-                  </pic:nvPicPr>
-                  <pic:blipFill>
-                    <a:blip r:embed="rId29"/>
-                    <a:stretch>
-                      <a:fillRect/>
-                    </a:stretch>
-                  </pic:blipFill>
-                  <pic:spPr>
-                    <a:xfrm>
-                      <a:off x="0" y="0"/>
-                      <a:ext cx="704088" cy="249935"/>
-                    </a:xfrm>
-                    <a:prstGeom prst="rect"/>
-                  </pic:spPr>
-                </pic:pic>
-              </a:graphicData>
-            </a:graphic>
-          </wp:inline>
-        </w:drawing>
-      </w:r>
-    </w:p>
-    <w:p>
-      <w:pPr>
-        <w:spacing w:before="0" w:after="60"/>
-        <w:ind w:left="360" w:hanging="360"/>
-      </w:pPr>
-      <w:r>
-        <w:rPr>
-          <w:b/>
-          <w:i w:val="0"/>
-          <w:color w:val="1A1A1A"/>
-          <w:sz w:val="20"/>
-        </w:rPr>
-        <w:t xml:space="preserve">5.  </w:t>
-      </w:r>
-      <w:r>
-        <w:drawing>
-          <wp:inline xmlns:a="http://schemas.openxmlformats.org/drawingml/2006/main" xmlns:pic="http://schemas.openxmlformats.org/drawingml/2006/picture">
-            <wp:extent cx="1609344" cy="146304"/>
-            <wp:docPr id="22" name="Picture 22"/>
-            <wp:cNvGraphicFramePr>
-              <a:graphicFrameLocks noChangeAspect="1"/>
-            </wp:cNvGraphicFramePr>
-            <a:graphic>
-              <a:graphicData uri="http://schemas.openxmlformats.org/drawingml/2006/picture">
-                <pic:pic>
-                  <pic:nvPicPr>
-                    <pic:cNvPr id="0" name="2b535ce8c7d04696.png"/>
-                    <pic:cNvPicPr/>
-                  </pic:nvPicPr>
-                  <pic:blipFill>
-                    <a:blip r:embed="rId30"/>
-                    <a:stretch>
-                      <a:fillRect/>
-                    </a:stretch>
-                  </pic:blipFill>
-                  <pic:spPr>
-                    <a:xfrm>
-                      <a:off x="0" y="0"/>
-                      <a:ext cx="1609344" cy="146304"/>
-                    </a:xfrm>
-                    <a:prstGeom prst="rect"/>
-                  </pic:spPr>
-                </pic:pic>
-              </a:graphicData>
-            </a:graphic>
-          </wp:inline>
-        </w:drawing>
-      </w:r>
-    </w:p>
-    <w:p>
-      <w:pPr>
-        <w:spacing w:before="0" w:after="60"/>
-        <w:ind w:left="360" w:hanging="360"/>
-      </w:pPr>
-      <w:r>
-        <w:rPr>
-          <w:b/>
-          <w:i w:val="0"/>
-          <w:color w:val="1A1A1A"/>
-          <w:sz w:val="20"/>
-        </w:rPr>
-        <w:t xml:space="preserve">6.  </w:t>
-      </w:r>
-      <w:r>
-        <w:drawing>
-          <wp:inline xmlns:a="http://schemas.openxmlformats.org/drawingml/2006/main" xmlns:pic="http://schemas.openxmlformats.org/drawingml/2006/picture">
-            <wp:extent cx="883920" cy="170688"/>
-            <wp:docPr id="23" name="Picture 23"/>
-            <wp:cNvGraphicFramePr>
-              <a:graphicFrameLocks noChangeAspect="1"/>
-            </wp:cNvGraphicFramePr>
-            <a:graphic>
-              <a:graphicData uri="http://schemas.openxmlformats.org/drawingml/2006/picture">
-                <pic:pic>
-                  <pic:nvPicPr>
-                    <pic:cNvPr id="0" name="591891ff4b0c037d.png"/>
-                    <pic:cNvPicPr/>
-                  </pic:nvPicPr>
-                  <pic:blipFill>
-                    <a:blip r:embed="rId31"/>
-                    <a:stretch>
-                      <a:fillRect/>
-                    </a:stretch>
-                  </pic:blipFill>
-                  <pic:spPr>
-                    <a:xfrm>
-                      <a:off x="0" y="0"/>
-                      <a:ext cx="883920" cy="170688"/>
-                    </a:xfrm>
-                    <a:prstGeom prst="rect"/>
-                  </pic:spPr>
-                </pic:pic>
-              </a:graphicData>
-            </a:graphic>
-          </wp:inline>
-        </w:drawing>
-      </w:r>
-    </w:p>
-    <w:p>
-      <w:pPr>
-        <w:spacing w:before="0" w:after="60"/>
-        <w:ind w:left="360" w:hanging="360"/>
-      </w:pPr>
-      <w:r>
-        <w:rPr>
-          <w:b/>
-          <w:i w:val="0"/>
-          <w:color w:val="1A1A1A"/>
-          <w:sz w:val="20"/>
-        </w:rPr>
-        <w:t xml:space="preserve">7.  </w:t>
-      </w:r>
-      <w:r>
-        <w:rPr>
-          <w:b/>
-          <w:i/>
-          <w:color w:val="9E1B32"/>
-          <w:sz w:val="20"/>
-        </w:rPr>
-        <w:t>A, C, D  A, C and D</w:t>
-      </w:r>
-    </w:p>
-    <w:p>
-      <w:pPr>
-        <w:spacing w:before="0" w:after="60"/>
-        <w:ind w:left="360" w:hanging="360"/>
-      </w:pPr>
-      <w:r>
-        <w:rPr>
-          <w:b/>
-          <w:i w:val="0"/>
-          <w:color w:val="1A1A1A"/>
-          <w:sz w:val="20"/>
-        </w:rPr>
-        <w:t xml:space="preserve">8.  </w:t>
-      </w:r>
-      <w:r>
-        <w:rPr>
-          <w:b/>
-          <w:i/>
-          <w:color w:val="9E1B32"/>
-          <w:sz w:val="20"/>
-        </w:rPr>
-        <w:t>A  A</w:t>
-      </w:r>
-    </w:p>
-    <w:p>
-      <w:pPr>
-        <w:spacing w:before="0" w:after="60"/>
-        <w:ind w:left="360" w:hanging="360"/>
-      </w:pPr>
-      <w:r>
-        <w:rPr>
-          <w:b/>
-          <w:i w:val="0"/>
-          <w:color w:val="1A1A1A"/>
-          <w:sz w:val="20"/>
-        </w:rPr>
-        <w:t xml:space="preserve">9.  </w:t>
-      </w:r>
-      <w:r>
-        <w:rPr>
-          <w:b/>
-          <w:i/>
-          <w:color w:val="9E1B32"/>
-          <w:sz w:val="20"/>
-        </w:rPr>
-        <w:t>(a) n = 6  (b) n = 7</w:t>
-      </w:r>
-    </w:p>
-    <w:p>
-      <w:pPr>
-        <w:spacing w:before="0" w:after="60"/>
-        <w:ind w:left="360" w:hanging="360"/>
-      </w:pPr>
-      <w:r>
-        <w:rPr>
-          <w:b/>
-          <w:i w:val="0"/>
-          <w:color w:val="1A1A1A"/>
-          <w:sz w:val="20"/>
-        </w:rPr>
-        <w:t xml:space="preserve">10.  </w:t>
-      </w:r>
-      <w:r>
-        <w:rPr>
-          <w:b/>
-          <w:i/>
-          <w:color w:val="9E1B32"/>
-          <w:sz w:val="20"/>
-        </w:rPr>
-        <w:t xml:space="preserve">Yes — power of a quotient, read from right to left; </w:t>
-      </w:r>
-      <w:r>
-        <w:drawing>
-          <wp:inline xmlns:a="http://schemas.openxmlformats.org/drawingml/2006/main" xmlns:pic="http://schemas.openxmlformats.org/drawingml/2006/picture">
-            <wp:extent cx="798576" cy="170688"/>
-            <wp:docPr id="24" name="Picture 24"/>
-            <wp:cNvGraphicFramePr>
-              <a:graphicFrameLocks noChangeAspect="1"/>
-            </wp:cNvGraphicFramePr>
-            <a:graphic>
-              <a:graphicData uri="http://schemas.openxmlformats.org/drawingml/2006/picture">
-                <pic:pic>
-                  <pic:nvPicPr>
-                    <pic:cNvPr id="0" name="3f93f8270c6eabfd.png"/>
-                    <pic:cNvPicPr/>
-                  </pic:nvPicPr>
-                  <pic:blipFill>
-                    <a:blip r:embed="rId32"/>
-                    <a:stretch>
-                      <a:fillRect/>
-                    </a:stretch>
-                  </pic:blipFill>
-                  <pic:spPr>
-                    <a:xfrm>
-                      <a:off x="0" y="0"/>
-                      <a:ext cx="798576" cy="170688"/>
-                    </a:xfrm>
-                    <a:prstGeom prst="rect"/>
-                  </pic:spPr>
-                </pic:pic>
-              </a:graphicData>
-            </a:graphic>
-          </wp:inline>
-        </w:drawing>
-      </w:r>
-      <w:r>
-        <w:rPr>
-          <w:b/>
-          <w:i/>
-          <w:color w:val="9E1B32"/>
-          <w:sz w:val="20"/>
-        </w:rPr>
-        <w:t>.</w:t>
-      </w:r>
-    </w:p>
-    <w:p>
-      <w:pPr>
-        <w:keepNext/>
-        <w:spacing w:before="280" w:after="120"/>
-        <w:pBdr>
-          <w:bottom w:val="single" w:sz="8" w:space="2" w:color="1A1A1A"/>
-        </w:pBdr>
-      </w:pPr>
-      <w:r>
-        <w:rPr>
-          <w:b/>
-          <w:i w:val="0"/>
-          <w:color w:val="1A1A1A"/>
-          <w:sz w:val="30"/>
-        </w:rPr>
-        <w:t>What the audit against Math Nation found</w:t>
-      </w:r>
-    </w:p>
-    <w:p>
-      <w:pPr>
-        <w:spacing w:before="0" w:after="60"/>
-        <w:ind w:left="360" w:hanging="220"/>
-      </w:pPr>
-      <w:r>
-        <w:rPr>
-          <w:rFonts w:ascii="FreeSerif" w:hAnsi="FreeSerif" w:eastAsia="FreeSerif"/>
-          <w:b w:val="0"/>
-          <w:i w:val="0"/>
-          <w:color w:val="1A1A1A"/>
-          <w:sz w:val="16"/>
-        </w:rPr>
-        <w:t xml:space="preserve">●  </w:t>
+        <w:t xml:space="preserve">Materials  </w:t>
       </w:r>
       <w:r>
         <w:rPr>
@@ -7206,266 +3687,7 @@
           <w:color w:val="1A1A1A"/>
           <w:sz w:val="21"/>
         </w:rPr>
-        <w:t>Math Nation 3.3 pages verified: 1030 (warm-up puzzle maximum), 64, 64, 10000, 729, 0.0625, 4096, 6.25, 64/729, 0.00032, 0.16, 4, −64, 0.0001, 9.261, 0.00001 and the select-all.</w:t>
-      </w:r>
-    </w:p>
-    <w:p>
-      <w:pPr>
-        <w:spacing w:before="0" w:after="60"/>
-        <w:ind w:left="360" w:hanging="220"/>
-      </w:pPr>
-      <w:r>
-        <w:rPr>
-          <w:rFonts w:ascii="FreeSerif" w:hAnsi="FreeSerif" w:eastAsia="FreeSerif"/>
-          <w:b w:val="0"/>
-          <w:i w:val="0"/>
-          <w:color w:val="1A1A1A"/>
-          <w:sz w:val="16"/>
-        </w:rPr>
-        <w:t xml:space="preserve">●  </w:t>
-      </w:r>
-      <w:r>
-        <w:rPr>
-          <w:b w:val="0"/>
-          <w:i w:val="0"/>
-          <w:color w:val="1A1A1A"/>
-          <w:sz w:val="21"/>
-        </w:rPr>
-        <w:t>Homework L3 #7 key: 729/4,046 printed; correct 729/4,096. Fixed on the Additional bank.</w:t>
-      </w:r>
-    </w:p>
-    <w:p>
-      <w:pPr>
-        <w:spacing w:before="0" w:after="60"/>
-        <w:ind w:left="360" w:hanging="220"/>
-      </w:pPr>
-      <w:r>
-        <w:rPr>
-          <w:rFonts w:ascii="FreeSerif" w:hAnsi="FreeSerif" w:eastAsia="FreeSerif"/>
-          <w:b w:val="0"/>
-          <w:i w:val="0"/>
-          <w:color w:val="1A1A1A"/>
-          <w:sz w:val="16"/>
-        </w:rPr>
-        <w:t xml:space="preserve">●  </w:t>
-      </w:r>
-      <w:r>
-        <w:rPr>
-          <w:b w:val="0"/>
-          <w:i w:val="0"/>
-          <w:color w:val="1A1A1A"/>
-          <w:sz w:val="21"/>
-        </w:rPr>
-        <w:t>Practice L3 word-bank blanks say 'quotient of a power'; the law is 'quotient of powers'. Our item 1 uses the correct names.</w:t>
-      </w:r>
-    </w:p>
-    <w:p>
-      <w:pPr>
-        <w:spacing w:before="0" w:after="60"/>
-        <w:ind w:left="360" w:hanging="220"/>
-      </w:pPr>
-      <w:r>
-        <w:rPr>
-          <w:rFonts w:ascii="FreeSerif" w:hAnsi="FreeSerif" w:eastAsia="FreeSerif"/>
-          <w:b w:val="0"/>
-          <w:i w:val="0"/>
-          <w:color w:val="1A1A1A"/>
-          <w:sz w:val="16"/>
-        </w:rPr>
-        <w:t xml:space="preserve">●  </w:t>
-      </w:r>
-      <w:r>
-        <w:rPr>
-          <w:b w:val="0"/>
-          <w:i w:val="0"/>
-          <w:color w:val="1A1A1A"/>
-          <w:sz w:val="21"/>
-        </w:rPr>
-        <w:t>The book's 3.3.4 roundtable is a teams-of-three rotation; its three expressions are whiteboard 2–4.</w:t>
-      </w:r>
-    </w:p>
-    <w:p>
-      <w:pPr>
-        <w:spacing w:before="0" w:after="60"/>
-        <w:ind w:left="360" w:hanging="220"/>
-      </w:pPr>
-      <w:r>
-        <w:rPr>
-          <w:rFonts w:ascii="FreeSerif" w:hAnsi="FreeSerif" w:eastAsia="FreeSerif"/>
-          <w:b w:val="0"/>
-          <w:i w:val="0"/>
-          <w:color w:val="1A1A1A"/>
-          <w:sz w:val="16"/>
-        </w:rPr>
-        <w:t xml:space="preserve">●  </w:t>
-      </w:r>
-      <w:r>
-        <w:rPr>
-          <w:b w:val="0"/>
-          <w:i w:val="0"/>
-          <w:color w:val="1A1A1A"/>
-          <w:sz w:val="21"/>
-        </w:rPr>
-        <w:t>The book's warm-up (a digit puzzle: 4</w:t>
-      </w:r>
-      <w:r>
-        <w:rPr>
-          <w:b w:val="0"/>
-          <w:i w:val="0"/>
-          <w:color w:val="1A1A1A"/>
-          <w:sz w:val="21"/>
-          <w:vertAlign w:val="superscript"/>
-        </w:rPr>
-        <w:t>5</w:t>
-      </w:r>
-      <w:r>
-        <w:rPr>
-          <w:b w:val="0"/>
-          <w:i w:val="0"/>
-          <w:color w:val="1A1A1A"/>
-          <w:sz w:val="21"/>
-        </w:rPr>
-        <w:t xml:space="preserve"> + 2 × 3 = 1030) is good mathematics but previews nothing; replaced by spaced retrieval with the order-of-operations item in the prior-grade band.</w:t>
-      </w:r>
-    </w:p>
-    <w:p>
-      <w:pPr>
-        <w:keepNext/>
-        <w:spacing w:before="200" w:after="60"/>
-      </w:pPr>
-      <w:r>
-        <w:rPr>
-          <w:b/>
-          <w:i w:val="0"/>
-          <w:color w:val="1A1A1A"/>
-          <w:sz w:val="23"/>
-        </w:rPr>
-        <w:t>What changed from the book</w:t>
-      </w:r>
-    </w:p>
-    <w:p>
-      <w:pPr>
-        <w:spacing w:before="0" w:after="60"/>
-        <w:ind w:left="360" w:hanging="220"/>
-      </w:pPr>
-      <w:r>
-        <w:rPr>
-          <w:rFonts w:ascii="FreeSerif" w:hAnsi="FreeSerif" w:eastAsia="FreeSerif"/>
-          <w:b w:val="0"/>
-          <w:i w:val="0"/>
-          <w:color w:val="1A1A1A"/>
-          <w:sz w:val="16"/>
-        </w:rPr>
-        <w:t xml:space="preserve">●  </w:t>
-      </w:r>
-      <w:r>
-        <w:rPr>
-          <w:b w:val="0"/>
-          <w:i w:val="0"/>
-          <w:color w:val="1A1A1A"/>
-          <w:sz w:val="21"/>
-        </w:rPr>
-        <w:t>3.3.1 digit-puzzle warm-up → four retrieval questions.</w:t>
-      </w:r>
-    </w:p>
-    <w:p>
-      <w:pPr>
-        <w:spacing w:before="0" w:after="60"/>
-        <w:ind w:left="360" w:hanging="220"/>
-      </w:pPr>
-      <w:r>
-        <w:rPr>
-          <w:rFonts w:ascii="FreeSerif" w:hAnsi="FreeSerif" w:eastAsia="FreeSerif"/>
-          <w:b w:val="0"/>
-          <w:i w:val="0"/>
-          <w:color w:val="1A1A1A"/>
-          <w:sz w:val="16"/>
-        </w:rPr>
-        <w:t xml:space="preserve">●  </w:t>
-      </w:r>
-      <w:r>
-        <w:rPr>
-          <w:b w:val="0"/>
-          <w:i w:val="0"/>
-          <w:color w:val="1A1A1A"/>
-          <w:sz w:val="21"/>
-        </w:rPr>
-        <w:t>3.3.2 Collaboration (Winston/Yvette) → Notes II.</w:t>
-      </w:r>
-    </w:p>
-    <w:p>
-      <w:pPr>
-        <w:spacing w:before="0" w:after="60"/>
-        <w:ind w:left="360" w:hanging="220"/>
-      </w:pPr>
-      <w:r>
-        <w:rPr>
-          <w:rFonts w:ascii="FreeSerif" w:hAnsi="FreeSerif" w:eastAsia="FreeSerif"/>
-          <w:b w:val="0"/>
-          <w:i w:val="0"/>
-          <w:color w:val="1A1A1A"/>
-          <w:sz w:val="16"/>
-        </w:rPr>
-        <w:t xml:space="preserve">●  </w:t>
-      </w:r>
-      <w:r>
-        <w:rPr>
-          <w:b w:val="0"/>
-          <w:i w:val="0"/>
-          <w:color w:val="1A1A1A"/>
-          <w:sz w:val="21"/>
-        </w:rPr>
-        <w:t>3.3.3 Guided Practice (Caroline/Jamir, Ruth) → Example 1 and Example 2.</w:t>
-      </w:r>
-    </w:p>
-    <w:p>
-      <w:pPr>
-        <w:spacing w:before="0" w:after="60"/>
-        <w:ind w:left="360" w:hanging="220"/>
-      </w:pPr>
-      <w:r>
-        <w:rPr>
-          <w:rFonts w:ascii="FreeSerif" w:hAnsi="FreeSerif" w:eastAsia="FreeSerif"/>
-          <w:b w:val="0"/>
-          <w:i w:val="0"/>
-          <w:color w:val="1A1A1A"/>
-          <w:sz w:val="16"/>
-        </w:rPr>
-        <w:t xml:space="preserve">●  </w:t>
-      </w:r>
-      <w:r>
-        <w:rPr>
-          <w:b w:val="0"/>
-          <w:i w:val="0"/>
-          <w:color w:val="1A1A1A"/>
-          <w:sz w:val="21"/>
-        </w:rPr>
-        <w:t>3.3.4 Roundtable and 3.3.5 Your Turn → the nine-question round.</w:t>
-      </w:r>
-    </w:p>
-    <w:p>
-      <w:pPr>
-        <w:spacing w:before="0" w:after="60"/>
-        <w:ind w:left="360" w:hanging="220"/>
-      </w:pPr>
-      <w:r>
-        <w:rPr>
-          <w:rFonts w:ascii="FreeSerif" w:hAnsi="FreeSerif" w:eastAsia="FreeSerif"/>
-          <w:b w:val="0"/>
-          <w:i w:val="0"/>
-          <w:color w:val="1A1A1A"/>
-          <w:sz w:val="16"/>
-        </w:rPr>
-        <w:t xml:space="preserve">●  </w:t>
-      </w:r>
-      <w:r>
-        <w:rPr>
-          <w:b w:val="0"/>
-          <w:i w:val="0"/>
-          <w:color w:val="1A1A1A"/>
-          <w:sz w:val="21"/>
-        </w:rPr>
-        <w:t>3.3.6 Ticket Out the Door → whiteboard 6 (the select-all became a four-option diagnostic) and bank question 8.</w:t>
+        <w:t>Whiteboards and markers. Calculators are allowed on everything; the decimal values in the bank (5.0625, 2,293.45007, 9,605.9601) are calculator work once the single power is found.</w:t>
       </w:r>
     </w:p>
     <w:sectPr>

--- a/a7/packages/A7 Unit 3 - Exponents and Scientific Notation/Teacher Editions/A7 3.03  Teacher Edition.docx
+++ b/a7/packages/A7 Unit 3 - Exponents and Scientific Notation/Teacher Editions/A7 3.03  Teacher Edition.docx
@@ -2233,7 +2233,26 @@
           <w:color w:val="6B6B6B"/>
           <w:sz w:val="19"/>
         </w:rPr>
-        <w:t xml:space="preserve">   0 — zero exponent read as 0 [B1G-M 8.NSO.1.3 misconception]; 1296 — the 6</w:t>
+        <w:t xml:space="preserve">   0 — zero exponent read as 0 [8.NSO.1.3: zero exponent law, a</w:t>
+      </w:r>
+      <w:r>
+        <w:rPr>
+          <w:b w:val="0"/>
+          <w:i/>
+          <w:color w:val="6B6B6B"/>
+          <w:sz w:val="19"/>
+          <w:vertAlign w:val="superscript"/>
+        </w:rPr>
+        <w:t>0</w:t>
+      </w:r>
+      <w:r>
+        <w:rPr>
+          <w:b w:val="0"/>
+          <w:i/>
+          <w:color w:val="6B6B6B"/>
+          <w:sz w:val="19"/>
+        </w:rPr>
+        <w:t xml:space="preserve"> = 1]; 1296 — the 6</w:t>
       </w:r>
       <w:r>
         <w:rPr>
@@ -2640,7 +2659,26 @@
           <w:color w:val="6B6B6B"/>
           <w:sz w:val="19"/>
         </w:rPr>
-        <w:t xml:space="preserve"> read as 0, so the whole numerator is 0 [B1G-M 8.NSO.1.3 zero-exponent misconception]; (D) (2</w:t>
+        <w:t xml:space="preserve"> read as 0, so the whole numerator is 0 [8.NSO.1.3: zero exponent law, a</w:t>
+      </w:r>
+      <w:r>
+        <w:rPr>
+          <w:b w:val="0"/>
+          <w:i/>
+          <w:color w:val="6B6B6B"/>
+          <w:sz w:val="19"/>
+          <w:vertAlign w:val="superscript"/>
+        </w:rPr>
+        <w:t>0</w:t>
+      </w:r>
+      <w:r>
+        <w:rPr>
+          <w:b w:val="0"/>
+          <w:i/>
+          <w:color w:val="6B6B6B"/>
+          <w:sz w:val="19"/>
+        </w:rPr>
+        <w:t xml:space="preserve"> = 1]; (D) (2</w:t>
       </w:r>
       <w:r>
         <w:rPr>
@@ -3066,7 +3104,7 @@
           <w:color w:val="6B6B6B"/>
           <w:sz w:val="19"/>
         </w:rPr>
-        <w:t xml:space="preserve">   64 — dropped the sign; 'undefined' or 0 — (−4)</w:t>
+        <w:t xml:space="preserve">   64 — dropped the sign; 'undefined' — (−4)</w:t>
       </w:r>
       <w:r>
         <w:rPr>
@@ -3085,7 +3123,26 @@
           <w:color w:val="6B6B6B"/>
           <w:sz w:val="19"/>
         </w:rPr>
-        <w:t xml:space="preserve"> read as 0 [B1G-M 8.NSO.1.3]</w:t>
+        <w:t xml:space="preserve"> in the denominator read as 0, so a division by 0 [8.NSO.1.3: zero exponent law, a</w:t>
+      </w:r>
+      <w:r>
+        <w:rPr>
+          <w:b w:val="0"/>
+          <w:i/>
+          <w:color w:val="6B6B6B"/>
+          <w:sz w:val="19"/>
+          <w:vertAlign w:val="superscript"/>
+        </w:rPr>
+        <w:t>0</w:t>
+      </w:r>
+      <w:r>
+        <w:rPr>
+          <w:b w:val="0"/>
+          <w:i/>
+          <w:color w:val="6B6B6B"/>
+          <w:sz w:val="19"/>
+        </w:rPr>
+        <w:t xml:space="preserve"> = 1]</w:t>
       </w:r>
     </w:p>
     <w:p>
@@ -3453,7 +3510,26 @@
           <w:color w:val="1A1A1A"/>
           <w:sz w:val="20"/>
         </w:rPr>
-        <w:t>0 — zero exponent read as 0 [B1G-M 8.NSO.1.3 misconception]</w:t>
+        <w:t>0 — zero exponent read as 0 [8.NSO.1.3: zero exponent law, a</w:t>
+      </w:r>
+      <w:r>
+        <w:rPr>
+          <w:b w:val="0"/>
+          <w:i w:val="0"/>
+          <w:color w:val="1A1A1A"/>
+          <w:sz w:val="20"/>
+          <w:vertAlign w:val="superscript"/>
+        </w:rPr>
+        <w:t>0</w:t>
+      </w:r>
+      <w:r>
+        <w:rPr>
+          <w:b w:val="0"/>
+          <w:i w:val="0"/>
+          <w:color w:val="1A1A1A"/>
+          <w:sz w:val="20"/>
+        </w:rPr>
+        <w:t xml:space="preserve"> = 1]</w:t>
       </w:r>
     </w:p>
     <w:p>

--- a/a7/packages/A7 Unit 3 - Exponents and Scientific Notation/Teacher Editions/A7 3.03  Teacher Edition.docx
+++ b/a7/packages/A7 Unit 3 - Exponents and Scientific Notation/Teacher Editions/A7 3.03  Teacher Edition.docx
@@ -2441,7 +2441,7 @@
           <w:color w:val="6B6B6B"/>
           <w:sz w:val="19"/>
         </w:rPr>
-        <w:t xml:space="preserve">   0.125 — divided the exponents 6 ÷ 2 [7.NSO.1.1 misconception: 'divide' applied to the exponents]; 0.015625 — added 6 + ... or used 0.5</w:t>
+        <w:t xml:space="preserve">   0.125 — divided the exponents 6 ÷ 2 [7.NSO.1.1 misconception: 'divide' applied to the exponents]; 0.015625 — 0.5</w:t>
       </w:r>
       <w:r>
         <w:rPr>
@@ -2460,7 +2460,7 @@
           <w:color w:val="6B6B6B"/>
           <w:sz w:val="19"/>
         </w:rPr>
-        <w:t xml:space="preserve"> and ignored the denominator</w:t>
+        <w:t>, the denominator ignored</w:t>
       </w:r>
     </w:p>
     <w:p>
@@ -3009,7 +3009,83 @@
           <w:color w:val="6B6B6B"/>
           <w:sz w:val="19"/>
         </w:rPr>
-        <w:t xml:space="preserve"> from adding 2 + 1 (power of a power step done as a product); 0.01 — stopped at 0.1</w:t>
+        <w:t>, the outer square on (0.1</w:t>
+      </w:r>
+      <w:r>
+        <w:rPr>
+          <w:b w:val="0"/>
+          <w:i/>
+          <w:color w:val="6B6B6B"/>
+          <w:sz w:val="19"/>
+          <w:vertAlign w:val="superscript"/>
+        </w:rPr>
+        <w:t>1</w:t>
+      </w:r>
+      <w:r>
+        <w:rPr>
+          <w:b w:val="0"/>
+          <w:i/>
+          <w:color w:val="6B6B6B"/>
+          <w:sz w:val="19"/>
+        </w:rPr>
+        <w:t>)</w:t>
+      </w:r>
+      <w:r>
+        <w:rPr>
+          <w:b w:val="0"/>
+          <w:i/>
+          <w:color w:val="6B6B6B"/>
+          <w:sz w:val="19"/>
+          <w:vertAlign w:val="superscript"/>
+        </w:rPr>
+        <w:t>2</w:t>
+      </w:r>
+      <w:r>
+        <w:rPr>
+          <w:b w:val="0"/>
+          <w:i/>
+          <w:color w:val="6B6B6B"/>
+          <w:sz w:val="19"/>
+        </w:rPr>
+        <w:t xml:space="preserve"> dropped, leaving 0.1</w:t>
+      </w:r>
+      <w:r>
+        <w:rPr>
+          <w:b w:val="0"/>
+          <w:i/>
+          <w:color w:val="6B6B6B"/>
+          <w:sz w:val="19"/>
+          <w:vertAlign w:val="superscript"/>
+        </w:rPr>
+        <w:t>2</w:t>
+      </w:r>
+      <w:r>
+        <w:rPr>
+          <w:b w:val="0"/>
+          <w:i/>
+          <w:color w:val="6B6B6B"/>
+          <w:sz w:val="19"/>
+        </w:rPr>
+        <w:t xml:space="preserve"> · 0.1</w:t>
+      </w:r>
+      <w:r>
+        <w:rPr>
+          <w:b w:val="0"/>
+          <w:i/>
+          <w:color w:val="6B6B6B"/>
+          <w:sz w:val="19"/>
+          <w:vertAlign w:val="superscript"/>
+        </w:rPr>
+        <w:t>1</w:t>
+      </w:r>
+      <w:r>
+        <w:rPr>
+          <w:b w:val="0"/>
+          <w:i/>
+          <w:color w:val="6B6B6B"/>
+          <w:sz w:val="19"/>
+        </w:rPr>
+        <w:t xml:space="preserve"> [power of a power step skipped]; 0.01 — stopped at 0.1</w:t>
       </w:r>
       <w:r>
         <w:rPr>
@@ -3468,7 +3544,7 @@
           <w:color w:val="1A1A1A"/>
           <w:sz w:val="21"/>
         </w:rPr>
-        <w:t>IXL: every listed skill is required, SmartScore 67, due at the start of the next class.</w:t>
+        <w:t>IXL: every listed skill is required, SmartScore 67.</w:t>
       </w:r>
     </w:p>
     <w:p>
@@ -3692,7 +3768,83 @@
           <w:color w:val="1A1A1A"/>
           <w:sz w:val="20"/>
         </w:rPr>
-        <w:t xml:space="preserve"> from adding 2 + 1 (power of a power step done as a product)</w:t>
+        <w:t>, the outer square on (0.1</w:t>
+      </w:r>
+      <w:r>
+        <w:rPr>
+          <w:b w:val="0"/>
+          <w:i w:val="0"/>
+          <w:color w:val="1A1A1A"/>
+          <w:sz w:val="20"/>
+          <w:vertAlign w:val="superscript"/>
+        </w:rPr>
+        <w:t>1</w:t>
+      </w:r>
+      <w:r>
+        <w:rPr>
+          <w:b w:val="0"/>
+          <w:i w:val="0"/>
+          <w:color w:val="1A1A1A"/>
+          <w:sz w:val="20"/>
+        </w:rPr>
+        <w:t>)</w:t>
+      </w:r>
+      <w:r>
+        <w:rPr>
+          <w:b w:val="0"/>
+          <w:i w:val="0"/>
+          <w:color w:val="1A1A1A"/>
+          <w:sz w:val="20"/>
+          <w:vertAlign w:val="superscript"/>
+        </w:rPr>
+        <w:t>2</w:t>
+      </w:r>
+      <w:r>
+        <w:rPr>
+          <w:b w:val="0"/>
+          <w:i w:val="0"/>
+          <w:color w:val="1A1A1A"/>
+          <w:sz w:val="20"/>
+        </w:rPr>
+        <w:t xml:space="preserve"> dropped, leaving 0.1</w:t>
+      </w:r>
+      <w:r>
+        <w:rPr>
+          <w:b w:val="0"/>
+          <w:i w:val="0"/>
+          <w:color w:val="1A1A1A"/>
+          <w:sz w:val="20"/>
+          <w:vertAlign w:val="superscript"/>
+        </w:rPr>
+        <w:t>2</w:t>
+      </w:r>
+      <w:r>
+        <w:rPr>
+          <w:b w:val="0"/>
+          <w:i w:val="0"/>
+          <w:color w:val="1A1A1A"/>
+          <w:sz w:val="20"/>
+        </w:rPr>
+        <w:t xml:space="preserve"> · 0.1</w:t>
+      </w:r>
+      <w:r>
+        <w:rPr>
+          <w:b w:val="0"/>
+          <w:i w:val="0"/>
+          <w:color w:val="1A1A1A"/>
+          <w:sz w:val="20"/>
+          <w:vertAlign w:val="superscript"/>
+        </w:rPr>
+        <w:t>1</w:t>
+      </w:r>
+      <w:r>
+        <w:rPr>
+          <w:b w:val="0"/>
+          <w:i w:val="0"/>
+          <w:color w:val="1A1A1A"/>
+          <w:sz w:val="20"/>
+        </w:rPr>
+        <w:t xml:space="preserve"> [power of a power step skipped]</w:t>
       </w:r>
     </w:p>
     <w:p>

--- a/a7/packages/A7 Unit 3 - Exponents and Scientific Notation/Teacher Editions/A7 3.03  Teacher Edition.docx
+++ b/a7/packages/A7 Unit 3 - Exponents and Scientific Notation/Teacher Editions/A7 3.03  Teacher Edition.docx
@@ -348,6 +348,7 @@
           </w:tcPr>
           <w:p>
             <w:pPr>
+              <w:keepNext/>
               <w:spacing w:after="0"/>
               <w:jc w:val="center"/>
             </w:pPr>
@@ -381,6 +382,7 @@
           </w:tcPr>
           <w:p>
             <w:pPr>
+              <w:keepNext/>
               <w:spacing w:after="0"/>
               <w:jc w:val="center"/>
             </w:pPr>
@@ -414,6 +416,7 @@
           </w:tcPr>
           <w:p>
             <w:pPr>
+              <w:keepNext/>
               <w:spacing w:after="0"/>
               <w:jc w:val="center"/>
             </w:pPr>
@@ -1673,7 +1676,7 @@
           <w:color w:val="1A1A1A"/>
           <w:sz w:val="21"/>
         </w:rPr>
-        <w:t xml:space="preserve">Warm-Up — On your own. Four minutes. No notes..  </w:t>
+        <w:t xml:space="preserve">Warm-Up — On your own. Four minutes. No notes.  </w:t>
       </w:r>
       <w:r>
         <w:rPr>
@@ -1706,7 +1709,7 @@
           <w:color w:val="1A1A1A"/>
           <w:sz w:val="21"/>
         </w:rPr>
-        <w:t xml:space="preserve">Warm-Up — Answers..  </w:t>
+        <w:t xml:space="preserve">Warm-Up — Answers.  </w:t>
       </w:r>
       <w:r>
         <w:rPr>
@@ -1739,7 +1742,7 @@
           <w:color w:val="1A1A1A"/>
           <w:sz w:val="21"/>
         </w:rPr>
-        <w:t xml:space="preserve">Notes — Copy the table. It is your reference for the rest of the unit..  </w:t>
+        <w:t xml:space="preserve">Notes — Copy the table. It is your reference for the rest of the unit.  </w:t>
       </w:r>
       <w:r>
         <w:rPr>
@@ -1772,7 +1775,7 @@
           <w:color w:val="1A1A1A"/>
           <w:sz w:val="21"/>
         </w:rPr>
-        <w:t xml:space="preserve">Notes — Two students, two orders, one value..  </w:t>
+        <w:t xml:space="preserve">Notes — Two students, two orders, one value.  </w:t>
       </w:r>
       <w:r>
         <w:rPr>
@@ -1838,7 +1841,7 @@
           <w:color w:val="1A1A1A"/>
           <w:sz w:val="21"/>
         </w:rPr>
-        <w:t xml:space="preserve">Example 1 — A zero exponent inside a product inside a quotient..  </w:t>
+        <w:t xml:space="preserve">Example 1 — A zero exponent inside a product inside a quotient.  </w:t>
       </w:r>
       <w:r>
         <w:rPr>
@@ -1871,7 +1874,7 @@
           <w:color w:val="1A1A1A"/>
           <w:sz w:val="21"/>
         </w:rPr>
-        <w:t xml:space="preserve">Example 1 — Worked — Caroline's plan and Jamir's plan..  </w:t>
+        <w:t xml:space="preserve">Example 1 — Worked — Caroline's plan and Jamir's plan.  </w:t>
       </w:r>
       <w:r>
         <w:rPr>
@@ -1904,7 +1907,7 @@
           <w:color w:val="1A1A1A"/>
           <w:sz w:val="21"/>
         </w:rPr>
-        <w:t xml:space="preserve">Your Turn — Same steps, your numbers. Boards up when done..  </w:t>
+        <w:t xml:space="preserve">Your Turn — Same steps, your numbers. Boards up when done.  </w:t>
       </w:r>
       <w:r>
         <w:rPr>
@@ -1975,7 +1978,7 @@
           <w:color w:val="1A1A1A"/>
           <w:sz w:val="21"/>
         </w:rPr>
-        <w:t xml:space="preserve">Your Turn — Answer..  </w:t>
+        <w:t xml:space="preserve">Your Turn — Answer.  </w:t>
       </w:r>
       <w:r>
         <w:rPr>
@@ -2008,7 +2011,7 @@
           <w:color w:val="1A1A1A"/>
           <w:sz w:val="21"/>
         </w:rPr>
-        <w:t xml:space="preserve">Example 2 — Three laws, a decimal and a negative base..  </w:t>
+        <w:t xml:space="preserve">Example 2 — Three laws, a decimal and a negative base.  </w:t>
       </w:r>
       <w:r>
         <w:rPr>
@@ -2041,7 +2044,7 @@
           <w:color w:val="1A1A1A"/>
           <w:sz w:val="21"/>
         </w:rPr>
-        <w:t xml:space="preserve">Example 2 — Worked..  </w:t>
+        <w:t xml:space="preserve">Example 2 — Worked.  </w:t>
       </w:r>
       <w:r>
         <w:rPr>
@@ -2074,7 +2077,7 @@
           <w:color w:val="1A1A1A"/>
           <w:sz w:val="21"/>
         </w:rPr>
-        <w:t xml:space="preserve">Your Turn — Same steps, your numbers. Boards up when done..  </w:t>
+        <w:t xml:space="preserve">Your Turn — Same steps, your numbers. Boards up when done.  </w:t>
       </w:r>
       <w:r>
         <w:rPr>
@@ -2107,7 +2110,7 @@
           <w:color w:val="1A1A1A"/>
           <w:sz w:val="21"/>
         </w:rPr>
-        <w:t xml:space="preserve">Your Turn — Answer..  </w:t>
+        <w:t xml:space="preserve">Your Turn — Answer.  </w:t>
       </w:r>
       <w:r>
         <w:rPr>
@@ -3502,7 +3505,7 @@
           <w:color w:val="1A1A1A"/>
           <w:sz w:val="21"/>
         </w:rPr>
-        <w:t xml:space="preserve">Independent Set — Six questions. On your own, in silence..  </w:t>
+        <w:t xml:space="preserve">Independent Set — Six questions. On your own, in silence.  </w:t>
       </w:r>
       <w:r>
         <w:rPr>
@@ -3535,7 +3538,7 @@
           <w:color w:val="1A1A1A"/>
           <w:sz w:val="21"/>
         </w:rPr>
-        <w:t xml:space="preserve">IXL — Last five minutes..  </w:t>
+        <w:t xml:space="preserve">IXL — Last five minutes.  </w:t>
       </w:r>
       <w:r>
         <w:rPr>

--- a/a7/packages/A7 Unit 3 - Exponents and Scientific Notation/Teacher Editions/A7 3.03  Teacher Edition.docx
+++ b/a7/packages/A7 Unit 3 - Exponents and Scientific Notation/Teacher Editions/A7 3.03  Teacher Edition.docx
@@ -2634,7 +2634,7 @@
           <w:color w:val="9E1B32"/>
           <w:sz w:val="21"/>
         </w:rPr>
-        <w:t>A — 4</w:t>
+        <w:t>D — 4</w:t>
       </w:r>
       <w:r>
         <w:rPr>
@@ -2643,45 +2643,7 @@
           <w:color w:val="6B6B6B"/>
           <w:sz w:val="19"/>
         </w:rPr>
-        <w:t xml:space="preserve">   (B) added the exponents 12 + 10 instead of subtracting [confused with product of powers]; (C) 3.2</w:t>
-      </w:r>
-      <w:r>
-        <w:rPr>
-          <w:b w:val="0"/>
-          <w:i/>
-          <w:color w:val="6B6B6B"/>
-          <w:sz w:val="19"/>
-          <w:vertAlign w:val="superscript"/>
-        </w:rPr>
-        <w:t>0</w:t>
-      </w:r>
-      <w:r>
-        <w:rPr>
-          <w:b w:val="0"/>
-          <w:i/>
-          <w:color w:val="6B6B6B"/>
-          <w:sz w:val="19"/>
-        </w:rPr>
-        <w:t xml:space="preserve"> read as 0, so the whole numerator is 0 [8.NSO.1.3: zero exponent law, a</w:t>
-      </w:r>
-      <w:r>
-        <w:rPr>
-          <w:b w:val="0"/>
-          <w:i/>
-          <w:color w:val="6B6B6B"/>
-          <w:sz w:val="19"/>
-          <w:vertAlign w:val="superscript"/>
-        </w:rPr>
-        <w:t>0</w:t>
-      </w:r>
-      <w:r>
-        <w:rPr>
-          <w:b w:val="0"/>
-          <w:i/>
-          <w:color w:val="6B6B6B"/>
-          <w:sz w:val="19"/>
-        </w:rPr>
-        <w:t xml:space="preserve"> = 1]; (D) (2</w:t>
+        <w:t xml:space="preserve">   (A) (2</w:t>
       </w:r>
       <w:r>
         <w:rPr>
@@ -2776,7 +2738,45 @@
           <w:color w:val="6B6B6B"/>
           <w:sz w:val="19"/>
         </w:rPr>
-        <w:t xml:space="preserve"> [power of a power confused with product of powers]</w:t>
+        <w:t xml:space="preserve"> [power of a power confused with product of powers]; (B) added the exponents 12 + 10 instead of subtracting [confused with product of powers]; (C) 3.2</w:t>
+      </w:r>
+      <w:r>
+        <w:rPr>
+          <w:b w:val="0"/>
+          <w:i/>
+          <w:color w:val="6B6B6B"/>
+          <w:sz w:val="19"/>
+          <w:vertAlign w:val="superscript"/>
+        </w:rPr>
+        <w:t>0</w:t>
+      </w:r>
+      <w:r>
+        <w:rPr>
+          <w:b w:val="0"/>
+          <w:i/>
+          <w:color w:val="6B6B6B"/>
+          <w:sz w:val="19"/>
+        </w:rPr>
+        <w:t xml:space="preserve"> read as 0, so the whole numerator is 0 [8.NSO.1.3: zero exponent law, a</w:t>
+      </w:r>
+      <w:r>
+        <w:rPr>
+          <w:b w:val="0"/>
+          <w:i/>
+          <w:color w:val="6B6B6B"/>
+          <w:sz w:val="19"/>
+          <w:vertAlign w:val="superscript"/>
+        </w:rPr>
+        <w:t>0</w:t>
+      </w:r>
+      <w:r>
+        <w:rPr>
+          <w:b w:val="0"/>
+          <w:i/>
+          <w:color w:val="6B6B6B"/>
+          <w:sz w:val="19"/>
+        </w:rPr>
+        <w:t xml:space="preserve"> = 1]</w:t>
       </w:r>
       <w:r>
         <w:rPr>
@@ -2861,7 +2861,7 @@
           <w:color w:val="9E1B32"/>
           <w:sz w:val="21"/>
         </w:rPr>
-        <w:t>A — 0.1</w:t>
+        <w:t>C — 0.1</w:t>
       </w:r>
       <w:r>
         <w:rPr>
@@ -2880,7 +2880,7 @@
           <w:color w:val="6B6B6B"/>
           <w:sz w:val="19"/>
         </w:rPr>
-        <w:t xml:space="preserve">   (B) quotient of powers applied to DIFFERENT bases, 0.2 and 2 [7.NSO.1.1: the quotient law needs the same base]; (C) multiplied the exponents 3 · 2 [confused with power of a power]; (D) the 2</w:t>
+        <w:t xml:space="preserve">   (A) quotient of powers applied to DIFFERENT bases, 0.2 and 2 [7.NSO.1.1: the quotient law needs the same base]; (B) the 2</w:t>
       </w:r>
       <w:r>
         <w:rPr>
@@ -2899,7 +2899,7 @@
           <w:color w:val="6B6B6B"/>
           <w:sz w:val="19"/>
         </w:rPr>
-        <w:t xml:space="preserve"> in the denominator was ignored [order of operations: the fraction bar is a grouping]</w:t>
+        <w:t xml:space="preserve"> in the denominator was ignored [order of operations: the fraction bar is a grouping]; (D) multiplied the exponents 3 · 2 [confused with power of a power]</w:t>
       </w:r>
       <w:r>
         <w:rPr>
@@ -3704,7 +3704,102 @@
           <w:color w:val="1A1A1A"/>
           <w:sz w:val="20"/>
         </w:rPr>
-        <w:t>added the exponents 12 + 10 instead of subtracting [confused with product of powers]</w:t>
+        <w:t>(2</w:t>
+      </w:r>
+      <w:r>
+        <w:rPr>
+          <w:b w:val="0"/>
+          <w:i w:val="0"/>
+          <w:color w:val="1A1A1A"/>
+          <w:sz w:val="20"/>
+          <w:vertAlign w:val="superscript"/>
+        </w:rPr>
+        <w:t>2</w:t>
+      </w:r>
+      <w:r>
+        <w:rPr>
+          <w:b w:val="0"/>
+          <w:i w:val="0"/>
+          <w:color w:val="1A1A1A"/>
+          <w:sz w:val="20"/>
+        </w:rPr>
+        <w:t>)</w:t>
+      </w:r>
+      <w:r>
+        <w:rPr>
+          <w:b w:val="0"/>
+          <w:i w:val="0"/>
+          <w:color w:val="1A1A1A"/>
+          <w:sz w:val="20"/>
+          <w:vertAlign w:val="superscript"/>
+        </w:rPr>
+        <w:t>6</w:t>
+      </w:r>
+      <w:r>
+        <w:rPr>
+          <w:b w:val="0"/>
+          <w:i w:val="0"/>
+          <w:color w:val="1A1A1A"/>
+          <w:sz w:val="20"/>
+        </w:rPr>
+        <w:t xml:space="preserve"> written as 2</w:t>
+      </w:r>
+      <w:r>
+        <w:rPr>
+          <w:b w:val="0"/>
+          <w:i w:val="0"/>
+          <w:color w:val="1A1A1A"/>
+          <w:sz w:val="20"/>
+          <w:vertAlign w:val="superscript"/>
+        </w:rPr>
+        <w:t>8</w:t>
+      </w:r>
+      <w:r>
+        <w:rPr>
+          <w:b w:val="0"/>
+          <w:i w:val="0"/>
+          <w:color w:val="1A1A1A"/>
+          <w:sz w:val="20"/>
+        </w:rPr>
+        <w:t xml:space="preserve"> by adding 2 + 6, then 2</w:t>
+      </w:r>
+      <w:r>
+        <w:rPr>
+          <w:b w:val="0"/>
+          <w:i w:val="0"/>
+          <w:color w:val="1A1A1A"/>
+          <w:sz w:val="20"/>
+          <w:vertAlign w:val="superscript"/>
+        </w:rPr>
+        <w:t>8</w:t>
+      </w:r>
+      <w:r>
+        <w:rPr>
+          <w:b w:val="0"/>
+          <w:i w:val="0"/>
+          <w:color w:val="1A1A1A"/>
+          <w:sz w:val="20"/>
+        </w:rPr>
+        <w:t xml:space="preserve"> ÷ 2</w:t>
+      </w:r>
+      <w:r>
+        <w:rPr>
+          <w:b w:val="0"/>
+          <w:i w:val="0"/>
+          <w:color w:val="1A1A1A"/>
+          <w:sz w:val="20"/>
+          <w:vertAlign w:val="superscript"/>
+        </w:rPr>
+        <w:t>10</w:t>
+      </w:r>
+      <w:r>
+        <w:rPr>
+          <w:b w:val="0"/>
+          <w:i w:val="0"/>
+          <w:color w:val="1A1A1A"/>
+          <w:sz w:val="20"/>
+        </w:rPr>
+        <w:t xml:space="preserve"> [power of a power confused with product of powers]</w:t>
       </w:r>
     </w:p>
     <w:p>

--- a/a7/packages/A7 Unit 3 - Exponents and Scientific Notation/Teacher Editions/A7 3.03  Teacher Edition.docx
+++ b/a7/packages/A7 Unit 3 - Exponents and Scientific Notation/Teacher Editions/A7 3.03  Teacher Edition.docx
@@ -2152,7 +2152,7 @@
           <w:color w:val="1A1A1A"/>
           <w:sz w:val="21"/>
         </w:rPr>
-        <w:t>A spreadsheet holds 6</w:t>
+        <w:t>A warehouse holds 6</w:t>
       </w:r>
       <w:r>
         <w:rPr>
@@ -2171,26 +2171,7 @@
           <w:color w:val="1A1A1A"/>
           <w:sz w:val="21"/>
         </w:rPr>
-        <w:t xml:space="preserve"> · 6</w:t>
-      </w:r>
-      <w:r>
-        <w:rPr>
-          <w:b w:val="0"/>
-          <w:i w:val="0"/>
-          <w:color w:val="1A1A1A"/>
-          <w:sz w:val="21"/>
-          <w:vertAlign w:val="superscript"/>
-        </w:rPr>
-        <w:t>0</w:t>
-      </w:r>
-      <w:r>
-        <w:rPr>
-          <w:b w:val="0"/>
-          <w:i w:val="0"/>
-          <w:color w:val="1A1A1A"/>
-          <w:sz w:val="21"/>
-        </w:rPr>
-        <w:t xml:space="preserve"> cells in 6</w:t>
+        <w:t xml:space="preserve"> boxes in 6</w:t>
       </w:r>
       <w:r>
         <w:rPr>
@@ -2209,7 +2190,7 @@
           <w:color w:val="1A1A1A"/>
           <w:sz w:val="21"/>
         </w:rPr>
-        <w:t xml:space="preserve"> equal columns. The file is 3 megabytes. How many cells are in each column?  →  </w:t>
+        <w:t xml:space="preserve"> equal rows. Each box weighs 3 kilograms. How many boxes are in each row?  →  </w:t>
       </w:r>
       <w:r>
         <w:rPr>
@@ -2227,7 +2208,7 @@
           <w:color w:val="6B6B6B"/>
           <w:sz w:val="20"/>
         </w:rPr>
-        <w:t xml:space="preserve">   The 3 megabytes is not needed.</w:t>
+        <w:t xml:space="preserve">   The weight of 3 kilograms is not needed.</w:t>
       </w:r>
       <w:r>
         <w:rPr>
@@ -2236,26 +2217,7 @@
           <w:color w:val="6B6B6B"/>
           <w:sz w:val="19"/>
         </w:rPr>
-        <w:t xml:space="preserve">   0 — zero exponent read as 0 [8.NSO.1.3: zero exponent law, a</w:t>
-      </w:r>
-      <w:r>
-        <w:rPr>
-          <w:b w:val="0"/>
-          <w:i/>
-          <w:color w:val="6B6B6B"/>
-          <w:sz w:val="19"/>
-          <w:vertAlign w:val="superscript"/>
-        </w:rPr>
-        <w:t>0</w:t>
-      </w:r>
-      <w:r>
-        <w:rPr>
-          <w:b w:val="0"/>
-          <w:i/>
-          <w:color w:val="6B6B6B"/>
-          <w:sz w:val="19"/>
-        </w:rPr>
-        <w:t xml:space="preserve"> = 1]; 1296 — the 6</w:t>
+        <w:t xml:space="preserve">   1296 — the 6</w:t>
       </w:r>
       <w:r>
         <w:rPr>
@@ -2274,7 +2236,26 @@
           <w:color w:val="6B6B6B"/>
           <w:sz w:val="19"/>
         </w:rPr>
-        <w:t xml:space="preserve"> in the denominator was ignored; anything built from 3 — the unneeded figure was used</w:t>
+        <w:t xml:space="preserve"> rows were ignored [the quotient was never taken]; 6</w:t>
+      </w:r>
+      <w:r>
+        <w:rPr>
+          <w:b w:val="0"/>
+          <w:i/>
+          <w:color w:val="6B6B6B"/>
+          <w:sz w:val="19"/>
+          <w:vertAlign w:val="superscript"/>
+        </w:rPr>
+        <w:t>6</w:t>
+      </w:r>
+      <w:r>
+        <w:rPr>
+          <w:b w:val="0"/>
+          <w:i/>
+          <w:color w:val="6B6B6B"/>
+          <w:sz w:val="19"/>
+        </w:rPr>
+        <w:t xml:space="preserve"> or 46,656 — the exponents were added [confused with product of powers]; anything built from 3 — the unneeded figure was used</w:t>
       </w:r>
     </w:p>
     <w:p>
@@ -3589,7 +3570,7 @@
           <w:color w:val="1A1A1A"/>
           <w:sz w:val="20"/>
         </w:rPr>
-        <w:t>0 — zero exponent read as 0 [8.NSO.1.3: zero exponent law, a</w:t>
+        <w:t>1296 — the 6</w:t>
       </w:r>
       <w:r>
         <w:rPr>
@@ -3599,7 +3580,7 @@
           <w:sz w:val="20"/>
           <w:vertAlign w:val="superscript"/>
         </w:rPr>
-        <w:t>0</w:t>
+        <w:t>2</w:t>
       </w:r>
       <w:r>
         <w:rPr>
@@ -3608,7 +3589,7 @@
           <w:color w:val="1A1A1A"/>
           <w:sz w:val="20"/>
         </w:rPr>
-        <w:t xml:space="preserve"> = 1]</w:t>
+        <w:t xml:space="preserve"> rows were ignored [the quotient was never taken]</w:t>
       </w:r>
     </w:p>
     <w:p>
